--- a/Отчёт.docx
+++ b/Отчёт.docx
@@ -2467,960 +2467,30 @@
     <w:p>
       <w:pPr>
         <w:pStyle w:val="a"/>
-        <w:rPr>
-          <w:lang w:val="en-US"/>
-        </w:rPr>
-      </w:pPr>
-    </w:p>
-    <w:p>
-      <w:pPr>
-        <w:pStyle w:val="a"/>
         <w:ind w:firstLine="0"/>
       </w:pPr>
-      <w:r>
-        <w:t>Т</w:t>
-      </w:r>
-      <w:r>
-        <w:t>аблица</w:t>
-      </w:r>
-      <w:r>
-        <w:t xml:space="preserve"> 1 – Р</w:t>
-      </w:r>
-      <w:r>
-        <w:t>езульта</w:t>
-      </w:r>
-      <w:r>
-        <w:t>ты</w:t>
-      </w:r>
-      <w:r>
-        <w:t xml:space="preserve"> расчета метрик</w:t>
+    </w:p>
+    <w:p>
+      <w:pPr>
+        <w:pStyle w:val="a"/>
+        <w:ind w:firstLine="0"/>
+      </w:pPr>
+      <w:r>
+        <w:t xml:space="preserve">Таблица </w:t>
+      </w:r>
+      <w:r>
+        <w:t>1</w:t>
+      </w:r>
+      <w:r>
+        <w:t xml:space="preserve"> – Операторы</w:t>
+      </w:r>
+      <w:r>
+        <w:t xml:space="preserve"> и операнды</w:t>
       </w:r>
     </w:p>
     <w:tbl>
       <w:tblPr>
-        <w:tblW w:w="5000" w:type="pct"/>
-        <w:tblBorders>
-          <w:top w:val="single" w:sz="4" w:space="0" w:color="auto"/>
-          <w:left w:val="single" w:sz="4" w:space="0" w:color="auto"/>
-          <w:bottom w:val="single" w:sz="4" w:space="0" w:color="auto"/>
-          <w:right w:val="single" w:sz="4" w:space="0" w:color="auto"/>
-          <w:insideH w:val="single" w:sz="4" w:space="0" w:color="auto"/>
-          <w:insideV w:val="single" w:sz="4" w:space="0" w:color="auto"/>
-        </w:tblBorders>
-        <w:tblCellMar>
-          <w:top w:w="15" w:type="dxa"/>
-          <w:left w:w="15" w:type="dxa"/>
-          <w:bottom w:w="15" w:type="dxa"/>
-          <w:right w:w="15" w:type="dxa"/>
-        </w:tblCellMar>
-        <w:tblLook w:val="04A0" w:firstRow="1" w:lastRow="0" w:firstColumn="1" w:lastColumn="0" w:noHBand="0" w:noVBand="1"/>
-      </w:tblPr>
-      <w:tblGrid>
-        <w:gridCol w:w="4741"/>
-        <w:gridCol w:w="2635"/>
-        <w:gridCol w:w="1968"/>
-      </w:tblGrid>
-      <w:tr>
-        <w:trPr>
-          <w:tblHeader/>
-        </w:trPr>
-        <w:tc>
-          <w:tcPr>
-            <w:tcW w:w="0" w:type="auto"/>
-            <w:tcMar>
-              <w:top w:w="120" w:type="dxa"/>
-              <w:left w:w="120" w:type="dxa"/>
-              <w:bottom w:w="120" w:type="dxa"/>
-              <w:right w:w="120" w:type="dxa"/>
-            </w:tcMar>
-            <w:vAlign w:val="center"/>
-            <w:hideMark/>
-          </w:tcPr>
-          <w:p>
-            <w:pPr>
-              <w:pStyle w:val="a"/>
-              <w:ind w:firstLine="0"/>
-            </w:pPr>
-            <w:r>
-              <w:t>Метрика</w:t>
-            </w:r>
-          </w:p>
-        </w:tc>
-        <w:tc>
-          <w:tcPr>
-            <w:tcW w:w="0" w:type="auto"/>
-            <w:tcMar>
-              <w:top w:w="120" w:type="dxa"/>
-              <w:left w:w="120" w:type="dxa"/>
-              <w:bottom w:w="120" w:type="dxa"/>
-              <w:right w:w="120" w:type="dxa"/>
-            </w:tcMar>
-            <w:vAlign w:val="center"/>
-            <w:hideMark/>
-          </w:tcPr>
-          <w:p>
-            <w:pPr>
-              <w:pStyle w:val="a"/>
-              <w:ind w:firstLine="0"/>
-            </w:pPr>
-            <w:r>
-              <w:t>Обозначение</w:t>
-            </w:r>
-          </w:p>
-        </w:tc>
-        <w:tc>
-          <w:tcPr>
-            <w:tcW w:w="0" w:type="auto"/>
-            <w:tcMar>
-              <w:top w:w="120" w:type="dxa"/>
-              <w:left w:w="120" w:type="dxa"/>
-              <w:bottom w:w="120" w:type="dxa"/>
-              <w:right w:w="120" w:type="dxa"/>
-            </w:tcMar>
-            <w:vAlign w:val="center"/>
-            <w:hideMark/>
-          </w:tcPr>
-          <w:p>
-            <w:pPr>
-              <w:pStyle w:val="a"/>
-              <w:ind w:firstLine="0"/>
-            </w:pPr>
-            <w:r>
-              <w:t>Значение</w:t>
-            </w:r>
-          </w:p>
-        </w:tc>
-      </w:tr>
-      <w:tr>
-        <w:tc>
-          <w:tcPr>
-            <w:tcW w:w="0" w:type="auto"/>
-            <w:tcMar>
-              <w:top w:w="120" w:type="dxa"/>
-              <w:left w:w="120" w:type="dxa"/>
-              <w:bottom w:w="120" w:type="dxa"/>
-              <w:right w:w="120" w:type="dxa"/>
-            </w:tcMar>
-            <w:vAlign w:val="center"/>
-            <w:hideMark/>
-          </w:tcPr>
-          <w:p>
-            <w:pPr>
-              <w:pStyle w:val="a"/>
-              <w:ind w:firstLine="0"/>
-            </w:pPr>
-            <w:r>
-              <w:t>Словарь операторов</w:t>
-            </w:r>
-          </w:p>
-        </w:tc>
-        <w:tc>
-          <w:tcPr>
-            <w:tcW w:w="0" w:type="auto"/>
-            <w:tcMar>
-              <w:top w:w="120" w:type="dxa"/>
-              <w:left w:w="120" w:type="dxa"/>
-              <w:bottom w:w="120" w:type="dxa"/>
-              <w:right w:w="120" w:type="dxa"/>
-            </w:tcMar>
-            <w:vAlign w:val="center"/>
-            <w:hideMark/>
-          </w:tcPr>
-          <w:p>
-            <w:pPr>
-              <w:pStyle w:val="a"/>
-              <w:ind w:firstLine="0"/>
-            </w:pPr>
-            <m:oMathPara>
-              <m:oMath>
-                <m:sSub>
-                  <m:sSubPr>
-                    <m:ctrlPr>
-                      <w:rPr>
-                        <w:rFonts w:ascii="Cambria Math" w:hAnsi="Cambria Math"/>
-                      </w:rPr>
-                    </m:ctrlPr>
-                  </m:sSubPr>
-                  <m:e>
-                    <m:r>
-                      <w:rPr>
-                        <w:rFonts w:ascii="Cambria Math" w:hAnsi="Cambria Math"/>
-                      </w:rPr>
-                      <m:t>n</m:t>
-                    </m:r>
-                  </m:e>
-                  <m:sub>
-                    <m:r>
-                      <m:rPr>
-                        <m:sty m:val="p"/>
-                      </m:rPr>
-                      <w:rPr>
-                        <w:rFonts w:ascii="Cambria Math" w:hAnsi="Cambria Math"/>
-                      </w:rPr>
-                      <m:t>1</m:t>
-                    </m:r>
-                  </m:sub>
-                </m:sSub>
-              </m:oMath>
-            </m:oMathPara>
-          </w:p>
-        </w:tc>
-        <w:tc>
-          <w:tcPr>
-            <w:tcW w:w="0" w:type="auto"/>
-            <w:tcMar>
-              <w:top w:w="120" w:type="dxa"/>
-              <w:left w:w="120" w:type="dxa"/>
-              <w:bottom w:w="120" w:type="dxa"/>
-              <w:right w:w="120" w:type="dxa"/>
-            </w:tcMar>
-            <w:vAlign w:val="center"/>
-          </w:tcPr>
-          <w:p>
-            <w:pPr>
-              <w:pStyle w:val="a"/>
-              <w:ind w:firstLine="0"/>
-            </w:pPr>
-            <w:r>
-              <w:t>20</w:t>
-            </w:r>
-          </w:p>
-        </w:tc>
-      </w:tr>
-      <w:tr>
-        <w:tc>
-          <w:tcPr>
-            <w:tcW w:w="0" w:type="auto"/>
-            <w:tcMar>
-              <w:top w:w="120" w:type="dxa"/>
-              <w:left w:w="120" w:type="dxa"/>
-              <w:bottom w:w="120" w:type="dxa"/>
-              <w:right w:w="120" w:type="dxa"/>
-            </w:tcMar>
-            <w:vAlign w:val="center"/>
-            <w:hideMark/>
-          </w:tcPr>
-          <w:p>
-            <w:pPr>
-              <w:pStyle w:val="a"/>
-              <w:ind w:firstLine="0"/>
-            </w:pPr>
-            <w:r>
-              <w:t>Общее число операторов</w:t>
-            </w:r>
-          </w:p>
-        </w:tc>
-        <w:tc>
-          <w:tcPr>
-            <w:tcW w:w="0" w:type="auto"/>
-            <w:tcMar>
-              <w:top w:w="120" w:type="dxa"/>
-              <w:left w:w="120" w:type="dxa"/>
-              <w:bottom w:w="120" w:type="dxa"/>
-              <w:right w:w="120" w:type="dxa"/>
-            </w:tcMar>
-            <w:vAlign w:val="center"/>
-            <w:hideMark/>
-          </w:tcPr>
-          <w:p>
-            <w:pPr>
-              <w:pStyle w:val="a"/>
-              <w:ind w:firstLine="0"/>
-            </w:pPr>
-            <m:oMathPara>
-              <m:oMath>
-                <m:sSub>
-                  <m:sSubPr>
-                    <m:ctrlPr>
-                      <w:rPr>
-                        <w:rFonts w:ascii="Cambria Math" w:hAnsi="Cambria Math"/>
-                      </w:rPr>
-                    </m:ctrlPr>
-                  </m:sSubPr>
-                  <m:e>
-                    <m:r>
-                      <w:rPr>
-                        <w:rFonts w:ascii="Cambria Math" w:hAnsi="Cambria Math"/>
-                      </w:rPr>
-                      <m:t>N</m:t>
-                    </m:r>
-                  </m:e>
-                  <m:sub>
-                    <m:r>
-                      <m:rPr>
-                        <m:sty m:val="p"/>
-                      </m:rPr>
-                      <w:rPr>
-                        <w:rFonts w:ascii="Cambria Math" w:hAnsi="Cambria Math"/>
-                      </w:rPr>
-                      <m:t>1</m:t>
-                    </m:r>
-                  </m:sub>
-                </m:sSub>
-              </m:oMath>
-            </m:oMathPara>
-          </w:p>
-        </w:tc>
-        <w:tc>
-          <w:tcPr>
-            <w:tcW w:w="0" w:type="auto"/>
-            <w:tcMar>
-              <w:top w:w="120" w:type="dxa"/>
-              <w:left w:w="120" w:type="dxa"/>
-              <w:bottom w:w="120" w:type="dxa"/>
-              <w:right w:w="120" w:type="dxa"/>
-            </w:tcMar>
-            <w:vAlign w:val="center"/>
-          </w:tcPr>
-          <w:p>
-            <w:pPr>
-              <w:pStyle w:val="a"/>
-              <w:ind w:firstLine="0"/>
-            </w:pPr>
-            <w:r>
-              <w:t>16</w:t>
-            </w:r>
-            <w:r>
-              <w:t>9</w:t>
-            </w:r>
-          </w:p>
-        </w:tc>
-      </w:tr>
-      <w:tr>
-        <w:tc>
-          <w:tcPr>
-            <w:tcW w:w="0" w:type="auto"/>
-            <w:tcMar>
-              <w:top w:w="120" w:type="dxa"/>
-              <w:left w:w="120" w:type="dxa"/>
-              <w:bottom w:w="120" w:type="dxa"/>
-              <w:right w:w="120" w:type="dxa"/>
-            </w:tcMar>
-            <w:vAlign w:val="center"/>
-            <w:hideMark/>
-          </w:tcPr>
-          <w:p>
-            <w:pPr>
-              <w:pStyle w:val="a"/>
-              <w:ind w:firstLine="0"/>
-            </w:pPr>
-            <w:r>
-              <w:t>Словарь операндов</w:t>
-            </w:r>
-          </w:p>
-        </w:tc>
-        <w:tc>
-          <w:tcPr>
-            <w:tcW w:w="0" w:type="auto"/>
-            <w:tcMar>
-              <w:top w:w="120" w:type="dxa"/>
-              <w:left w:w="120" w:type="dxa"/>
-              <w:bottom w:w="120" w:type="dxa"/>
-              <w:right w:w="120" w:type="dxa"/>
-            </w:tcMar>
-            <w:vAlign w:val="center"/>
-            <w:hideMark/>
-          </w:tcPr>
-          <w:p>
-            <w:pPr>
-              <w:pStyle w:val="a"/>
-              <w:ind w:firstLine="0"/>
-            </w:pPr>
-            <m:oMathPara>
-              <m:oMath>
-                <m:sSub>
-                  <m:sSubPr>
-                    <m:ctrlPr>
-                      <w:rPr>
-                        <w:rFonts w:ascii="Cambria Math" w:hAnsi="Cambria Math"/>
-                      </w:rPr>
-                    </m:ctrlPr>
-                  </m:sSubPr>
-                  <m:e>
-                    <m:r>
-                      <w:rPr>
-                        <w:rFonts w:ascii="Cambria Math" w:hAnsi="Cambria Math"/>
-                      </w:rPr>
-                      <m:t>n</m:t>
-                    </m:r>
-                  </m:e>
-                  <m:sub>
-                    <m:r>
-                      <m:rPr>
-                        <m:sty m:val="p"/>
-                      </m:rPr>
-                      <w:rPr>
-                        <w:rFonts w:ascii="Cambria Math" w:hAnsi="Cambria Math"/>
-                      </w:rPr>
-                      <m:t>2</m:t>
-                    </m:r>
-                  </m:sub>
-                </m:sSub>
-              </m:oMath>
-            </m:oMathPara>
-          </w:p>
-        </w:tc>
-        <w:tc>
-          <w:tcPr>
-            <w:tcW w:w="0" w:type="auto"/>
-            <w:tcMar>
-              <w:top w:w="120" w:type="dxa"/>
-              <w:left w:w="120" w:type="dxa"/>
-              <w:bottom w:w="120" w:type="dxa"/>
-              <w:right w:w="120" w:type="dxa"/>
-            </w:tcMar>
-            <w:vAlign w:val="center"/>
-          </w:tcPr>
-          <w:p>
-            <w:pPr>
-              <w:pStyle w:val="a"/>
-              <w:ind w:firstLine="0"/>
-            </w:pPr>
-            <w:r>
-              <w:t>25</w:t>
-            </w:r>
-          </w:p>
-        </w:tc>
-      </w:tr>
-      <w:tr>
-        <w:tc>
-          <w:tcPr>
-            <w:tcW w:w="0" w:type="auto"/>
-            <w:tcMar>
-              <w:top w:w="120" w:type="dxa"/>
-              <w:left w:w="120" w:type="dxa"/>
-              <w:bottom w:w="120" w:type="dxa"/>
-              <w:right w:w="120" w:type="dxa"/>
-            </w:tcMar>
-            <w:vAlign w:val="center"/>
-            <w:hideMark/>
-          </w:tcPr>
-          <w:p>
-            <w:pPr>
-              <w:pStyle w:val="a"/>
-              <w:ind w:firstLine="0"/>
-            </w:pPr>
-            <w:r>
-              <w:t>Общее число операндов</w:t>
-            </w:r>
-          </w:p>
-        </w:tc>
-        <w:tc>
-          <w:tcPr>
-            <w:tcW w:w="0" w:type="auto"/>
-            <w:tcMar>
-              <w:top w:w="120" w:type="dxa"/>
-              <w:left w:w="120" w:type="dxa"/>
-              <w:bottom w:w="120" w:type="dxa"/>
-              <w:right w:w="120" w:type="dxa"/>
-            </w:tcMar>
-            <w:vAlign w:val="center"/>
-            <w:hideMark/>
-          </w:tcPr>
-          <w:p>
-            <w:pPr>
-              <w:pStyle w:val="a"/>
-              <w:ind w:firstLine="0"/>
-            </w:pPr>
-            <m:oMathPara>
-              <m:oMath>
-                <m:sSub>
-                  <m:sSubPr>
-                    <m:ctrlPr>
-                      <w:rPr>
-                        <w:rFonts w:ascii="Cambria Math" w:hAnsi="Cambria Math"/>
-                      </w:rPr>
-                    </m:ctrlPr>
-                  </m:sSubPr>
-                  <m:e>
-                    <m:r>
-                      <w:rPr>
-                        <w:rFonts w:ascii="Cambria Math" w:hAnsi="Cambria Math"/>
-                      </w:rPr>
-                      <m:t>N</m:t>
-                    </m:r>
-                  </m:e>
-                  <m:sub>
-                    <m:r>
-                      <m:rPr>
-                        <m:sty m:val="p"/>
-                      </m:rPr>
-                      <w:rPr>
-                        <w:rFonts w:ascii="Cambria Math" w:hAnsi="Cambria Math"/>
-                      </w:rPr>
-                      <m:t>2</m:t>
-                    </m:r>
-                  </m:sub>
-                </m:sSub>
-              </m:oMath>
-            </m:oMathPara>
-          </w:p>
-        </w:tc>
-        <w:tc>
-          <w:tcPr>
-            <w:tcW w:w="0" w:type="auto"/>
-            <w:tcMar>
-              <w:top w:w="120" w:type="dxa"/>
-              <w:left w:w="120" w:type="dxa"/>
-              <w:bottom w:w="120" w:type="dxa"/>
-              <w:right w:w="120" w:type="dxa"/>
-            </w:tcMar>
-            <w:vAlign w:val="center"/>
-          </w:tcPr>
-          <w:p>
-            <w:pPr>
-              <w:pStyle w:val="a"/>
-              <w:ind w:firstLine="0"/>
-            </w:pPr>
-            <w:r>
-              <w:t>197</w:t>
-            </w:r>
-          </w:p>
-        </w:tc>
-      </w:tr>
-      <w:tr>
-        <w:tc>
-          <w:tcPr>
-            <w:tcW w:w="0" w:type="auto"/>
-            <w:tcMar>
-              <w:top w:w="120" w:type="dxa"/>
-              <w:left w:w="120" w:type="dxa"/>
-              <w:bottom w:w="120" w:type="dxa"/>
-              <w:right w:w="120" w:type="dxa"/>
-            </w:tcMar>
-            <w:vAlign w:val="center"/>
-            <w:hideMark/>
-          </w:tcPr>
-          <w:p>
-            <w:pPr>
-              <w:pStyle w:val="a"/>
-              <w:ind w:firstLine="0"/>
-            </w:pPr>
-            <w:r>
-              <w:t>Словарь программы</w:t>
-            </w:r>
-          </w:p>
-        </w:tc>
-        <w:tc>
-          <w:tcPr>
-            <w:tcW w:w="0" w:type="auto"/>
-            <w:tcMar>
-              <w:top w:w="120" w:type="dxa"/>
-              <w:left w:w="120" w:type="dxa"/>
-              <w:bottom w:w="120" w:type="dxa"/>
-              <w:right w:w="120" w:type="dxa"/>
-            </w:tcMar>
-            <w:vAlign w:val="center"/>
-            <w:hideMark/>
-          </w:tcPr>
-          <w:p>
-            <w:pPr>
-              <w:pStyle w:val="a"/>
-              <w:ind w:firstLine="0"/>
-            </w:pPr>
-            <m:oMathPara>
-              <m:oMath>
-                <m:r>
-                  <w:rPr>
-                    <w:rFonts w:ascii="Cambria Math" w:hAnsi="Cambria Math"/>
-                  </w:rPr>
-                  <m:t>η</m:t>
-                </m:r>
-                <m:r>
-                  <m:rPr>
-                    <m:sty m:val="p"/>
-                  </m:rPr>
-                  <w:rPr>
-                    <w:rFonts w:ascii="Cambria Math" w:hAnsi="Cambria Math"/>
-                  </w:rPr>
-                  <m:t>=</m:t>
-                </m:r>
-                <m:sSub>
-                  <m:sSubPr>
-                    <m:ctrlPr>
-                      <w:rPr>
-                        <w:rFonts w:ascii="Cambria Math" w:hAnsi="Cambria Math"/>
-                      </w:rPr>
-                    </m:ctrlPr>
-                  </m:sSubPr>
-                  <m:e>
-                    <m:r>
-                      <w:rPr>
-                        <w:rFonts w:ascii="Cambria Math" w:hAnsi="Cambria Math"/>
-                      </w:rPr>
-                      <m:t>n</m:t>
-                    </m:r>
-                  </m:e>
-                  <m:sub>
-                    <m:r>
-                      <m:rPr>
-                        <m:sty m:val="p"/>
-                      </m:rPr>
-                      <w:rPr>
-                        <w:rFonts w:ascii="Cambria Math" w:hAnsi="Cambria Math"/>
-                      </w:rPr>
-                      <m:t>1</m:t>
-                    </m:r>
-                  </m:sub>
-                </m:sSub>
-                <m:r>
-                  <m:rPr>
-                    <m:sty m:val="p"/>
-                  </m:rPr>
-                  <w:rPr>
-                    <w:rFonts w:ascii="Cambria Math" w:hAnsi="Cambria Math"/>
-                  </w:rPr>
-                  <m:t>+</m:t>
-                </m:r>
-                <m:sSub>
-                  <m:sSubPr>
-                    <m:ctrlPr>
-                      <w:rPr>
-                        <w:rFonts w:ascii="Cambria Math" w:hAnsi="Cambria Math"/>
-                      </w:rPr>
-                    </m:ctrlPr>
-                  </m:sSubPr>
-                  <m:e>
-                    <m:r>
-                      <w:rPr>
-                        <w:rFonts w:ascii="Cambria Math" w:hAnsi="Cambria Math"/>
-                      </w:rPr>
-                      <m:t>n</m:t>
-                    </m:r>
-                  </m:e>
-                  <m:sub>
-                    <m:r>
-                      <m:rPr>
-                        <m:sty m:val="p"/>
-                      </m:rPr>
-                      <w:rPr>
-                        <w:rFonts w:ascii="Cambria Math" w:hAnsi="Cambria Math"/>
-                      </w:rPr>
-                      <m:t>2</m:t>
-                    </m:r>
-                  </m:sub>
-                </m:sSub>
-              </m:oMath>
-            </m:oMathPara>
-          </w:p>
-        </w:tc>
-        <w:tc>
-          <w:tcPr>
-            <w:tcW w:w="0" w:type="auto"/>
-            <w:tcMar>
-              <w:top w:w="120" w:type="dxa"/>
-              <w:left w:w="120" w:type="dxa"/>
-              <w:bottom w:w="120" w:type="dxa"/>
-              <w:right w:w="120" w:type="dxa"/>
-            </w:tcMar>
-            <w:vAlign w:val="center"/>
-          </w:tcPr>
-          <w:p>
-            <w:pPr>
-              <w:pStyle w:val="a"/>
-              <w:ind w:firstLine="0"/>
-            </w:pPr>
-            <w:r>
-              <w:t>45</w:t>
-            </w:r>
-          </w:p>
-        </w:tc>
-      </w:tr>
-      <w:tr>
-        <w:tc>
-          <w:tcPr>
-            <w:tcW w:w="0" w:type="auto"/>
-            <w:tcMar>
-              <w:top w:w="120" w:type="dxa"/>
-              <w:left w:w="120" w:type="dxa"/>
-              <w:bottom w:w="120" w:type="dxa"/>
-              <w:right w:w="120" w:type="dxa"/>
-            </w:tcMar>
-            <w:vAlign w:val="center"/>
-            <w:hideMark/>
-          </w:tcPr>
-          <w:p>
-            <w:pPr>
-              <w:pStyle w:val="a"/>
-              <w:ind w:firstLine="0"/>
-            </w:pPr>
-            <w:r>
-              <w:t>Длина программы</w:t>
-            </w:r>
-          </w:p>
-        </w:tc>
-        <w:tc>
-          <w:tcPr>
-            <w:tcW w:w="0" w:type="auto"/>
-            <w:tcMar>
-              <w:top w:w="120" w:type="dxa"/>
-              <w:left w:w="120" w:type="dxa"/>
-              <w:bottom w:w="120" w:type="dxa"/>
-              <w:right w:w="120" w:type="dxa"/>
-            </w:tcMar>
-            <w:vAlign w:val="center"/>
-            <w:hideMark/>
-          </w:tcPr>
-          <w:p>
-            <w:pPr>
-              <w:pStyle w:val="a"/>
-              <w:ind w:firstLine="0"/>
-            </w:pPr>
-            <m:oMathPara>
-              <m:oMath>
-                <m:r>
-                  <w:rPr>
-                    <w:rFonts w:ascii="Cambria Math" w:hAnsi="Cambria Math"/>
-                  </w:rPr>
-                  <m:t>N</m:t>
-                </m:r>
-                <m:r>
-                  <m:rPr>
-                    <m:sty m:val="p"/>
-                  </m:rPr>
-                  <w:rPr>
-                    <w:rFonts w:ascii="Cambria Math" w:hAnsi="Cambria Math"/>
-                  </w:rPr>
-                  <m:t>=</m:t>
-                </m:r>
-                <m:sSub>
-                  <m:sSubPr>
-                    <m:ctrlPr>
-                      <w:rPr>
-                        <w:rFonts w:ascii="Cambria Math" w:hAnsi="Cambria Math"/>
-                      </w:rPr>
-                    </m:ctrlPr>
-                  </m:sSubPr>
-                  <m:e>
-                    <m:r>
-                      <w:rPr>
-                        <w:rFonts w:ascii="Cambria Math" w:hAnsi="Cambria Math"/>
-                      </w:rPr>
-                      <m:t>N</m:t>
-                    </m:r>
-                  </m:e>
-                  <m:sub>
-                    <m:r>
-                      <m:rPr>
-                        <m:sty m:val="p"/>
-                      </m:rPr>
-                      <w:rPr>
-                        <w:rFonts w:ascii="Cambria Math" w:hAnsi="Cambria Math"/>
-                      </w:rPr>
-                      <m:t>1</m:t>
-                    </m:r>
-                  </m:sub>
-                </m:sSub>
-                <m:r>
-                  <m:rPr>
-                    <m:sty m:val="p"/>
-                  </m:rPr>
-                  <w:rPr>
-                    <w:rFonts w:ascii="Cambria Math" w:hAnsi="Cambria Math"/>
-                  </w:rPr>
-                  <m:t>+</m:t>
-                </m:r>
-                <m:sSub>
-                  <m:sSubPr>
-                    <m:ctrlPr>
-                      <w:rPr>
-                        <w:rFonts w:ascii="Cambria Math" w:hAnsi="Cambria Math"/>
-                      </w:rPr>
-                    </m:ctrlPr>
-                  </m:sSubPr>
-                  <m:e>
-                    <m:r>
-                      <w:rPr>
-                        <w:rFonts w:ascii="Cambria Math" w:hAnsi="Cambria Math"/>
-                      </w:rPr>
-                      <m:t>N</m:t>
-                    </m:r>
-                  </m:e>
-                  <m:sub>
-                    <m:r>
-                      <m:rPr>
-                        <m:sty m:val="p"/>
-                      </m:rPr>
-                      <w:rPr>
-                        <w:rFonts w:ascii="Cambria Math" w:hAnsi="Cambria Math"/>
-                      </w:rPr>
-                      <m:t>2</m:t>
-                    </m:r>
-                  </m:sub>
-                </m:sSub>
-              </m:oMath>
-            </m:oMathPara>
-          </w:p>
-        </w:tc>
-        <w:tc>
-          <w:tcPr>
-            <w:tcW w:w="0" w:type="auto"/>
-            <w:tcMar>
-              <w:top w:w="120" w:type="dxa"/>
-              <w:left w:w="120" w:type="dxa"/>
-              <w:bottom w:w="120" w:type="dxa"/>
-              <w:right w:w="120" w:type="dxa"/>
-            </w:tcMar>
-            <w:vAlign w:val="center"/>
-          </w:tcPr>
-          <w:p>
-            <w:pPr>
-              <w:pStyle w:val="a"/>
-              <w:ind w:firstLine="0"/>
-            </w:pPr>
-            <w:r>
-              <w:t>36</w:t>
-            </w:r>
-            <w:r>
-              <w:t>6</w:t>
-            </w:r>
-          </w:p>
-        </w:tc>
-      </w:tr>
-      <w:tr>
-        <w:tc>
-          <w:tcPr>
-            <w:tcW w:w="0" w:type="auto"/>
-            <w:tcMar>
-              <w:top w:w="120" w:type="dxa"/>
-              <w:left w:w="120" w:type="dxa"/>
-              <w:bottom w:w="120" w:type="dxa"/>
-              <w:right w:w="120" w:type="dxa"/>
-            </w:tcMar>
-            <w:vAlign w:val="center"/>
-            <w:hideMark/>
-          </w:tcPr>
-          <w:p>
-            <w:pPr>
-              <w:pStyle w:val="a"/>
-              <w:ind w:firstLine="0"/>
-            </w:pPr>
-            <w:r>
-              <w:t>Объём программы, бит</w:t>
-            </w:r>
-          </w:p>
-        </w:tc>
-        <w:tc>
-          <w:tcPr>
-            <w:tcW w:w="0" w:type="auto"/>
-            <w:tcMar>
-              <w:top w:w="120" w:type="dxa"/>
-              <w:left w:w="120" w:type="dxa"/>
-              <w:bottom w:w="120" w:type="dxa"/>
-              <w:right w:w="120" w:type="dxa"/>
-            </w:tcMar>
-            <w:vAlign w:val="center"/>
-            <w:hideMark/>
-          </w:tcPr>
-          <w:p>
-            <w:pPr>
-              <w:pStyle w:val="a"/>
-              <w:ind w:firstLine="0"/>
-            </w:pPr>
-            <m:oMathPara>
-              <m:oMath>
-                <m:r>
-                  <w:rPr>
-                    <w:rFonts w:ascii="Cambria Math" w:hAnsi="Cambria Math"/>
-                  </w:rPr>
-                  <m:t>V</m:t>
-                </m:r>
-                <m:r>
-                  <m:rPr>
-                    <m:sty m:val="p"/>
-                  </m:rPr>
-                  <w:rPr>
-                    <w:rFonts w:ascii="Cambria Math" w:hAnsi="Cambria Math"/>
-                  </w:rPr>
-                  <m:t>=</m:t>
-                </m:r>
-                <m:r>
-                  <w:rPr>
-                    <w:rFonts w:ascii="Cambria Math" w:hAnsi="Cambria Math"/>
-                  </w:rPr>
-                  <m:t>N</m:t>
-                </m:r>
-                <m:sSub>
-                  <m:sSubPr>
-                    <m:ctrlPr>
-                      <w:rPr>
-                        <w:rFonts w:ascii="Cambria Math" w:hAnsi="Cambria Math"/>
-                      </w:rPr>
-                    </m:ctrlPr>
-                  </m:sSubPr>
-                  <m:e>
-                    <m:r>
-                      <m:rPr>
-                        <m:sty m:val="p"/>
-                      </m:rPr>
-                      <w:rPr>
-                        <w:rFonts w:ascii="Cambria Math" w:hAnsi="Cambria Math"/>
-                      </w:rPr>
-                      <m:t>log</m:t>
-                    </m:r>
-                  </m:e>
-                  <m:sub>
-                    <m:r>
-                      <m:rPr>
-                        <m:sty m:val="p"/>
-                      </m:rPr>
-                      <w:rPr>
-                        <w:rFonts w:ascii="Cambria Math" w:hAnsi="Cambria Math"/>
-                      </w:rPr>
-                      <m:t>2</m:t>
-                    </m:r>
-                  </m:sub>
-                </m:sSub>
-                <m:r>
-                  <w:rPr>
-                    <w:rFonts w:ascii="Cambria Math" w:hAnsi="Cambria Math"/>
-                  </w:rPr>
-                  <m:t>η</m:t>
-                </m:r>
-              </m:oMath>
-            </m:oMathPara>
-          </w:p>
-        </w:tc>
-        <w:tc>
-          <w:tcPr>
-            <w:tcW w:w="0" w:type="auto"/>
-            <w:tcMar>
-              <w:top w:w="120" w:type="dxa"/>
-              <w:left w:w="120" w:type="dxa"/>
-              <w:bottom w:w="120" w:type="dxa"/>
-              <w:right w:w="120" w:type="dxa"/>
-            </w:tcMar>
-            <w:vAlign w:val="center"/>
-          </w:tcPr>
-          <w:p>
-            <w:pPr>
-              <w:pStyle w:val="a"/>
-              <w:ind w:firstLine="0"/>
-            </w:pPr>
-            <w:r>
-              <w:t>2010,018</w:t>
-            </w:r>
-          </w:p>
-        </w:tc>
-      </w:tr>
-    </w:tbl>
-    <w:p>
-      <w:pPr>
-        <w:pStyle w:val="a"/>
-      </w:pPr>
-    </w:p>
-    <w:p>
-      <w:pPr>
-        <w:pStyle w:val="a"/>
-        <w:ind w:firstLine="0"/>
-      </w:pPr>
-      <w:r>
-        <w:t>Таблица 2 – Операторы</w:t>
-      </w:r>
-    </w:p>
-    <w:tbl>
-      <w:tblPr>
-        <w:tblW w:w="3430" w:type="pct"/>
+        <w:tblW w:w="4094" w:type="pct"/>
         <w:tblBorders>
           <w:top w:val="single" w:sz="4" w:space="0" w:color="auto"/>
           <w:left w:val="single" w:sz="4" w:space="0" w:color="auto"/>
@@ -3439,8 +2509,11 @@
       </w:tblPr>
       <w:tblGrid>
         <w:gridCol w:w="1144"/>
-        <w:gridCol w:w="3861"/>
         <w:gridCol w:w="1405"/>
+        <w:gridCol w:w="1276"/>
+        <w:gridCol w:w="1276"/>
+        <w:gridCol w:w="1275"/>
+        <w:gridCol w:w="1275"/>
       </w:tblGrid>
       <w:tr>
         <w:trPr>
@@ -3449,7 +2522,7 @@
         </w:trPr>
         <w:tc>
           <w:tcPr>
-            <w:tcW w:w="892" w:type="pct"/>
+            <w:tcW w:w="748" w:type="pct"/>
             <w:tcMar>
               <w:top w:w="120" w:type="dxa"/>
               <w:left w:w="120" w:type="dxa"/>
@@ -3463,15 +2536,23 @@
             <w:pPr>
               <w:pStyle w:val="a"/>
               <w:ind w:firstLine="0"/>
-            </w:pPr>
-            <w:r>
+              <w:rPr>
+                <w:sz w:val="24"/>
+                <w:szCs w:val="24"/>
+              </w:rPr>
+            </w:pPr>
+            <w:r>
+              <w:rPr>
+                <w:sz w:val="24"/>
+                <w:szCs w:val="24"/>
+              </w:rPr>
               <w:t>№</w:t>
             </w:r>
           </w:p>
         </w:tc>
         <w:tc>
           <w:tcPr>
-            <w:tcW w:w="3012" w:type="pct"/>
+            <w:tcW w:w="918" w:type="pct"/>
             <w:tcMar>
               <w:top w:w="120" w:type="dxa"/>
               <w:left w:w="120" w:type="dxa"/>
@@ -3485,15 +2566,23 @@
             <w:pPr>
               <w:pStyle w:val="a"/>
               <w:ind w:firstLine="0"/>
-            </w:pPr>
-            <w:r>
+              <w:rPr>
+                <w:sz w:val="24"/>
+                <w:szCs w:val="24"/>
+              </w:rPr>
+            </w:pPr>
+            <w:r>
+              <w:rPr>
+                <w:sz w:val="24"/>
+                <w:szCs w:val="24"/>
+              </w:rPr>
               <w:t>Оператор</w:t>
             </w:r>
           </w:p>
         </w:tc>
         <w:tc>
           <w:tcPr>
-            <w:tcW w:w="1096" w:type="pct"/>
+            <w:tcW w:w="834" w:type="pct"/>
             <w:tcMar>
               <w:top w:w="120" w:type="dxa"/>
               <w:left w:w="120" w:type="dxa"/>
@@ -3507,9 +2596,83 @@
             <w:pPr>
               <w:pStyle w:val="a"/>
               <w:ind w:firstLine="0"/>
-            </w:pPr>
-            <w:r>
+              <w:rPr>
+                <w:sz w:val="24"/>
+                <w:szCs w:val="24"/>
+              </w:rPr>
+            </w:pPr>
+            <w:r>
+              <w:rPr>
+                <w:sz w:val="24"/>
+                <w:szCs w:val="24"/>
+              </w:rPr>
               <w:t>Частота</w:t>
+            </w:r>
+          </w:p>
+        </w:tc>
+        <w:tc>
+          <w:tcPr>
+            <w:tcW w:w="834" w:type="pct"/>
+          </w:tcPr>
+          <w:p>
+            <w:pPr>
+              <w:pStyle w:val="a"/>
+              <w:ind w:firstLine="0"/>
+              <w:rPr>
+                <w:sz w:val="24"/>
+                <w:szCs w:val="24"/>
+              </w:rPr>
+            </w:pPr>
+            <w:r>
+              <w:rPr>
+                <w:sz w:val="24"/>
+                <w:szCs w:val="24"/>
+              </w:rPr>
+              <w:t xml:space="preserve"> №</w:t>
+            </w:r>
+          </w:p>
+        </w:tc>
+        <w:tc>
+          <w:tcPr>
+            <w:tcW w:w="833" w:type="pct"/>
+          </w:tcPr>
+          <w:p>
+            <w:pPr>
+              <w:pStyle w:val="a"/>
+              <w:ind w:firstLine="0"/>
+              <w:rPr>
+                <w:sz w:val="24"/>
+                <w:szCs w:val="24"/>
+              </w:rPr>
+            </w:pPr>
+            <w:r>
+              <w:rPr>
+                <w:sz w:val="24"/>
+                <w:szCs w:val="24"/>
+              </w:rPr>
+              <w:t xml:space="preserve"> Операнд</w:t>
+            </w:r>
+          </w:p>
+        </w:tc>
+        <w:tc>
+          <w:tcPr>
+            <w:tcW w:w="833" w:type="pct"/>
+          </w:tcPr>
+          <w:p>
+            <w:pPr>
+              <w:pStyle w:val="a"/>
+              <w:ind w:firstLine="0"/>
+              <w:rPr>
+                <w:sz w:val="24"/>
+                <w:szCs w:val="24"/>
+              </w:rPr>
+            </w:pPr>
+            <w:r>
+              <w:rPr>
+                <w:sz w:val="24"/>
+                <w:szCs w:val="24"/>
+              </w:rPr>
+              <w:t xml:space="preserve"> Частота</w:t>
             </w:r>
           </w:p>
         </w:tc>
@@ -3520,7 +2683,7 @@
         </w:trPr>
         <w:tc>
           <w:tcPr>
-            <w:tcW w:w="892" w:type="pct"/>
+            <w:tcW w:w="748" w:type="pct"/>
             <w:tcMar>
               <w:top w:w="120" w:type="dxa"/>
               <w:left w:w="120" w:type="dxa"/>
@@ -3534,33 +2697,45 @@
             <w:pPr>
               <w:pStyle w:val="a"/>
               <w:ind w:firstLine="0"/>
-            </w:pPr>
-            <w:r>
+              <w:rPr>
+                <w:sz w:val="24"/>
+                <w:szCs w:val="24"/>
+              </w:rPr>
+            </w:pPr>
+            <w:r>
+              <w:rPr>
+                <w:sz w:val="24"/>
+                <w:szCs w:val="24"/>
+              </w:rPr>
               <w:t>1</w:t>
             </w:r>
           </w:p>
         </w:tc>
         <w:tc>
           <w:tcPr>
-            <w:tcW w:w="3012" w:type="pct"/>
-            <w:tcMar>
-              <w:top w:w="120" w:type="dxa"/>
-              <w:left w:w="120" w:type="dxa"/>
-              <w:bottom w:w="120" w:type="dxa"/>
-              <w:right w:w="120" w:type="dxa"/>
-            </w:tcMar>
-            <w:vAlign w:val="center"/>
-          </w:tcPr>
-          <w:p>
-            <w:pPr>
-              <w:pStyle w:val="a"/>
-              <w:ind w:firstLine="0"/>
-              <w:rPr>
-                <w:lang w:val="en-US"/>
-              </w:rPr>
-            </w:pPr>
-            <w:r>
-              <w:rPr>
+            <w:tcW w:w="918" w:type="pct"/>
+            <w:tcMar>
+              <w:top w:w="120" w:type="dxa"/>
+              <w:left w:w="120" w:type="dxa"/>
+              <w:bottom w:w="120" w:type="dxa"/>
+              <w:right w:w="120" w:type="dxa"/>
+            </w:tcMar>
+            <w:vAlign w:val="center"/>
+          </w:tcPr>
+          <w:p>
+            <w:pPr>
+              <w:pStyle w:val="a"/>
+              <w:ind w:firstLine="0"/>
+              <w:rPr>
+                <w:sz w:val="24"/>
+                <w:szCs w:val="24"/>
+                <w:lang w:val="en-US"/>
+              </w:rPr>
+            </w:pPr>
+            <w:r>
+              <w:rPr>
+                <w:sz w:val="24"/>
+                <w:szCs w:val="24"/>
                 <w:lang w:val="en-US"/>
               </w:rPr>
               <w:t>=</w:t>
@@ -3569,28 +2744,106 @@
         </w:tc>
         <w:tc>
           <w:tcPr>
-            <w:tcW w:w="1096" w:type="pct"/>
-            <w:tcMar>
-              <w:top w:w="120" w:type="dxa"/>
-              <w:left w:w="120" w:type="dxa"/>
-              <w:bottom w:w="120" w:type="dxa"/>
-              <w:right w:w="120" w:type="dxa"/>
-            </w:tcMar>
-            <w:vAlign w:val="center"/>
-          </w:tcPr>
-          <w:p>
-            <w:pPr>
-              <w:pStyle w:val="a"/>
-              <w:ind w:firstLine="0"/>
-              <w:rPr>
-                <w:lang w:val="en-US"/>
-              </w:rPr>
-            </w:pPr>
-            <w:r>
-              <w:rPr>
+            <w:tcW w:w="834" w:type="pct"/>
+            <w:tcMar>
+              <w:top w:w="120" w:type="dxa"/>
+              <w:left w:w="120" w:type="dxa"/>
+              <w:bottom w:w="120" w:type="dxa"/>
+              <w:right w:w="120" w:type="dxa"/>
+            </w:tcMar>
+            <w:vAlign w:val="center"/>
+          </w:tcPr>
+          <w:p>
+            <w:pPr>
+              <w:pStyle w:val="a"/>
+              <w:ind w:firstLine="0"/>
+              <w:rPr>
+                <w:sz w:val="24"/>
+                <w:szCs w:val="24"/>
+                <w:lang w:val="en-US"/>
+              </w:rPr>
+            </w:pPr>
+            <w:r>
+              <w:rPr>
+                <w:sz w:val="24"/>
+                <w:szCs w:val="24"/>
                 <w:lang w:val="en-US"/>
               </w:rPr>
               <w:t>49</w:t>
+            </w:r>
+          </w:p>
+        </w:tc>
+        <w:tc>
+          <w:tcPr>
+            <w:tcW w:w="834" w:type="pct"/>
+            <w:vAlign w:val="center"/>
+          </w:tcPr>
+          <w:p>
+            <w:pPr>
+              <w:pStyle w:val="a"/>
+              <w:ind w:firstLine="0"/>
+              <w:rPr>
+                <w:sz w:val="24"/>
+                <w:szCs w:val="24"/>
+                <w:lang w:val="en-US"/>
+              </w:rPr>
+            </w:pPr>
+            <w:r>
+              <w:rPr>
+                <w:sz w:val="24"/>
+                <w:szCs w:val="24"/>
+              </w:rPr>
+              <w:t>1</w:t>
+            </w:r>
+          </w:p>
+        </w:tc>
+        <w:tc>
+          <w:tcPr>
+            <w:tcW w:w="833" w:type="pct"/>
+            <w:vAlign w:val="center"/>
+          </w:tcPr>
+          <w:p>
+            <w:pPr>
+              <w:pStyle w:val="a"/>
+              <w:ind w:firstLine="0"/>
+              <w:rPr>
+                <w:sz w:val="24"/>
+                <w:szCs w:val="24"/>
+                <w:lang w:val="en-US"/>
+              </w:rPr>
+            </w:pPr>
+            <w:r>
+              <w:rPr>
+                <w:sz w:val="24"/>
+                <w:szCs w:val="24"/>
+                <w:lang w:val="en-US"/>
+              </w:rPr>
+              <w:t>r</w:t>
+            </w:r>
+          </w:p>
+        </w:tc>
+        <w:tc>
+          <w:tcPr>
+            <w:tcW w:w="833" w:type="pct"/>
+            <w:vAlign w:val="center"/>
+          </w:tcPr>
+          <w:p>
+            <w:pPr>
+              <w:pStyle w:val="a"/>
+              <w:ind w:firstLine="0"/>
+              <w:rPr>
+                <w:sz w:val="24"/>
+                <w:szCs w:val="24"/>
+                <w:lang w:val="en-US"/>
+              </w:rPr>
+            </w:pPr>
+            <w:r>
+              <w:rPr>
+                <w:sz w:val="24"/>
+                <w:szCs w:val="24"/>
+                <w:lang w:val="en-US"/>
+              </w:rPr>
+              <w:t>48</w:t>
             </w:r>
           </w:p>
         </w:tc>
@@ -3601,7 +2854,7 @@
         </w:trPr>
         <w:tc>
           <w:tcPr>
-            <w:tcW w:w="892" w:type="pct"/>
+            <w:tcW w:w="748" w:type="pct"/>
             <w:tcMar>
               <w:top w:w="120" w:type="dxa"/>
               <w:left w:w="120" w:type="dxa"/>
@@ -3615,33 +2868,45 @@
             <w:pPr>
               <w:pStyle w:val="a"/>
               <w:ind w:firstLine="0"/>
-            </w:pPr>
-            <w:r>
+              <w:rPr>
+                <w:sz w:val="24"/>
+                <w:szCs w:val="24"/>
+              </w:rPr>
+            </w:pPr>
+            <w:r>
+              <w:rPr>
+                <w:sz w:val="24"/>
+                <w:szCs w:val="24"/>
+              </w:rPr>
               <w:t>2</w:t>
             </w:r>
           </w:p>
         </w:tc>
         <w:tc>
           <w:tcPr>
-            <w:tcW w:w="3012" w:type="pct"/>
-            <w:tcMar>
-              <w:top w:w="120" w:type="dxa"/>
-              <w:left w:w="120" w:type="dxa"/>
-              <w:bottom w:w="120" w:type="dxa"/>
-              <w:right w:w="120" w:type="dxa"/>
-            </w:tcMar>
-            <w:vAlign w:val="center"/>
-          </w:tcPr>
-          <w:p>
-            <w:pPr>
-              <w:pStyle w:val="a"/>
-              <w:ind w:firstLine="0"/>
-              <w:rPr>
-                <w:lang w:val="en-US"/>
-              </w:rPr>
-            </w:pPr>
-            <w:r>
-              <w:rPr>
+            <w:tcW w:w="918" w:type="pct"/>
+            <w:tcMar>
+              <w:top w:w="120" w:type="dxa"/>
+              <w:left w:w="120" w:type="dxa"/>
+              <w:bottom w:w="120" w:type="dxa"/>
+              <w:right w:w="120" w:type="dxa"/>
+            </w:tcMar>
+            <w:vAlign w:val="center"/>
+          </w:tcPr>
+          <w:p>
+            <w:pPr>
+              <w:pStyle w:val="a"/>
+              <w:ind w:firstLine="0"/>
+              <w:rPr>
+                <w:sz w:val="24"/>
+                <w:szCs w:val="24"/>
+                <w:lang w:val="en-US"/>
+              </w:rPr>
+            </w:pPr>
+            <w:r>
+              <w:rPr>
+                <w:sz w:val="24"/>
+                <w:szCs w:val="24"/>
                 <w:lang w:val="en-US"/>
               </w:rPr>
               <w:t>( )</w:t>
@@ -3650,34 +2915,105 @@
         </w:tc>
         <w:tc>
           <w:tcPr>
-            <w:tcW w:w="1096" w:type="pct"/>
-            <w:tcMar>
-              <w:top w:w="120" w:type="dxa"/>
-              <w:left w:w="120" w:type="dxa"/>
-              <w:bottom w:w="120" w:type="dxa"/>
-              <w:right w:w="120" w:type="dxa"/>
-            </w:tcMar>
-            <w:vAlign w:val="center"/>
-          </w:tcPr>
-          <w:p>
-            <w:pPr>
-              <w:pStyle w:val="a"/>
-              <w:ind w:firstLine="0"/>
-              <w:rPr>
-                <w:lang w:val="en-US"/>
-              </w:rPr>
-            </w:pPr>
-            <w:r>
-              <w:rPr>
-                <w:lang w:val="en-US"/>
+            <w:tcW w:w="834" w:type="pct"/>
+            <w:tcMar>
+              <w:top w:w="120" w:type="dxa"/>
+              <w:left w:w="120" w:type="dxa"/>
+              <w:bottom w:w="120" w:type="dxa"/>
+              <w:right w:w="120" w:type="dxa"/>
+            </w:tcMar>
+            <w:vAlign w:val="center"/>
+          </w:tcPr>
+          <w:p>
+            <w:pPr>
+              <w:pStyle w:val="a"/>
+              <w:ind w:firstLine="0"/>
+              <w:rPr>
+                <w:sz w:val="24"/>
+                <w:szCs w:val="24"/>
+                <w:lang w:val="en-US"/>
+              </w:rPr>
+            </w:pPr>
+            <w:r>
+              <w:rPr>
+                <w:sz w:val="24"/>
+                <w:szCs w:val="24"/>
+                <w:lang w:val="en-US"/>
+              </w:rPr>
+              <w:t>26</w:t>
+            </w:r>
+          </w:p>
+        </w:tc>
+        <w:tc>
+          <w:tcPr>
+            <w:tcW w:w="834" w:type="pct"/>
+            <w:vAlign w:val="center"/>
+          </w:tcPr>
+          <w:p>
+            <w:pPr>
+              <w:pStyle w:val="a"/>
+              <w:ind w:firstLine="0"/>
+              <w:rPr>
+                <w:sz w:val="24"/>
+                <w:szCs w:val="24"/>
+                <w:lang w:val="en-US"/>
+              </w:rPr>
+            </w:pPr>
+            <w:r>
+              <w:rPr>
+                <w:sz w:val="24"/>
+                <w:szCs w:val="24"/>
               </w:rPr>
               <w:t>2</w:t>
             </w:r>
-            <w:r>
-              <w:rPr>
-                <w:lang w:val="en-US"/>
-              </w:rPr>
-              <w:t>6</w:t>
+          </w:p>
+        </w:tc>
+        <w:tc>
+          <w:tcPr>
+            <w:tcW w:w="833" w:type="pct"/>
+            <w:vAlign w:val="center"/>
+          </w:tcPr>
+          <w:p>
+            <w:pPr>
+              <w:pStyle w:val="a"/>
+              <w:ind w:firstLine="0"/>
+              <w:rPr>
+                <w:sz w:val="24"/>
+                <w:szCs w:val="24"/>
+                <w:lang w:val="en-US"/>
+              </w:rPr>
+            </w:pPr>
+            <w:r>
+              <w:rPr>
+                <w:sz w:val="24"/>
+                <w:szCs w:val="24"/>
+                <w:lang w:val="en-US"/>
+              </w:rPr>
+              <w:t>a</w:t>
+            </w:r>
+          </w:p>
+        </w:tc>
+        <w:tc>
+          <w:tcPr>
+            <w:tcW w:w="833" w:type="pct"/>
+            <w:vAlign w:val="center"/>
+          </w:tcPr>
+          <w:p>
+            <w:pPr>
+              <w:pStyle w:val="a"/>
+              <w:ind w:firstLine="0"/>
+              <w:rPr>
+                <w:sz w:val="24"/>
+                <w:szCs w:val="24"/>
+                <w:lang w:val="en-US"/>
+              </w:rPr>
+            </w:pPr>
+            <w:r>
+              <w:rPr>
+                <w:sz w:val="24"/>
+                <w:szCs w:val="24"/>
+              </w:rPr>
+              <w:t>23</w:t>
             </w:r>
           </w:p>
         </w:tc>
@@ -3688,7 +3024,7 @@
         </w:trPr>
         <w:tc>
           <w:tcPr>
-            <w:tcW w:w="892" w:type="pct"/>
+            <w:tcW w:w="748" w:type="pct"/>
             <w:tcMar>
               <w:top w:w="120" w:type="dxa"/>
               <w:left w:w="120" w:type="dxa"/>
@@ -3702,33 +3038,45 @@
             <w:pPr>
               <w:pStyle w:val="a"/>
               <w:ind w:firstLine="0"/>
-            </w:pPr>
-            <w:r>
+              <w:rPr>
+                <w:sz w:val="24"/>
+                <w:szCs w:val="24"/>
+              </w:rPr>
+            </w:pPr>
+            <w:r>
+              <w:rPr>
+                <w:sz w:val="24"/>
+                <w:szCs w:val="24"/>
+              </w:rPr>
               <w:t>3</w:t>
             </w:r>
           </w:p>
         </w:tc>
         <w:tc>
           <w:tcPr>
-            <w:tcW w:w="3012" w:type="pct"/>
-            <w:tcMar>
-              <w:top w:w="120" w:type="dxa"/>
-              <w:left w:w="120" w:type="dxa"/>
-              <w:bottom w:w="120" w:type="dxa"/>
-              <w:right w:w="120" w:type="dxa"/>
-            </w:tcMar>
-            <w:vAlign w:val="center"/>
-          </w:tcPr>
-          <w:p>
-            <w:pPr>
-              <w:pStyle w:val="a"/>
-              <w:ind w:firstLine="0"/>
-              <w:rPr>
-                <w:lang w:val="en-US"/>
-              </w:rPr>
-            </w:pPr>
-            <w:r>
-              <w:rPr>
+            <w:tcW w:w="918" w:type="pct"/>
+            <w:tcMar>
+              <w:top w:w="120" w:type="dxa"/>
+              <w:left w:w="120" w:type="dxa"/>
+              <w:bottom w:w="120" w:type="dxa"/>
+              <w:right w:w="120" w:type="dxa"/>
+            </w:tcMar>
+            <w:vAlign w:val="center"/>
+          </w:tcPr>
+          <w:p>
+            <w:pPr>
+              <w:pStyle w:val="a"/>
+              <w:ind w:firstLine="0"/>
+              <w:rPr>
+                <w:sz w:val="24"/>
+                <w:szCs w:val="24"/>
+                <w:lang w:val="en-US"/>
+              </w:rPr>
+            </w:pPr>
+            <w:r>
+              <w:rPr>
+                <w:sz w:val="24"/>
+                <w:szCs w:val="24"/>
                 <w:lang w:val="en-US"/>
               </w:rPr>
               <w:t>{ }</w:t>
@@ -3737,28 +3085,106 @@
         </w:tc>
         <w:tc>
           <w:tcPr>
-            <w:tcW w:w="1096" w:type="pct"/>
-            <w:tcMar>
-              <w:top w:w="120" w:type="dxa"/>
-              <w:left w:w="120" w:type="dxa"/>
-              <w:bottom w:w="120" w:type="dxa"/>
-              <w:right w:w="120" w:type="dxa"/>
-            </w:tcMar>
-            <w:vAlign w:val="center"/>
-          </w:tcPr>
-          <w:p>
-            <w:pPr>
-              <w:pStyle w:val="a"/>
-              <w:ind w:firstLine="0"/>
-              <w:rPr>
-                <w:lang w:val="en-US"/>
-              </w:rPr>
-            </w:pPr>
-            <w:r>
-              <w:rPr>
+            <w:tcW w:w="834" w:type="pct"/>
+            <w:tcMar>
+              <w:top w:w="120" w:type="dxa"/>
+              <w:left w:w="120" w:type="dxa"/>
+              <w:bottom w:w="120" w:type="dxa"/>
+              <w:right w:w="120" w:type="dxa"/>
+            </w:tcMar>
+            <w:vAlign w:val="center"/>
+          </w:tcPr>
+          <w:p>
+            <w:pPr>
+              <w:pStyle w:val="a"/>
+              <w:ind w:firstLine="0"/>
+              <w:rPr>
+                <w:sz w:val="24"/>
+                <w:szCs w:val="24"/>
+                <w:lang w:val="en-US"/>
+              </w:rPr>
+            </w:pPr>
+            <w:r>
+              <w:rPr>
+                <w:sz w:val="24"/>
+                <w:szCs w:val="24"/>
                 <w:lang w:val="en-US"/>
               </w:rPr>
               <w:t>19</w:t>
+            </w:r>
+          </w:p>
+        </w:tc>
+        <w:tc>
+          <w:tcPr>
+            <w:tcW w:w="834" w:type="pct"/>
+            <w:vAlign w:val="center"/>
+          </w:tcPr>
+          <w:p>
+            <w:pPr>
+              <w:pStyle w:val="a"/>
+              <w:ind w:firstLine="0"/>
+              <w:rPr>
+                <w:sz w:val="24"/>
+                <w:szCs w:val="24"/>
+                <w:lang w:val="en-US"/>
+              </w:rPr>
+            </w:pPr>
+            <w:r>
+              <w:rPr>
+                <w:sz w:val="24"/>
+                <w:szCs w:val="24"/>
+              </w:rPr>
+              <w:t>3</w:t>
+            </w:r>
+          </w:p>
+        </w:tc>
+        <w:tc>
+          <w:tcPr>
+            <w:tcW w:w="833" w:type="pct"/>
+            <w:vAlign w:val="center"/>
+          </w:tcPr>
+          <w:p>
+            <w:pPr>
+              <w:pStyle w:val="a"/>
+              <w:ind w:firstLine="0"/>
+              <w:rPr>
+                <w:sz w:val="24"/>
+                <w:szCs w:val="24"/>
+                <w:lang w:val="en-US"/>
+              </w:rPr>
+            </w:pPr>
+            <w:r>
+              <w:rPr>
+                <w:sz w:val="24"/>
+                <w:szCs w:val="24"/>
+                <w:lang w:val="en-US"/>
+              </w:rPr>
+              <w:t>int</w:t>
+            </w:r>
+          </w:p>
+        </w:tc>
+        <w:tc>
+          <w:tcPr>
+            <w:tcW w:w="833" w:type="pct"/>
+            <w:vAlign w:val="center"/>
+          </w:tcPr>
+          <w:p>
+            <w:pPr>
+              <w:pStyle w:val="a"/>
+              <w:ind w:firstLine="0"/>
+              <w:rPr>
+                <w:sz w:val="24"/>
+                <w:szCs w:val="24"/>
+                <w:lang w:val="en-US"/>
+              </w:rPr>
+            </w:pPr>
+            <w:r>
+              <w:rPr>
+                <w:sz w:val="24"/>
+                <w:szCs w:val="24"/>
+                <w:lang w:val="en-US"/>
+              </w:rPr>
+              <w:t>23</w:t>
             </w:r>
           </w:p>
         </w:tc>
@@ -3769,7 +3195,7 @@
         </w:trPr>
         <w:tc>
           <w:tcPr>
-            <w:tcW w:w="892" w:type="pct"/>
+            <w:tcW w:w="748" w:type="pct"/>
             <w:tcMar>
               <w:top w:w="120" w:type="dxa"/>
               <w:left w:w="120" w:type="dxa"/>
@@ -3783,33 +3209,45 @@
             <w:pPr>
               <w:pStyle w:val="a"/>
               <w:ind w:firstLine="0"/>
-            </w:pPr>
-            <w:r>
+              <w:rPr>
+                <w:sz w:val="24"/>
+                <w:szCs w:val="24"/>
+              </w:rPr>
+            </w:pPr>
+            <w:r>
+              <w:rPr>
+                <w:sz w:val="24"/>
+                <w:szCs w:val="24"/>
+              </w:rPr>
               <w:t>4</w:t>
             </w:r>
           </w:p>
         </w:tc>
         <w:tc>
           <w:tcPr>
-            <w:tcW w:w="3012" w:type="pct"/>
-            <w:tcMar>
-              <w:top w:w="120" w:type="dxa"/>
-              <w:left w:w="120" w:type="dxa"/>
-              <w:bottom w:w="120" w:type="dxa"/>
-              <w:right w:w="120" w:type="dxa"/>
-            </w:tcMar>
-            <w:vAlign w:val="center"/>
-          </w:tcPr>
-          <w:p>
-            <w:pPr>
-              <w:pStyle w:val="a"/>
-              <w:ind w:firstLine="0"/>
-              <w:rPr>
-                <w:lang w:val="en-US"/>
-              </w:rPr>
-            </w:pPr>
-            <w:r>
-              <w:rPr>
+            <w:tcW w:w="918" w:type="pct"/>
+            <w:tcMar>
+              <w:top w:w="120" w:type="dxa"/>
+              <w:left w:w="120" w:type="dxa"/>
+              <w:bottom w:w="120" w:type="dxa"/>
+              <w:right w:w="120" w:type="dxa"/>
+            </w:tcMar>
+            <w:vAlign w:val="center"/>
+          </w:tcPr>
+          <w:p>
+            <w:pPr>
+              <w:pStyle w:val="a"/>
+              <w:ind w:firstLine="0"/>
+              <w:rPr>
+                <w:sz w:val="24"/>
+                <w:szCs w:val="24"/>
+                <w:lang w:val="en-US"/>
+              </w:rPr>
+            </w:pPr>
+            <w:r>
+              <w:rPr>
+                <w:sz w:val="24"/>
+                <w:szCs w:val="24"/>
                 <w:lang w:val="en-US"/>
               </w:rPr>
               <w:t>,</w:t>
@@ -3818,28 +3256,105 @@
         </w:tc>
         <w:tc>
           <w:tcPr>
-            <w:tcW w:w="1096" w:type="pct"/>
-            <w:tcMar>
-              <w:top w:w="120" w:type="dxa"/>
-              <w:left w:w="120" w:type="dxa"/>
-              <w:bottom w:w="120" w:type="dxa"/>
-              <w:right w:w="120" w:type="dxa"/>
-            </w:tcMar>
-            <w:vAlign w:val="center"/>
-          </w:tcPr>
-          <w:p>
-            <w:pPr>
-              <w:pStyle w:val="a"/>
-              <w:ind w:firstLine="0"/>
-              <w:rPr>
-                <w:lang w:val="en-US"/>
-              </w:rPr>
-            </w:pPr>
-            <w:r>
-              <w:rPr>
+            <w:tcW w:w="834" w:type="pct"/>
+            <w:tcMar>
+              <w:top w:w="120" w:type="dxa"/>
+              <w:left w:w="120" w:type="dxa"/>
+              <w:bottom w:w="120" w:type="dxa"/>
+              <w:right w:w="120" w:type="dxa"/>
+            </w:tcMar>
+            <w:vAlign w:val="center"/>
+          </w:tcPr>
+          <w:p>
+            <w:pPr>
+              <w:pStyle w:val="a"/>
+              <w:ind w:firstLine="0"/>
+              <w:rPr>
+                <w:sz w:val="24"/>
+                <w:szCs w:val="24"/>
+                <w:lang w:val="en-US"/>
+              </w:rPr>
+            </w:pPr>
+            <w:r>
+              <w:rPr>
+                <w:sz w:val="24"/>
+                <w:szCs w:val="24"/>
                 <w:lang w:val="en-US"/>
               </w:rPr>
               <w:t>16</w:t>
+            </w:r>
+          </w:p>
+        </w:tc>
+        <w:tc>
+          <w:tcPr>
+            <w:tcW w:w="834" w:type="pct"/>
+            <w:vAlign w:val="center"/>
+          </w:tcPr>
+          <w:p>
+            <w:pPr>
+              <w:pStyle w:val="a"/>
+              <w:ind w:firstLine="0"/>
+              <w:rPr>
+                <w:sz w:val="24"/>
+                <w:szCs w:val="24"/>
+                <w:lang w:val="en-US"/>
+              </w:rPr>
+            </w:pPr>
+            <w:r>
+              <w:rPr>
+                <w:sz w:val="24"/>
+                <w:szCs w:val="24"/>
+              </w:rPr>
+              <w:t>4</w:t>
+            </w:r>
+          </w:p>
+        </w:tc>
+        <w:tc>
+          <w:tcPr>
+            <w:tcW w:w="833" w:type="pct"/>
+            <w:vAlign w:val="center"/>
+          </w:tcPr>
+          <w:p>
+            <w:pPr>
+              <w:pStyle w:val="a"/>
+              <w:ind w:firstLine="0"/>
+              <w:rPr>
+                <w:sz w:val="24"/>
+                <w:szCs w:val="24"/>
+                <w:lang w:val="en-US"/>
+              </w:rPr>
+            </w:pPr>
+            <w:r>
+              <w:rPr>
+                <w:sz w:val="24"/>
+                <w:szCs w:val="24"/>
+                <w:lang w:val="en-US"/>
+              </w:rPr>
+              <w:t>n</w:t>
+            </w:r>
+          </w:p>
+        </w:tc>
+        <w:tc>
+          <w:tcPr>
+            <w:tcW w:w="833" w:type="pct"/>
+            <w:vAlign w:val="center"/>
+          </w:tcPr>
+          <w:p>
+            <w:pPr>
+              <w:pStyle w:val="a"/>
+              <w:ind w:firstLine="0"/>
+              <w:rPr>
+                <w:sz w:val="24"/>
+                <w:szCs w:val="24"/>
+                <w:lang w:val="en-US"/>
+              </w:rPr>
+            </w:pPr>
+            <w:r>
+              <w:rPr>
+                <w:sz w:val="24"/>
+                <w:szCs w:val="24"/>
+              </w:rPr>
+              <w:t>20</w:t>
             </w:r>
           </w:p>
         </w:tc>
@@ -3850,7 +3365,7 @@
         </w:trPr>
         <w:tc>
           <w:tcPr>
-            <w:tcW w:w="892" w:type="pct"/>
+            <w:tcW w:w="748" w:type="pct"/>
             <w:tcMar>
               <w:top w:w="120" w:type="dxa"/>
               <w:left w:w="120" w:type="dxa"/>
@@ -3864,33 +3379,45 @@
             <w:pPr>
               <w:pStyle w:val="a"/>
               <w:ind w:firstLine="0"/>
-            </w:pPr>
-            <w:r>
+              <w:rPr>
+                <w:sz w:val="24"/>
+                <w:szCs w:val="24"/>
+              </w:rPr>
+            </w:pPr>
+            <w:r>
+              <w:rPr>
+                <w:sz w:val="24"/>
+                <w:szCs w:val="24"/>
+              </w:rPr>
               <w:t>5</w:t>
             </w:r>
           </w:p>
         </w:tc>
         <w:tc>
           <w:tcPr>
-            <w:tcW w:w="3012" w:type="pct"/>
-            <w:tcMar>
-              <w:top w:w="120" w:type="dxa"/>
-              <w:left w:w="120" w:type="dxa"/>
-              <w:bottom w:w="120" w:type="dxa"/>
-              <w:right w:w="120" w:type="dxa"/>
-            </w:tcMar>
-            <w:vAlign w:val="center"/>
-          </w:tcPr>
-          <w:p>
-            <w:pPr>
-              <w:pStyle w:val="a"/>
-              <w:ind w:firstLine="0"/>
-              <w:rPr>
-                <w:lang w:val="en-US"/>
-              </w:rPr>
-            </w:pPr>
-            <w:r>
-              <w:rPr>
+            <w:tcW w:w="918" w:type="pct"/>
+            <w:tcMar>
+              <w:top w:w="120" w:type="dxa"/>
+              <w:left w:w="120" w:type="dxa"/>
+              <w:bottom w:w="120" w:type="dxa"/>
+              <w:right w:w="120" w:type="dxa"/>
+            </w:tcMar>
+            <w:vAlign w:val="center"/>
+          </w:tcPr>
+          <w:p>
+            <w:pPr>
+              <w:pStyle w:val="a"/>
+              <w:ind w:firstLine="0"/>
+              <w:rPr>
+                <w:sz w:val="24"/>
+                <w:szCs w:val="24"/>
+                <w:lang w:val="en-US"/>
+              </w:rPr>
+            </w:pPr>
+            <w:r>
+              <w:rPr>
+                <w:sz w:val="24"/>
+                <w:szCs w:val="24"/>
                 <w:lang w:val="en-US"/>
               </w:rPr>
               <w:t>Var</w:t>
@@ -3899,28 +3426,105 @@
         </w:tc>
         <w:tc>
           <w:tcPr>
-            <w:tcW w:w="1096" w:type="pct"/>
-            <w:tcMar>
-              <w:top w:w="120" w:type="dxa"/>
-              <w:left w:w="120" w:type="dxa"/>
-              <w:bottom w:w="120" w:type="dxa"/>
-              <w:right w:w="120" w:type="dxa"/>
-            </w:tcMar>
-            <w:vAlign w:val="center"/>
-          </w:tcPr>
-          <w:p>
-            <w:pPr>
-              <w:pStyle w:val="a"/>
-              <w:ind w:firstLine="0"/>
-              <w:rPr>
-                <w:lang w:val="en-US"/>
-              </w:rPr>
-            </w:pPr>
-            <w:r>
-              <w:rPr>
+            <w:tcW w:w="834" w:type="pct"/>
+            <w:tcMar>
+              <w:top w:w="120" w:type="dxa"/>
+              <w:left w:w="120" w:type="dxa"/>
+              <w:bottom w:w="120" w:type="dxa"/>
+              <w:right w:w="120" w:type="dxa"/>
+            </w:tcMar>
+            <w:vAlign w:val="center"/>
+          </w:tcPr>
+          <w:p>
+            <w:pPr>
+              <w:pStyle w:val="a"/>
+              <w:ind w:firstLine="0"/>
+              <w:rPr>
+                <w:sz w:val="24"/>
+                <w:szCs w:val="24"/>
+                <w:lang w:val="en-US"/>
+              </w:rPr>
+            </w:pPr>
+            <w:r>
+              <w:rPr>
+                <w:sz w:val="24"/>
+                <w:szCs w:val="24"/>
                 <w:lang w:val="en-US"/>
               </w:rPr>
               <w:t>15</w:t>
+            </w:r>
+          </w:p>
+        </w:tc>
+        <w:tc>
+          <w:tcPr>
+            <w:tcW w:w="834" w:type="pct"/>
+            <w:vAlign w:val="center"/>
+          </w:tcPr>
+          <w:p>
+            <w:pPr>
+              <w:pStyle w:val="a"/>
+              <w:ind w:firstLine="0"/>
+              <w:rPr>
+                <w:sz w:val="24"/>
+                <w:szCs w:val="24"/>
+                <w:lang w:val="en-US"/>
+              </w:rPr>
+            </w:pPr>
+            <w:r>
+              <w:rPr>
+                <w:sz w:val="24"/>
+                <w:szCs w:val="24"/>
+              </w:rPr>
+              <w:t>5</w:t>
+            </w:r>
+          </w:p>
+        </w:tc>
+        <w:tc>
+          <w:tcPr>
+            <w:tcW w:w="833" w:type="pct"/>
+            <w:vAlign w:val="center"/>
+          </w:tcPr>
+          <w:p>
+            <w:pPr>
+              <w:pStyle w:val="a"/>
+              <w:ind w:firstLine="0"/>
+              <w:rPr>
+                <w:sz w:val="24"/>
+                <w:szCs w:val="24"/>
+                <w:lang w:val="en-US"/>
+              </w:rPr>
+            </w:pPr>
+            <w:r>
+              <w:rPr>
+                <w:sz w:val="24"/>
+                <w:szCs w:val="24"/>
+                <w:lang w:val="en-US"/>
+              </w:rPr>
+              <w:t>b</w:t>
+            </w:r>
+          </w:p>
+        </w:tc>
+        <w:tc>
+          <w:tcPr>
+            <w:tcW w:w="833" w:type="pct"/>
+            <w:vAlign w:val="center"/>
+          </w:tcPr>
+          <w:p>
+            <w:pPr>
+              <w:pStyle w:val="a"/>
+              <w:ind w:firstLine="0"/>
+              <w:rPr>
+                <w:sz w:val="24"/>
+                <w:szCs w:val="24"/>
+                <w:lang w:val="en-US"/>
+              </w:rPr>
+            </w:pPr>
+            <w:r>
+              <w:rPr>
+                <w:sz w:val="24"/>
+                <w:szCs w:val="24"/>
+              </w:rPr>
+              <w:t>17</w:t>
             </w:r>
           </w:p>
         </w:tc>
@@ -3931,7 +3535,7 @@
         </w:trPr>
         <w:tc>
           <w:tcPr>
-            <w:tcW w:w="892" w:type="pct"/>
+            <w:tcW w:w="748" w:type="pct"/>
             <w:tcMar>
               <w:top w:w="120" w:type="dxa"/>
               <w:left w:w="120" w:type="dxa"/>
@@ -3945,33 +3549,45 @@
             <w:pPr>
               <w:pStyle w:val="a"/>
               <w:ind w:firstLine="0"/>
-            </w:pPr>
-            <w:r>
+              <w:rPr>
+                <w:sz w:val="24"/>
+                <w:szCs w:val="24"/>
+              </w:rPr>
+            </w:pPr>
+            <w:r>
+              <w:rPr>
+                <w:sz w:val="24"/>
+                <w:szCs w:val="24"/>
+              </w:rPr>
               <w:t>6</w:t>
             </w:r>
           </w:p>
         </w:tc>
         <w:tc>
           <w:tcPr>
-            <w:tcW w:w="3012" w:type="pct"/>
-            <w:tcMar>
-              <w:top w:w="120" w:type="dxa"/>
-              <w:left w:w="120" w:type="dxa"/>
-              <w:bottom w:w="120" w:type="dxa"/>
-              <w:right w:w="120" w:type="dxa"/>
-            </w:tcMar>
-            <w:vAlign w:val="center"/>
-          </w:tcPr>
-          <w:p>
-            <w:pPr>
-              <w:pStyle w:val="a"/>
-              <w:ind w:firstLine="0"/>
-              <w:rPr>
-                <w:lang w:val="en-US"/>
-              </w:rPr>
-            </w:pPr>
-            <w:r>
-              <w:rPr>
+            <w:tcW w:w="918" w:type="pct"/>
+            <w:tcMar>
+              <w:top w:w="120" w:type="dxa"/>
+              <w:left w:w="120" w:type="dxa"/>
+              <w:bottom w:w="120" w:type="dxa"/>
+              <w:right w:w="120" w:type="dxa"/>
+            </w:tcMar>
+            <w:vAlign w:val="center"/>
+          </w:tcPr>
+          <w:p>
+            <w:pPr>
+              <w:pStyle w:val="a"/>
+              <w:ind w:firstLine="0"/>
+              <w:rPr>
+                <w:sz w:val="24"/>
+                <w:szCs w:val="24"/>
+                <w:lang w:val="en-US"/>
+              </w:rPr>
+            </w:pPr>
+            <w:r>
+              <w:rPr>
+                <w:sz w:val="24"/>
+                <w:szCs w:val="24"/>
                 <w:lang w:val="en-US"/>
               </w:rPr>
               <w:t>+</w:t>
@@ -3980,28 +3596,107 @@
         </w:tc>
         <w:tc>
           <w:tcPr>
-            <w:tcW w:w="1096" w:type="pct"/>
-            <w:tcMar>
-              <w:top w:w="120" w:type="dxa"/>
-              <w:left w:w="120" w:type="dxa"/>
-              <w:bottom w:w="120" w:type="dxa"/>
-              <w:right w:w="120" w:type="dxa"/>
-            </w:tcMar>
-            <w:vAlign w:val="center"/>
-          </w:tcPr>
-          <w:p>
-            <w:pPr>
-              <w:pStyle w:val="a"/>
-              <w:ind w:firstLine="0"/>
-              <w:rPr>
-                <w:lang w:val="en-US"/>
-              </w:rPr>
-            </w:pPr>
-            <w:r>
-              <w:rPr>
+            <w:tcW w:w="834" w:type="pct"/>
+            <w:tcMar>
+              <w:top w:w="120" w:type="dxa"/>
+              <w:left w:w="120" w:type="dxa"/>
+              <w:bottom w:w="120" w:type="dxa"/>
+              <w:right w:w="120" w:type="dxa"/>
+            </w:tcMar>
+            <w:vAlign w:val="center"/>
+          </w:tcPr>
+          <w:p>
+            <w:pPr>
+              <w:pStyle w:val="a"/>
+              <w:ind w:firstLine="0"/>
+              <w:rPr>
+                <w:sz w:val="24"/>
+                <w:szCs w:val="24"/>
+                <w:lang w:val="en-US"/>
+              </w:rPr>
+            </w:pPr>
+            <w:r>
+              <w:rPr>
+                <w:sz w:val="24"/>
+                <w:szCs w:val="24"/>
                 <w:lang w:val="en-US"/>
               </w:rPr>
               <w:t>14</w:t>
+            </w:r>
+          </w:p>
+        </w:tc>
+        <w:tc>
+          <w:tcPr>
+            <w:tcW w:w="834" w:type="pct"/>
+            <w:vAlign w:val="center"/>
+          </w:tcPr>
+          <w:p>
+            <w:pPr>
+              <w:pStyle w:val="a"/>
+              <w:ind w:firstLine="0"/>
+              <w:rPr>
+                <w:sz w:val="24"/>
+                <w:szCs w:val="24"/>
+                <w:lang w:val="en-US"/>
+              </w:rPr>
+            </w:pPr>
+            <w:r>
+              <w:rPr>
+                <w:sz w:val="24"/>
+                <w:szCs w:val="24"/>
+              </w:rPr>
+              <w:t>6</w:t>
+            </w:r>
+          </w:p>
+        </w:tc>
+        <w:tc>
+          <w:tcPr>
+            <w:tcW w:w="833" w:type="pct"/>
+            <w:vAlign w:val="center"/>
+          </w:tcPr>
+          <w:p>
+            <w:pPr>
+              <w:pStyle w:val="a"/>
+              <w:ind w:firstLine="0"/>
+              <w:rPr>
+                <w:sz w:val="24"/>
+                <w:szCs w:val="24"/>
+                <w:lang w:val="en-US"/>
+              </w:rPr>
+            </w:pPr>
+            <w:proofErr w:type="spellStart"/>
+            <w:r>
+              <w:rPr>
+                <w:sz w:val="24"/>
+                <w:szCs w:val="24"/>
+                <w:lang w:val="en-US"/>
+              </w:rPr>
+              <w:t>i</w:t>
+            </w:r>
+            <w:proofErr w:type="spellEnd"/>
+          </w:p>
+        </w:tc>
+        <w:tc>
+          <w:tcPr>
+            <w:tcW w:w="833" w:type="pct"/>
+            <w:vAlign w:val="center"/>
+          </w:tcPr>
+          <w:p>
+            <w:pPr>
+              <w:pStyle w:val="a"/>
+              <w:ind w:firstLine="0"/>
+              <w:rPr>
+                <w:sz w:val="24"/>
+                <w:szCs w:val="24"/>
+                <w:lang w:val="en-US"/>
+              </w:rPr>
+            </w:pPr>
+            <w:r>
+              <w:rPr>
+                <w:sz w:val="24"/>
+                <w:szCs w:val="24"/>
+              </w:rPr>
+              <w:t>16</w:t>
             </w:r>
           </w:p>
         </w:tc>
@@ -4012,7 +3707,7 @@
         </w:trPr>
         <w:tc>
           <w:tcPr>
-            <w:tcW w:w="892" w:type="pct"/>
+            <w:tcW w:w="748" w:type="pct"/>
             <w:tcMar>
               <w:top w:w="120" w:type="dxa"/>
               <w:left w:w="120" w:type="dxa"/>
@@ -4026,33 +3721,45 @@
             <w:pPr>
               <w:pStyle w:val="a"/>
               <w:ind w:firstLine="0"/>
-            </w:pPr>
-            <w:r>
+              <w:rPr>
+                <w:sz w:val="24"/>
+                <w:szCs w:val="24"/>
+              </w:rPr>
+            </w:pPr>
+            <w:r>
+              <w:rPr>
+                <w:sz w:val="24"/>
+                <w:szCs w:val="24"/>
+              </w:rPr>
               <w:t>7</w:t>
             </w:r>
           </w:p>
         </w:tc>
         <w:tc>
           <w:tcPr>
-            <w:tcW w:w="3012" w:type="pct"/>
-            <w:tcMar>
-              <w:top w:w="120" w:type="dxa"/>
-              <w:left w:w="120" w:type="dxa"/>
-              <w:bottom w:w="120" w:type="dxa"/>
-              <w:right w:w="120" w:type="dxa"/>
-            </w:tcMar>
-            <w:vAlign w:val="center"/>
-          </w:tcPr>
-          <w:p>
-            <w:pPr>
-              <w:pStyle w:val="a"/>
-              <w:ind w:firstLine="0"/>
-              <w:rPr>
-                <w:lang w:val="en-US"/>
-              </w:rPr>
-            </w:pPr>
-            <w:r>
-              <w:rPr>
+            <w:tcW w:w="918" w:type="pct"/>
+            <w:tcMar>
+              <w:top w:w="120" w:type="dxa"/>
+              <w:left w:w="120" w:type="dxa"/>
+              <w:bottom w:w="120" w:type="dxa"/>
+              <w:right w:w="120" w:type="dxa"/>
+            </w:tcMar>
+            <w:vAlign w:val="center"/>
+          </w:tcPr>
+          <w:p>
+            <w:pPr>
+              <w:pStyle w:val="a"/>
+              <w:ind w:firstLine="0"/>
+              <w:rPr>
+                <w:sz w:val="24"/>
+                <w:szCs w:val="24"/>
+                <w:lang w:val="en-US"/>
+              </w:rPr>
+            </w:pPr>
+            <w:r>
+              <w:rPr>
+                <w:sz w:val="24"/>
+                <w:szCs w:val="24"/>
                 <w:lang w:val="en-US"/>
               </w:rPr>
               <w:t>Def</w:t>
@@ -4061,28 +3768,105 @@
         </w:tc>
         <w:tc>
           <w:tcPr>
-            <w:tcW w:w="1096" w:type="pct"/>
-            <w:tcMar>
-              <w:top w:w="120" w:type="dxa"/>
-              <w:left w:w="120" w:type="dxa"/>
-              <w:bottom w:w="120" w:type="dxa"/>
-              <w:right w:w="120" w:type="dxa"/>
-            </w:tcMar>
-            <w:vAlign w:val="center"/>
-          </w:tcPr>
-          <w:p>
-            <w:pPr>
-              <w:pStyle w:val="a"/>
-              <w:ind w:firstLine="0"/>
-              <w:rPr>
-                <w:lang w:val="en-US"/>
-              </w:rPr>
-            </w:pPr>
-            <w:r>
-              <w:rPr>
+            <w:tcW w:w="834" w:type="pct"/>
+            <w:tcMar>
+              <w:top w:w="120" w:type="dxa"/>
+              <w:left w:w="120" w:type="dxa"/>
+              <w:bottom w:w="120" w:type="dxa"/>
+              <w:right w:w="120" w:type="dxa"/>
+            </w:tcMar>
+            <w:vAlign w:val="center"/>
+          </w:tcPr>
+          <w:p>
+            <w:pPr>
+              <w:pStyle w:val="a"/>
+              <w:ind w:firstLine="0"/>
+              <w:rPr>
+                <w:sz w:val="24"/>
+                <w:szCs w:val="24"/>
+                <w:lang w:val="en-US"/>
+              </w:rPr>
+            </w:pPr>
+            <w:r>
+              <w:rPr>
+                <w:sz w:val="24"/>
+                <w:szCs w:val="24"/>
                 <w:lang w:val="en-US"/>
               </w:rPr>
               <w:t>9</w:t>
+            </w:r>
+          </w:p>
+        </w:tc>
+        <w:tc>
+          <w:tcPr>
+            <w:tcW w:w="834" w:type="pct"/>
+            <w:vAlign w:val="center"/>
+          </w:tcPr>
+          <w:p>
+            <w:pPr>
+              <w:pStyle w:val="a"/>
+              <w:ind w:firstLine="0"/>
+              <w:rPr>
+                <w:sz w:val="24"/>
+                <w:szCs w:val="24"/>
+                <w:lang w:val="en-US"/>
+              </w:rPr>
+            </w:pPr>
+            <w:r>
+              <w:rPr>
+                <w:sz w:val="24"/>
+                <w:szCs w:val="24"/>
+              </w:rPr>
+              <w:t>7</w:t>
+            </w:r>
+          </w:p>
+        </w:tc>
+        <w:tc>
+          <w:tcPr>
+            <w:tcW w:w="833" w:type="pct"/>
+            <w:vAlign w:val="center"/>
+          </w:tcPr>
+          <w:p>
+            <w:pPr>
+              <w:pStyle w:val="a"/>
+              <w:ind w:firstLine="0"/>
+              <w:rPr>
+                <w:sz w:val="24"/>
+                <w:szCs w:val="24"/>
+                <w:lang w:val="en-US"/>
+              </w:rPr>
+            </w:pPr>
+            <w:r>
+              <w:rPr>
+                <w:sz w:val="24"/>
+                <w:szCs w:val="24"/>
+                <w:lang w:val="en-US"/>
+              </w:rPr>
+              <w:t>1</w:t>
+            </w:r>
+          </w:p>
+        </w:tc>
+        <w:tc>
+          <w:tcPr>
+            <w:tcW w:w="833" w:type="pct"/>
+            <w:vAlign w:val="center"/>
+          </w:tcPr>
+          <w:p>
+            <w:pPr>
+              <w:pStyle w:val="a"/>
+              <w:ind w:firstLine="0"/>
+              <w:rPr>
+                <w:sz w:val="24"/>
+                <w:szCs w:val="24"/>
+                <w:lang w:val="en-US"/>
+              </w:rPr>
+            </w:pPr>
+            <w:r>
+              <w:rPr>
+                <w:sz w:val="24"/>
+                <w:szCs w:val="24"/>
+              </w:rPr>
+              <w:t>13</w:t>
             </w:r>
           </w:p>
         </w:tc>
@@ -4093,7 +3877,7 @@
         </w:trPr>
         <w:tc>
           <w:tcPr>
-            <w:tcW w:w="892" w:type="pct"/>
+            <w:tcW w:w="748" w:type="pct"/>
             <w:tcMar>
               <w:top w:w="120" w:type="dxa"/>
               <w:left w:w="120" w:type="dxa"/>
@@ -4107,33 +3891,45 @@
             <w:pPr>
               <w:pStyle w:val="a"/>
               <w:ind w:firstLine="0"/>
-            </w:pPr>
-            <w:r>
+              <w:rPr>
+                <w:sz w:val="24"/>
+                <w:szCs w:val="24"/>
+              </w:rPr>
+            </w:pPr>
+            <w:r>
+              <w:rPr>
+                <w:sz w:val="24"/>
+                <w:szCs w:val="24"/>
+              </w:rPr>
               <w:t>8</w:t>
             </w:r>
           </w:p>
         </w:tc>
         <w:tc>
           <w:tcPr>
-            <w:tcW w:w="3012" w:type="pct"/>
-            <w:tcMar>
-              <w:top w:w="120" w:type="dxa"/>
-              <w:left w:w="120" w:type="dxa"/>
-              <w:bottom w:w="120" w:type="dxa"/>
-              <w:right w:w="120" w:type="dxa"/>
-            </w:tcMar>
-            <w:vAlign w:val="center"/>
-          </w:tcPr>
-          <w:p>
-            <w:pPr>
-              <w:pStyle w:val="a"/>
-              <w:ind w:firstLine="0"/>
-              <w:rPr>
-                <w:lang w:val="en-US"/>
-              </w:rPr>
-            </w:pPr>
-            <w:r>
-              <w:rPr>
+            <w:tcW w:w="918" w:type="pct"/>
+            <w:tcMar>
+              <w:top w:w="120" w:type="dxa"/>
+              <w:left w:w="120" w:type="dxa"/>
+              <w:bottom w:w="120" w:type="dxa"/>
+              <w:right w:w="120" w:type="dxa"/>
+            </w:tcMar>
+            <w:vAlign w:val="center"/>
+          </w:tcPr>
+          <w:p>
+            <w:pPr>
+              <w:pStyle w:val="a"/>
+              <w:ind w:firstLine="0"/>
+              <w:rPr>
+                <w:sz w:val="24"/>
+                <w:szCs w:val="24"/>
+                <w:lang w:val="en-US"/>
+              </w:rPr>
+            </w:pPr>
+            <w:r>
+              <w:rPr>
+                <w:sz w:val="24"/>
+                <w:szCs w:val="24"/>
                 <w:lang w:val="en-US"/>
               </w:rPr>
               <w:t>&lt;=</w:t>
@@ -4142,28 +3938,105 @@
         </w:tc>
         <w:tc>
           <w:tcPr>
-            <w:tcW w:w="1096" w:type="pct"/>
-            <w:tcMar>
-              <w:top w:w="120" w:type="dxa"/>
-              <w:left w:w="120" w:type="dxa"/>
-              <w:bottom w:w="120" w:type="dxa"/>
-              <w:right w:w="120" w:type="dxa"/>
-            </w:tcMar>
-            <w:vAlign w:val="center"/>
-          </w:tcPr>
-          <w:p>
-            <w:pPr>
-              <w:pStyle w:val="a"/>
-              <w:ind w:firstLine="0"/>
-              <w:rPr>
-                <w:lang w:val="en-US"/>
-              </w:rPr>
-            </w:pPr>
-            <w:r>
-              <w:rPr>
+            <w:tcW w:w="834" w:type="pct"/>
+            <w:tcMar>
+              <w:top w:w="120" w:type="dxa"/>
+              <w:left w:w="120" w:type="dxa"/>
+              <w:bottom w:w="120" w:type="dxa"/>
+              <w:right w:w="120" w:type="dxa"/>
+            </w:tcMar>
+            <w:vAlign w:val="center"/>
+          </w:tcPr>
+          <w:p>
+            <w:pPr>
+              <w:pStyle w:val="a"/>
+              <w:ind w:firstLine="0"/>
+              <w:rPr>
+                <w:sz w:val="24"/>
+                <w:szCs w:val="24"/>
+                <w:lang w:val="en-US"/>
+              </w:rPr>
+            </w:pPr>
+            <w:r>
+              <w:rPr>
+                <w:sz w:val="24"/>
+                <w:szCs w:val="24"/>
                 <w:lang w:val="en-US"/>
               </w:rPr>
               <w:t>3</w:t>
+            </w:r>
+          </w:p>
+        </w:tc>
+        <w:tc>
+          <w:tcPr>
+            <w:tcW w:w="834" w:type="pct"/>
+            <w:vAlign w:val="center"/>
+          </w:tcPr>
+          <w:p>
+            <w:pPr>
+              <w:pStyle w:val="a"/>
+              <w:ind w:firstLine="0"/>
+              <w:rPr>
+                <w:sz w:val="24"/>
+                <w:szCs w:val="24"/>
+                <w:lang w:val="en-US"/>
+              </w:rPr>
+            </w:pPr>
+            <w:r>
+              <w:rPr>
+                <w:sz w:val="24"/>
+                <w:szCs w:val="24"/>
+              </w:rPr>
+              <w:t>8</w:t>
+            </w:r>
+          </w:p>
+        </w:tc>
+        <w:tc>
+          <w:tcPr>
+            <w:tcW w:w="833" w:type="pct"/>
+            <w:vAlign w:val="center"/>
+          </w:tcPr>
+          <w:p>
+            <w:pPr>
+              <w:pStyle w:val="a"/>
+              <w:ind w:firstLine="0"/>
+              <w:rPr>
+                <w:sz w:val="24"/>
+                <w:szCs w:val="24"/>
+                <w:lang w:val="en-US"/>
+              </w:rPr>
+            </w:pPr>
+            <w:r>
+              <w:rPr>
+                <w:sz w:val="24"/>
+                <w:szCs w:val="24"/>
+                <w:lang w:val="en-US"/>
+              </w:rPr>
+              <w:t>0</w:t>
+            </w:r>
+          </w:p>
+        </w:tc>
+        <w:tc>
+          <w:tcPr>
+            <w:tcW w:w="833" w:type="pct"/>
+            <w:vAlign w:val="center"/>
+          </w:tcPr>
+          <w:p>
+            <w:pPr>
+              <w:pStyle w:val="a"/>
+              <w:ind w:firstLine="0"/>
+              <w:rPr>
+                <w:sz w:val="24"/>
+                <w:szCs w:val="24"/>
+                <w:lang w:val="en-US"/>
+              </w:rPr>
+            </w:pPr>
+            <w:r>
+              <w:rPr>
+                <w:sz w:val="24"/>
+                <w:szCs w:val="24"/>
+              </w:rPr>
+              <w:t>8</w:t>
             </w:r>
           </w:p>
         </w:tc>
@@ -4174,7 +4047,7 @@
         </w:trPr>
         <w:tc>
           <w:tcPr>
-            <w:tcW w:w="892" w:type="pct"/>
+            <w:tcW w:w="748" w:type="pct"/>
             <w:tcMar>
               <w:top w:w="120" w:type="dxa"/>
               <w:left w:w="120" w:type="dxa"/>
@@ -4188,34 +4061,45 @@
             <w:pPr>
               <w:pStyle w:val="a"/>
               <w:ind w:firstLine="0"/>
-            </w:pPr>
-            <w:r>
-              <w:lastRenderedPageBreak/>
+              <w:rPr>
+                <w:sz w:val="24"/>
+                <w:szCs w:val="24"/>
+              </w:rPr>
+            </w:pPr>
+            <w:r>
+              <w:rPr>
+                <w:sz w:val="24"/>
+                <w:szCs w:val="24"/>
+              </w:rPr>
               <w:t>9</w:t>
             </w:r>
           </w:p>
         </w:tc>
         <w:tc>
           <w:tcPr>
-            <w:tcW w:w="3012" w:type="pct"/>
-            <w:tcMar>
-              <w:top w:w="120" w:type="dxa"/>
-              <w:left w:w="120" w:type="dxa"/>
-              <w:bottom w:w="120" w:type="dxa"/>
-              <w:right w:w="120" w:type="dxa"/>
-            </w:tcMar>
-            <w:vAlign w:val="center"/>
-          </w:tcPr>
-          <w:p>
-            <w:pPr>
-              <w:pStyle w:val="a"/>
-              <w:ind w:firstLine="0"/>
-              <w:rPr>
-                <w:lang w:val="en-US"/>
-              </w:rPr>
-            </w:pPr>
-            <w:r>
-              <w:rPr>
+            <w:tcW w:w="918" w:type="pct"/>
+            <w:tcMar>
+              <w:top w:w="120" w:type="dxa"/>
+              <w:left w:w="120" w:type="dxa"/>
+              <w:bottom w:w="120" w:type="dxa"/>
+              <w:right w:w="120" w:type="dxa"/>
+            </w:tcMar>
+            <w:vAlign w:val="center"/>
+          </w:tcPr>
+          <w:p>
+            <w:pPr>
+              <w:pStyle w:val="a"/>
+              <w:ind w:firstLine="0"/>
+              <w:rPr>
+                <w:sz w:val="24"/>
+                <w:szCs w:val="24"/>
+                <w:lang w:val="en-US"/>
+              </w:rPr>
+            </w:pPr>
+            <w:r>
+              <w:rPr>
+                <w:sz w:val="24"/>
+                <w:szCs w:val="24"/>
                 <w:lang w:val="en-US"/>
               </w:rPr>
               <w:t>*</w:t>
@@ -4224,26 +4108,103 @@
         </w:tc>
         <w:tc>
           <w:tcPr>
-            <w:tcW w:w="1096" w:type="pct"/>
-            <w:tcMar>
-              <w:top w:w="120" w:type="dxa"/>
-              <w:left w:w="120" w:type="dxa"/>
-              <w:bottom w:w="120" w:type="dxa"/>
-              <w:right w:w="120" w:type="dxa"/>
-            </w:tcMar>
-            <w:vAlign w:val="center"/>
-          </w:tcPr>
-          <w:p>
-            <w:pPr>
-              <w:pStyle w:val="a"/>
-              <w:ind w:firstLine="0"/>
-              <w:rPr>
-                <w:lang w:val="en-US"/>
-              </w:rPr>
-            </w:pPr>
-            <w:r>
-              <w:rPr>
-                <w:lang w:val="en-US"/>
+            <w:tcW w:w="834" w:type="pct"/>
+            <w:tcMar>
+              <w:top w:w="120" w:type="dxa"/>
+              <w:left w:w="120" w:type="dxa"/>
+              <w:bottom w:w="120" w:type="dxa"/>
+              <w:right w:w="120" w:type="dxa"/>
+            </w:tcMar>
+            <w:vAlign w:val="center"/>
+          </w:tcPr>
+          <w:p>
+            <w:pPr>
+              <w:pStyle w:val="a"/>
+              <w:ind w:firstLine="0"/>
+              <w:rPr>
+                <w:sz w:val="24"/>
+                <w:szCs w:val="24"/>
+                <w:lang w:val="en-US"/>
+              </w:rPr>
+            </w:pPr>
+            <w:r>
+              <w:rPr>
+                <w:sz w:val="24"/>
+                <w:szCs w:val="24"/>
+                <w:lang w:val="en-US"/>
+              </w:rPr>
+              <w:t>3</w:t>
+            </w:r>
+          </w:p>
+        </w:tc>
+        <w:tc>
+          <w:tcPr>
+            <w:tcW w:w="834" w:type="pct"/>
+            <w:vAlign w:val="center"/>
+          </w:tcPr>
+          <w:p>
+            <w:pPr>
+              <w:pStyle w:val="a"/>
+              <w:ind w:firstLine="0"/>
+              <w:rPr>
+                <w:sz w:val="24"/>
+                <w:szCs w:val="24"/>
+                <w:lang w:val="en-US"/>
+              </w:rPr>
+            </w:pPr>
+            <w:r>
+              <w:rPr>
+                <w:sz w:val="24"/>
+                <w:szCs w:val="24"/>
+              </w:rPr>
+              <w:t>9</w:t>
+            </w:r>
+          </w:p>
+        </w:tc>
+        <w:tc>
+          <w:tcPr>
+            <w:tcW w:w="833" w:type="pct"/>
+            <w:vAlign w:val="center"/>
+          </w:tcPr>
+          <w:p>
+            <w:pPr>
+              <w:pStyle w:val="a"/>
+              <w:ind w:firstLine="0"/>
+              <w:rPr>
+                <w:sz w:val="24"/>
+                <w:szCs w:val="24"/>
+                <w:lang w:val="en-US"/>
+              </w:rPr>
+            </w:pPr>
+            <w:r>
+              <w:rPr>
+                <w:sz w:val="24"/>
+                <w:szCs w:val="24"/>
+                <w:lang w:val="en-US"/>
+              </w:rPr>
+              <w:t>run</w:t>
+            </w:r>
+          </w:p>
+        </w:tc>
+        <w:tc>
+          <w:tcPr>
+            <w:tcW w:w="833" w:type="pct"/>
+            <w:vAlign w:val="center"/>
+          </w:tcPr>
+          <w:p>
+            <w:pPr>
+              <w:pStyle w:val="a"/>
+              <w:ind w:firstLine="0"/>
+              <w:rPr>
+                <w:sz w:val="24"/>
+                <w:szCs w:val="24"/>
+                <w:lang w:val="en-US"/>
+              </w:rPr>
+            </w:pPr>
+            <w:r>
+              <w:rPr>
+                <w:sz w:val="24"/>
+                <w:szCs w:val="24"/>
               </w:rPr>
               <w:t>3</w:t>
             </w:r>
@@ -4256,7 +4217,7 @@
         </w:trPr>
         <w:tc>
           <w:tcPr>
-            <w:tcW w:w="892" w:type="pct"/>
+            <w:tcW w:w="748" w:type="pct"/>
             <w:tcMar>
               <w:top w:w="120" w:type="dxa"/>
               <w:left w:w="120" w:type="dxa"/>
@@ -4270,33 +4231,45 @@
             <w:pPr>
               <w:pStyle w:val="a"/>
               <w:ind w:firstLine="0"/>
-            </w:pPr>
-            <w:r>
+              <w:rPr>
+                <w:sz w:val="24"/>
+                <w:szCs w:val="24"/>
+              </w:rPr>
+            </w:pPr>
+            <w:r>
+              <w:rPr>
+                <w:sz w:val="24"/>
+                <w:szCs w:val="24"/>
+              </w:rPr>
               <w:t>10</w:t>
             </w:r>
           </w:p>
         </w:tc>
         <w:tc>
           <w:tcPr>
-            <w:tcW w:w="3012" w:type="pct"/>
-            <w:tcMar>
-              <w:top w:w="120" w:type="dxa"/>
-              <w:left w:w="120" w:type="dxa"/>
-              <w:bottom w:w="120" w:type="dxa"/>
-              <w:right w:w="120" w:type="dxa"/>
-            </w:tcMar>
-            <w:vAlign w:val="center"/>
-          </w:tcPr>
-          <w:p>
-            <w:pPr>
-              <w:pStyle w:val="a"/>
-              <w:ind w:firstLine="0"/>
-              <w:rPr>
-                <w:lang w:val="en-US"/>
-              </w:rPr>
-            </w:pPr>
-            <w:r>
-              <w:rPr>
+            <w:tcW w:w="918" w:type="pct"/>
+            <w:tcMar>
+              <w:top w:w="120" w:type="dxa"/>
+              <w:left w:w="120" w:type="dxa"/>
+              <w:bottom w:w="120" w:type="dxa"/>
+              <w:right w:w="120" w:type="dxa"/>
+            </w:tcMar>
+            <w:vAlign w:val="center"/>
+          </w:tcPr>
+          <w:p>
+            <w:pPr>
+              <w:pStyle w:val="a"/>
+              <w:ind w:firstLine="0"/>
+              <w:rPr>
+                <w:sz w:val="24"/>
+                <w:szCs w:val="24"/>
+                <w:lang w:val="en-US"/>
+              </w:rPr>
+            </w:pPr>
+            <w:r>
+              <w:rPr>
+                <w:sz w:val="24"/>
+                <w:szCs w:val="24"/>
                 <w:lang w:val="en-US"/>
               </w:rPr>
               <w:t>=&gt;</w:t>
@@ -4305,26 +4278,103 @@
         </w:tc>
         <w:tc>
           <w:tcPr>
-            <w:tcW w:w="1096" w:type="pct"/>
-            <w:tcMar>
-              <w:top w:w="120" w:type="dxa"/>
-              <w:left w:w="120" w:type="dxa"/>
-              <w:bottom w:w="120" w:type="dxa"/>
-              <w:right w:w="120" w:type="dxa"/>
-            </w:tcMar>
-            <w:vAlign w:val="center"/>
-          </w:tcPr>
-          <w:p>
-            <w:pPr>
-              <w:pStyle w:val="a"/>
-              <w:ind w:firstLine="0"/>
-              <w:rPr>
-                <w:lang w:val="en-US"/>
-              </w:rPr>
-            </w:pPr>
-            <w:r>
-              <w:rPr>
-                <w:lang w:val="en-US"/>
+            <w:tcW w:w="834" w:type="pct"/>
+            <w:tcMar>
+              <w:top w:w="120" w:type="dxa"/>
+              <w:left w:w="120" w:type="dxa"/>
+              <w:bottom w:w="120" w:type="dxa"/>
+              <w:right w:w="120" w:type="dxa"/>
+            </w:tcMar>
+            <w:vAlign w:val="center"/>
+          </w:tcPr>
+          <w:p>
+            <w:pPr>
+              <w:pStyle w:val="a"/>
+              <w:ind w:firstLine="0"/>
+              <w:rPr>
+                <w:sz w:val="24"/>
+                <w:szCs w:val="24"/>
+                <w:lang w:val="en-US"/>
+              </w:rPr>
+            </w:pPr>
+            <w:r>
+              <w:rPr>
+                <w:sz w:val="24"/>
+                <w:szCs w:val="24"/>
+                <w:lang w:val="en-US"/>
+              </w:rPr>
+              <w:t>3</w:t>
+            </w:r>
+          </w:p>
+        </w:tc>
+        <w:tc>
+          <w:tcPr>
+            <w:tcW w:w="834" w:type="pct"/>
+            <w:vAlign w:val="center"/>
+          </w:tcPr>
+          <w:p>
+            <w:pPr>
+              <w:pStyle w:val="a"/>
+              <w:ind w:firstLine="0"/>
+              <w:rPr>
+                <w:sz w:val="24"/>
+                <w:szCs w:val="24"/>
+                <w:lang w:val="en-US"/>
+              </w:rPr>
+            </w:pPr>
+            <w:r>
+              <w:rPr>
+                <w:sz w:val="24"/>
+                <w:szCs w:val="24"/>
+              </w:rPr>
+              <w:t>10</w:t>
+            </w:r>
+          </w:p>
+        </w:tc>
+        <w:tc>
+          <w:tcPr>
+            <w:tcW w:w="833" w:type="pct"/>
+            <w:vAlign w:val="center"/>
+          </w:tcPr>
+          <w:p>
+            <w:pPr>
+              <w:pStyle w:val="a"/>
+              <w:ind w:firstLine="0"/>
+              <w:rPr>
+                <w:sz w:val="24"/>
+                <w:szCs w:val="24"/>
+                <w:lang w:val="en-US"/>
+              </w:rPr>
+            </w:pPr>
+            <w:r>
+              <w:rPr>
+                <w:sz w:val="24"/>
+                <w:szCs w:val="24"/>
+                <w:lang w:val="en-US"/>
+              </w:rPr>
+              <w:t>2</w:t>
+            </w:r>
+          </w:p>
+        </w:tc>
+        <w:tc>
+          <w:tcPr>
+            <w:tcW w:w="833" w:type="pct"/>
+            <w:vAlign w:val="center"/>
+          </w:tcPr>
+          <w:p>
+            <w:pPr>
+              <w:pStyle w:val="a"/>
+              <w:ind w:firstLine="0"/>
+              <w:rPr>
+                <w:sz w:val="24"/>
+                <w:szCs w:val="24"/>
+                <w:lang w:val="en-US"/>
+              </w:rPr>
+            </w:pPr>
+            <w:r>
+              <w:rPr>
+                <w:sz w:val="24"/>
+                <w:szCs w:val="24"/>
               </w:rPr>
               <w:t>3</w:t>
             </w:r>
@@ -4337,7 +4387,7 @@
         </w:trPr>
         <w:tc>
           <w:tcPr>
-            <w:tcW w:w="892" w:type="pct"/>
+            <w:tcW w:w="748" w:type="pct"/>
             <w:tcMar>
               <w:top w:w="120" w:type="dxa"/>
               <w:left w:w="120" w:type="dxa"/>
@@ -4351,33 +4401,45 @@
             <w:pPr>
               <w:pStyle w:val="a"/>
               <w:ind w:firstLine="0"/>
-            </w:pPr>
-            <w:r>
+              <w:rPr>
+                <w:sz w:val="24"/>
+                <w:szCs w:val="24"/>
+              </w:rPr>
+            </w:pPr>
+            <w:r>
+              <w:rPr>
+                <w:sz w:val="24"/>
+                <w:szCs w:val="24"/>
+              </w:rPr>
               <w:t>11</w:t>
             </w:r>
           </w:p>
         </w:tc>
         <w:tc>
           <w:tcPr>
-            <w:tcW w:w="3012" w:type="pct"/>
-            <w:tcMar>
-              <w:top w:w="120" w:type="dxa"/>
-              <w:left w:w="120" w:type="dxa"/>
-              <w:bottom w:w="120" w:type="dxa"/>
-              <w:right w:w="120" w:type="dxa"/>
-            </w:tcMar>
-            <w:vAlign w:val="center"/>
-          </w:tcPr>
-          <w:p>
-            <w:pPr>
-              <w:pStyle w:val="a"/>
-              <w:ind w:firstLine="0"/>
-              <w:rPr>
-                <w:lang w:val="en-US"/>
-              </w:rPr>
-            </w:pPr>
-            <w:r>
-              <w:rPr>
+            <w:tcW w:w="918" w:type="pct"/>
+            <w:tcMar>
+              <w:top w:w="120" w:type="dxa"/>
+              <w:left w:w="120" w:type="dxa"/>
+              <w:bottom w:w="120" w:type="dxa"/>
+              <w:right w:w="120" w:type="dxa"/>
+            </w:tcMar>
+            <w:vAlign w:val="center"/>
+          </w:tcPr>
+          <w:p>
+            <w:pPr>
+              <w:pStyle w:val="a"/>
+              <w:ind w:firstLine="0"/>
+              <w:rPr>
+                <w:sz w:val="24"/>
+                <w:szCs w:val="24"/>
+                <w:lang w:val="en-US"/>
+              </w:rPr>
+            </w:pPr>
+            <w:r>
+              <w:rPr>
+                <w:sz w:val="24"/>
+                <w:szCs w:val="24"/>
                 <w:lang w:val="en-US"/>
               </w:rPr>
               <w:t>While</w:t>
@@ -4386,26 +4448,103 @@
         </w:tc>
         <w:tc>
           <w:tcPr>
-            <w:tcW w:w="1096" w:type="pct"/>
-            <w:tcMar>
-              <w:top w:w="120" w:type="dxa"/>
-              <w:left w:w="120" w:type="dxa"/>
-              <w:bottom w:w="120" w:type="dxa"/>
-              <w:right w:w="120" w:type="dxa"/>
-            </w:tcMar>
-            <w:vAlign w:val="center"/>
-          </w:tcPr>
-          <w:p>
-            <w:pPr>
-              <w:pStyle w:val="a"/>
-              <w:ind w:firstLine="0"/>
-              <w:rPr>
-                <w:lang w:val="en-US"/>
-              </w:rPr>
-            </w:pPr>
-            <w:r>
-              <w:rPr>
-                <w:lang w:val="en-US"/>
+            <w:tcW w:w="834" w:type="pct"/>
+            <w:tcMar>
+              <w:top w:w="120" w:type="dxa"/>
+              <w:left w:w="120" w:type="dxa"/>
+              <w:bottom w:w="120" w:type="dxa"/>
+              <w:right w:w="120" w:type="dxa"/>
+            </w:tcMar>
+            <w:vAlign w:val="center"/>
+          </w:tcPr>
+          <w:p>
+            <w:pPr>
+              <w:pStyle w:val="a"/>
+              <w:ind w:firstLine="0"/>
+              <w:rPr>
+                <w:sz w:val="24"/>
+                <w:szCs w:val="24"/>
+                <w:lang w:val="en-US"/>
+              </w:rPr>
+            </w:pPr>
+            <w:r>
+              <w:rPr>
+                <w:sz w:val="24"/>
+                <w:szCs w:val="24"/>
+                <w:lang w:val="en-US"/>
+              </w:rPr>
+              <w:t>2</w:t>
+            </w:r>
+          </w:p>
+        </w:tc>
+        <w:tc>
+          <w:tcPr>
+            <w:tcW w:w="834" w:type="pct"/>
+            <w:vAlign w:val="center"/>
+          </w:tcPr>
+          <w:p>
+            <w:pPr>
+              <w:pStyle w:val="a"/>
+              <w:ind w:firstLine="0"/>
+              <w:rPr>
+                <w:sz w:val="24"/>
+                <w:szCs w:val="24"/>
+                <w:lang w:val="en-US"/>
+              </w:rPr>
+            </w:pPr>
+            <w:r>
+              <w:rPr>
+                <w:sz w:val="24"/>
+                <w:szCs w:val="24"/>
+              </w:rPr>
+              <w:t>11</w:t>
+            </w:r>
+          </w:p>
+        </w:tc>
+        <w:tc>
+          <w:tcPr>
+            <w:tcW w:w="833" w:type="pct"/>
+            <w:vAlign w:val="center"/>
+          </w:tcPr>
+          <w:p>
+            <w:pPr>
+              <w:pStyle w:val="a"/>
+              <w:ind w:firstLine="0"/>
+              <w:rPr>
+                <w:sz w:val="24"/>
+                <w:szCs w:val="24"/>
+                <w:lang w:val="en-US"/>
+              </w:rPr>
+            </w:pPr>
+            <w:r>
+              <w:rPr>
+                <w:sz w:val="24"/>
+                <w:szCs w:val="24"/>
+                <w:lang w:val="en-US"/>
+              </w:rPr>
+              <w:t>sum</w:t>
+            </w:r>
+          </w:p>
+        </w:tc>
+        <w:tc>
+          <w:tcPr>
+            <w:tcW w:w="833" w:type="pct"/>
+            <w:vAlign w:val="center"/>
+          </w:tcPr>
+          <w:p>
+            <w:pPr>
+              <w:pStyle w:val="a"/>
+              <w:ind w:firstLine="0"/>
+              <w:rPr>
+                <w:sz w:val="24"/>
+                <w:szCs w:val="24"/>
+                <w:lang w:val="en-US"/>
+              </w:rPr>
+            </w:pPr>
+            <w:r>
+              <w:rPr>
+                <w:sz w:val="24"/>
+                <w:szCs w:val="24"/>
               </w:rPr>
               <w:t>2</w:t>
             </w:r>
@@ -4418,7 +4557,7 @@
         </w:trPr>
         <w:tc>
           <w:tcPr>
-            <w:tcW w:w="892" w:type="pct"/>
+            <w:tcW w:w="748" w:type="pct"/>
             <w:tcMar>
               <w:top w:w="120" w:type="dxa"/>
               <w:left w:w="120" w:type="dxa"/>
@@ -4432,28 +4571,38 @@
             <w:pPr>
               <w:pStyle w:val="a"/>
               <w:ind w:firstLine="0"/>
-            </w:pPr>
-            <w:r>
+              <w:rPr>
+                <w:sz w:val="24"/>
+                <w:szCs w:val="24"/>
+              </w:rPr>
+            </w:pPr>
+            <w:r>
+              <w:rPr>
+                <w:sz w:val="24"/>
+                <w:szCs w:val="24"/>
+              </w:rPr>
               <w:t>12</w:t>
             </w:r>
           </w:p>
         </w:tc>
         <w:tc>
           <w:tcPr>
-            <w:tcW w:w="3012" w:type="pct"/>
-            <w:tcMar>
-              <w:top w:w="120" w:type="dxa"/>
-              <w:left w:w="120" w:type="dxa"/>
-              <w:bottom w:w="120" w:type="dxa"/>
-              <w:right w:w="120" w:type="dxa"/>
-            </w:tcMar>
-            <w:vAlign w:val="center"/>
-          </w:tcPr>
-          <w:p>
-            <w:pPr>
-              <w:pStyle w:val="a"/>
-              <w:ind w:firstLine="0"/>
-              <w:rPr>
+            <w:tcW w:w="918" w:type="pct"/>
+            <w:tcMar>
+              <w:top w:w="120" w:type="dxa"/>
+              <w:left w:w="120" w:type="dxa"/>
+              <w:bottom w:w="120" w:type="dxa"/>
+              <w:right w:w="120" w:type="dxa"/>
+            </w:tcMar>
+            <w:vAlign w:val="center"/>
+          </w:tcPr>
+          <w:p>
+            <w:pPr>
+              <w:pStyle w:val="a"/>
+              <w:ind w:firstLine="0"/>
+              <w:rPr>
+                <w:sz w:val="24"/>
+                <w:szCs w:val="24"/>
                 <w:lang w:val="en-US"/>
               </w:rPr>
             </w:pPr>
@@ -4461,6 +4610,8 @@
             <w:proofErr w:type="gramStart"/>
             <w:r>
               <w:rPr>
+                <w:sz w:val="24"/>
+                <w:szCs w:val="24"/>
                 <w:lang w:val="en-US"/>
               </w:rPr>
               <w:t>If..</w:t>
@@ -4468,6 +4619,8 @@
             <w:proofErr w:type="gramEnd"/>
             <w:r>
               <w:rPr>
+                <w:sz w:val="24"/>
+                <w:szCs w:val="24"/>
                 <w:lang w:val="en-US"/>
               </w:rPr>
               <w:t>else</w:t>
@@ -4477,26 +4630,103 @@
         </w:tc>
         <w:tc>
           <w:tcPr>
-            <w:tcW w:w="1096" w:type="pct"/>
-            <w:tcMar>
-              <w:top w:w="120" w:type="dxa"/>
-              <w:left w:w="120" w:type="dxa"/>
-              <w:bottom w:w="120" w:type="dxa"/>
-              <w:right w:w="120" w:type="dxa"/>
-            </w:tcMar>
-            <w:vAlign w:val="center"/>
-          </w:tcPr>
-          <w:p>
-            <w:pPr>
-              <w:pStyle w:val="a"/>
-              <w:ind w:firstLine="0"/>
-              <w:rPr>
-                <w:lang w:val="en-US"/>
-              </w:rPr>
-            </w:pPr>
-            <w:r>
-              <w:rPr>
-                <w:lang w:val="en-US"/>
+            <w:tcW w:w="834" w:type="pct"/>
+            <w:tcMar>
+              <w:top w:w="120" w:type="dxa"/>
+              <w:left w:w="120" w:type="dxa"/>
+              <w:bottom w:w="120" w:type="dxa"/>
+              <w:right w:w="120" w:type="dxa"/>
+            </w:tcMar>
+            <w:vAlign w:val="center"/>
+          </w:tcPr>
+          <w:p>
+            <w:pPr>
+              <w:pStyle w:val="a"/>
+              <w:ind w:firstLine="0"/>
+              <w:rPr>
+                <w:sz w:val="24"/>
+                <w:szCs w:val="24"/>
+                <w:lang w:val="en-US"/>
+              </w:rPr>
+            </w:pPr>
+            <w:r>
+              <w:rPr>
+                <w:sz w:val="24"/>
+                <w:szCs w:val="24"/>
+                <w:lang w:val="en-US"/>
+              </w:rPr>
+              <w:t>2</w:t>
+            </w:r>
+          </w:p>
+        </w:tc>
+        <w:tc>
+          <w:tcPr>
+            <w:tcW w:w="834" w:type="pct"/>
+            <w:vAlign w:val="center"/>
+          </w:tcPr>
+          <w:p>
+            <w:pPr>
+              <w:pStyle w:val="a"/>
+              <w:ind w:firstLine="0"/>
+              <w:rPr>
+                <w:sz w:val="24"/>
+                <w:szCs w:val="24"/>
+                <w:lang w:val="en-US"/>
+              </w:rPr>
+            </w:pPr>
+            <w:r>
+              <w:rPr>
+                <w:sz w:val="24"/>
+                <w:szCs w:val="24"/>
+              </w:rPr>
+              <w:t>12</w:t>
+            </w:r>
+          </w:p>
+        </w:tc>
+        <w:tc>
+          <w:tcPr>
+            <w:tcW w:w="833" w:type="pct"/>
+            <w:vAlign w:val="center"/>
+          </w:tcPr>
+          <w:p>
+            <w:pPr>
+              <w:pStyle w:val="a"/>
+              <w:ind w:firstLine="0"/>
+              <w:rPr>
+                <w:sz w:val="24"/>
+                <w:szCs w:val="24"/>
+                <w:lang w:val="en-US"/>
+              </w:rPr>
+            </w:pPr>
+            <w:r>
+              <w:rPr>
+                <w:sz w:val="24"/>
+                <w:szCs w:val="24"/>
+                <w:lang w:val="en-US"/>
+              </w:rPr>
+              <w:t>fact</w:t>
+            </w:r>
+          </w:p>
+        </w:tc>
+        <w:tc>
+          <w:tcPr>
+            <w:tcW w:w="833" w:type="pct"/>
+            <w:vAlign w:val="center"/>
+          </w:tcPr>
+          <w:p>
+            <w:pPr>
+              <w:pStyle w:val="a"/>
+              <w:ind w:firstLine="0"/>
+              <w:rPr>
+                <w:sz w:val="24"/>
+                <w:szCs w:val="24"/>
+                <w:lang w:val="en-US"/>
+              </w:rPr>
+            </w:pPr>
+            <w:r>
+              <w:rPr>
+                <w:sz w:val="24"/>
+                <w:szCs w:val="24"/>
               </w:rPr>
               <w:t>2</w:t>
             </w:r>
@@ -4509,7 +4739,7 @@
         </w:trPr>
         <w:tc>
           <w:tcPr>
-            <w:tcW w:w="892" w:type="pct"/>
+            <w:tcW w:w="748" w:type="pct"/>
             <w:tcMar>
               <w:top w:w="120" w:type="dxa"/>
               <w:left w:w="120" w:type="dxa"/>
@@ -4523,33 +4753,45 @@
             <w:pPr>
               <w:pStyle w:val="a"/>
               <w:ind w:firstLine="0"/>
-            </w:pPr>
-            <w:r>
+              <w:rPr>
+                <w:sz w:val="24"/>
+                <w:szCs w:val="24"/>
+              </w:rPr>
+            </w:pPr>
+            <w:r>
+              <w:rPr>
+                <w:sz w:val="24"/>
+                <w:szCs w:val="24"/>
+              </w:rPr>
               <w:t>13</w:t>
             </w:r>
           </w:p>
         </w:tc>
         <w:tc>
           <w:tcPr>
-            <w:tcW w:w="3012" w:type="pct"/>
-            <w:tcMar>
-              <w:top w:w="120" w:type="dxa"/>
-              <w:left w:w="120" w:type="dxa"/>
-              <w:bottom w:w="120" w:type="dxa"/>
-              <w:right w:w="120" w:type="dxa"/>
-            </w:tcMar>
-            <w:vAlign w:val="center"/>
-          </w:tcPr>
-          <w:p>
-            <w:pPr>
-              <w:pStyle w:val="a"/>
-              <w:ind w:firstLine="0"/>
-              <w:rPr>
-                <w:lang w:val="en-US"/>
-              </w:rPr>
-            </w:pPr>
-            <w:r>
-              <w:rPr>
+            <w:tcW w:w="918" w:type="pct"/>
+            <w:tcMar>
+              <w:top w:w="120" w:type="dxa"/>
+              <w:left w:w="120" w:type="dxa"/>
+              <w:bottom w:w="120" w:type="dxa"/>
+              <w:right w:w="120" w:type="dxa"/>
+            </w:tcMar>
+            <w:vAlign w:val="center"/>
+          </w:tcPr>
+          <w:p>
+            <w:pPr>
+              <w:pStyle w:val="a"/>
+              <w:ind w:firstLine="0"/>
+              <w:rPr>
+                <w:sz w:val="24"/>
+                <w:szCs w:val="24"/>
+                <w:lang w:val="en-US"/>
+              </w:rPr>
+            </w:pPr>
+            <w:r>
+              <w:rPr>
+                <w:sz w:val="24"/>
+                <w:szCs w:val="24"/>
                 <w:lang w:val="en-US"/>
               </w:rPr>
               <w:t>Object</w:t>
@@ -4558,28 +4800,105 @@
         </w:tc>
         <w:tc>
           <w:tcPr>
-            <w:tcW w:w="1096" w:type="pct"/>
-            <w:tcMar>
-              <w:top w:w="120" w:type="dxa"/>
-              <w:left w:w="120" w:type="dxa"/>
-              <w:bottom w:w="120" w:type="dxa"/>
-              <w:right w:w="120" w:type="dxa"/>
-            </w:tcMar>
-            <w:vAlign w:val="center"/>
-          </w:tcPr>
-          <w:p>
-            <w:pPr>
-              <w:pStyle w:val="a"/>
-              <w:ind w:firstLine="0"/>
-              <w:rPr>
-                <w:lang w:val="en-US"/>
-              </w:rPr>
-            </w:pPr>
-            <w:r>
-              <w:rPr>
+            <w:tcW w:w="834" w:type="pct"/>
+            <w:tcMar>
+              <w:top w:w="120" w:type="dxa"/>
+              <w:left w:w="120" w:type="dxa"/>
+              <w:bottom w:w="120" w:type="dxa"/>
+              <w:right w:w="120" w:type="dxa"/>
+            </w:tcMar>
+            <w:vAlign w:val="center"/>
+          </w:tcPr>
+          <w:p>
+            <w:pPr>
+              <w:pStyle w:val="a"/>
+              <w:ind w:firstLine="0"/>
+              <w:rPr>
+                <w:sz w:val="24"/>
+                <w:szCs w:val="24"/>
+                <w:lang w:val="en-US"/>
+              </w:rPr>
+            </w:pPr>
+            <w:r>
+              <w:rPr>
+                <w:sz w:val="24"/>
+                <w:szCs w:val="24"/>
                 <w:lang w:val="en-US"/>
               </w:rPr>
               <w:t>1</w:t>
+            </w:r>
+          </w:p>
+        </w:tc>
+        <w:tc>
+          <w:tcPr>
+            <w:tcW w:w="834" w:type="pct"/>
+            <w:vAlign w:val="center"/>
+          </w:tcPr>
+          <w:p>
+            <w:pPr>
+              <w:pStyle w:val="a"/>
+              <w:ind w:firstLine="0"/>
+              <w:rPr>
+                <w:sz w:val="24"/>
+                <w:szCs w:val="24"/>
+                <w:lang w:val="en-US"/>
+              </w:rPr>
+            </w:pPr>
+            <w:r>
+              <w:rPr>
+                <w:sz w:val="24"/>
+                <w:szCs w:val="24"/>
+              </w:rPr>
+              <w:t>13</w:t>
+            </w:r>
+          </w:p>
+        </w:tc>
+        <w:tc>
+          <w:tcPr>
+            <w:tcW w:w="833" w:type="pct"/>
+            <w:vAlign w:val="center"/>
+          </w:tcPr>
+          <w:p>
+            <w:pPr>
+              <w:pStyle w:val="a"/>
+              <w:ind w:firstLine="0"/>
+              <w:rPr>
+                <w:sz w:val="24"/>
+                <w:szCs w:val="24"/>
+                <w:lang w:val="en-US"/>
+              </w:rPr>
+            </w:pPr>
+            <w:r>
+              <w:rPr>
+                <w:sz w:val="24"/>
+                <w:szCs w:val="24"/>
+                <w:lang w:val="en-US"/>
+              </w:rPr>
+              <w:t>power</w:t>
+            </w:r>
+          </w:p>
+        </w:tc>
+        <w:tc>
+          <w:tcPr>
+            <w:tcW w:w="833" w:type="pct"/>
+            <w:vAlign w:val="center"/>
+          </w:tcPr>
+          <w:p>
+            <w:pPr>
+              <w:pStyle w:val="a"/>
+              <w:ind w:firstLine="0"/>
+              <w:rPr>
+                <w:sz w:val="24"/>
+                <w:szCs w:val="24"/>
+                <w:lang w:val="en-US"/>
+              </w:rPr>
+            </w:pPr>
+            <w:r>
+              <w:rPr>
+                <w:sz w:val="24"/>
+                <w:szCs w:val="24"/>
+              </w:rPr>
+              <w:t>2</w:t>
             </w:r>
           </w:p>
         </w:tc>
@@ -4590,7 +4909,7 @@
         </w:trPr>
         <w:tc>
           <w:tcPr>
-            <w:tcW w:w="892" w:type="pct"/>
+            <w:tcW w:w="748" w:type="pct"/>
             <w:tcMar>
               <w:top w:w="120" w:type="dxa"/>
               <w:left w:w="120" w:type="dxa"/>
@@ -4604,33 +4923,45 @@
             <w:pPr>
               <w:pStyle w:val="a"/>
               <w:ind w:firstLine="0"/>
-            </w:pPr>
-            <w:r>
+              <w:rPr>
+                <w:sz w:val="24"/>
+                <w:szCs w:val="24"/>
+              </w:rPr>
+            </w:pPr>
+            <w:r>
+              <w:rPr>
+                <w:sz w:val="24"/>
+                <w:szCs w:val="24"/>
+              </w:rPr>
               <w:t>14</w:t>
             </w:r>
           </w:p>
         </w:tc>
         <w:tc>
           <w:tcPr>
-            <w:tcW w:w="3012" w:type="pct"/>
-            <w:tcMar>
-              <w:top w:w="120" w:type="dxa"/>
-              <w:left w:w="120" w:type="dxa"/>
-              <w:bottom w:w="120" w:type="dxa"/>
-              <w:right w:w="120" w:type="dxa"/>
-            </w:tcMar>
-            <w:vAlign w:val="center"/>
-          </w:tcPr>
-          <w:p>
-            <w:pPr>
-              <w:pStyle w:val="a"/>
-              <w:ind w:firstLine="0"/>
-              <w:rPr>
-                <w:lang w:val="en-US"/>
-              </w:rPr>
-            </w:pPr>
-            <w:r>
-              <w:rPr>
+            <w:tcW w:w="918" w:type="pct"/>
+            <w:tcMar>
+              <w:top w:w="120" w:type="dxa"/>
+              <w:left w:w="120" w:type="dxa"/>
+              <w:bottom w:w="120" w:type="dxa"/>
+              <w:right w:w="120" w:type="dxa"/>
+            </w:tcMar>
+            <w:vAlign w:val="center"/>
+          </w:tcPr>
+          <w:p>
+            <w:pPr>
+              <w:pStyle w:val="a"/>
+              <w:ind w:firstLine="0"/>
+              <w:rPr>
+                <w:sz w:val="24"/>
+                <w:szCs w:val="24"/>
+                <w:lang w:val="en-US"/>
+              </w:rPr>
+            </w:pPr>
+            <w:r>
+              <w:rPr>
+                <w:sz w:val="24"/>
+                <w:szCs w:val="24"/>
                 <w:lang w:val="en-US"/>
               </w:rPr>
               <w:t>For</w:t>
@@ -4639,28 +4970,107 @@
         </w:tc>
         <w:tc>
           <w:tcPr>
-            <w:tcW w:w="1096" w:type="pct"/>
-            <w:tcMar>
-              <w:top w:w="120" w:type="dxa"/>
-              <w:left w:w="120" w:type="dxa"/>
-              <w:bottom w:w="120" w:type="dxa"/>
-              <w:right w:w="120" w:type="dxa"/>
-            </w:tcMar>
-            <w:vAlign w:val="center"/>
-          </w:tcPr>
-          <w:p>
-            <w:pPr>
-              <w:pStyle w:val="a"/>
-              <w:ind w:firstLine="0"/>
-              <w:rPr>
-                <w:lang w:val="en-US"/>
-              </w:rPr>
-            </w:pPr>
-            <w:r>
-              <w:rPr>
+            <w:tcW w:w="834" w:type="pct"/>
+            <w:tcMar>
+              <w:top w:w="120" w:type="dxa"/>
+              <w:left w:w="120" w:type="dxa"/>
+              <w:bottom w:w="120" w:type="dxa"/>
+              <w:right w:w="120" w:type="dxa"/>
+            </w:tcMar>
+            <w:vAlign w:val="center"/>
+          </w:tcPr>
+          <w:p>
+            <w:pPr>
+              <w:pStyle w:val="a"/>
+              <w:ind w:firstLine="0"/>
+              <w:rPr>
+                <w:sz w:val="24"/>
+                <w:szCs w:val="24"/>
+                <w:lang w:val="en-US"/>
+              </w:rPr>
+            </w:pPr>
+            <w:r>
+              <w:rPr>
+                <w:sz w:val="24"/>
+                <w:szCs w:val="24"/>
                 <w:lang w:val="en-US"/>
               </w:rPr>
               <w:t>1</w:t>
+            </w:r>
+          </w:p>
+        </w:tc>
+        <w:tc>
+          <w:tcPr>
+            <w:tcW w:w="834" w:type="pct"/>
+            <w:vAlign w:val="center"/>
+          </w:tcPr>
+          <w:p>
+            <w:pPr>
+              <w:pStyle w:val="a"/>
+              <w:ind w:firstLine="0"/>
+              <w:rPr>
+                <w:sz w:val="24"/>
+                <w:szCs w:val="24"/>
+                <w:lang w:val="en-US"/>
+              </w:rPr>
+            </w:pPr>
+            <w:r>
+              <w:rPr>
+                <w:sz w:val="24"/>
+                <w:szCs w:val="24"/>
+              </w:rPr>
+              <w:t>14</w:t>
+            </w:r>
+          </w:p>
+        </w:tc>
+        <w:tc>
+          <w:tcPr>
+            <w:tcW w:w="833" w:type="pct"/>
+            <w:vAlign w:val="center"/>
+          </w:tcPr>
+          <w:p>
+            <w:pPr>
+              <w:pStyle w:val="a"/>
+              <w:ind w:firstLine="0"/>
+              <w:rPr>
+                <w:sz w:val="24"/>
+                <w:szCs w:val="24"/>
+                <w:lang w:val="en-US"/>
+              </w:rPr>
+            </w:pPr>
+            <w:proofErr w:type="spellStart"/>
+            <w:r>
+              <w:rPr>
+                <w:sz w:val="24"/>
+                <w:szCs w:val="24"/>
+                <w:lang w:val="en-US"/>
+              </w:rPr>
+              <w:t>maxOf</w:t>
+            </w:r>
+            <w:proofErr w:type="spellEnd"/>
+          </w:p>
+        </w:tc>
+        <w:tc>
+          <w:tcPr>
+            <w:tcW w:w="833" w:type="pct"/>
+            <w:vAlign w:val="center"/>
+          </w:tcPr>
+          <w:p>
+            <w:pPr>
+              <w:pStyle w:val="a"/>
+              <w:ind w:firstLine="0"/>
+              <w:rPr>
+                <w:sz w:val="24"/>
+                <w:szCs w:val="24"/>
+                <w:lang w:val="en-US"/>
+              </w:rPr>
+            </w:pPr>
+            <w:r>
+              <w:rPr>
+                <w:sz w:val="24"/>
+                <w:szCs w:val="24"/>
+              </w:rPr>
+              <w:t>2</w:t>
             </w:r>
           </w:p>
         </w:tc>
@@ -4671,7 +5081,7 @@
         </w:trPr>
         <w:tc>
           <w:tcPr>
-            <w:tcW w:w="892" w:type="pct"/>
+            <w:tcW w:w="748" w:type="pct"/>
             <w:tcMar>
               <w:top w:w="120" w:type="dxa"/>
               <w:left w:w="120" w:type="dxa"/>
@@ -4685,33 +5095,45 @@
             <w:pPr>
               <w:pStyle w:val="a"/>
               <w:ind w:firstLine="0"/>
-            </w:pPr>
-            <w:r>
+              <w:rPr>
+                <w:sz w:val="24"/>
+                <w:szCs w:val="24"/>
+              </w:rPr>
+            </w:pPr>
+            <w:r>
+              <w:rPr>
+                <w:sz w:val="24"/>
+                <w:szCs w:val="24"/>
+              </w:rPr>
               <w:t>15</w:t>
             </w:r>
           </w:p>
         </w:tc>
         <w:tc>
           <w:tcPr>
-            <w:tcW w:w="3012" w:type="pct"/>
-            <w:tcMar>
-              <w:top w:w="120" w:type="dxa"/>
-              <w:left w:w="120" w:type="dxa"/>
-              <w:bottom w:w="120" w:type="dxa"/>
-              <w:right w:w="120" w:type="dxa"/>
-            </w:tcMar>
-            <w:vAlign w:val="center"/>
-          </w:tcPr>
-          <w:p>
-            <w:pPr>
-              <w:pStyle w:val="a"/>
-              <w:ind w:firstLine="0"/>
-              <w:rPr>
-                <w:lang w:val="en-US"/>
-              </w:rPr>
-            </w:pPr>
-            <w:r>
-              <w:rPr>
+            <w:tcW w:w="918" w:type="pct"/>
+            <w:tcMar>
+              <w:top w:w="120" w:type="dxa"/>
+              <w:left w:w="120" w:type="dxa"/>
+              <w:bottom w:w="120" w:type="dxa"/>
+              <w:right w:w="120" w:type="dxa"/>
+            </w:tcMar>
+            <w:vAlign w:val="center"/>
+          </w:tcPr>
+          <w:p>
+            <w:pPr>
+              <w:pStyle w:val="a"/>
+              <w:ind w:firstLine="0"/>
+              <w:rPr>
+                <w:sz w:val="24"/>
+                <w:szCs w:val="24"/>
+                <w:lang w:val="en-US"/>
+              </w:rPr>
+            </w:pPr>
+            <w:r>
+              <w:rPr>
+                <w:sz w:val="24"/>
+                <w:szCs w:val="24"/>
                 <w:lang w:val="en-US"/>
               </w:rPr>
               <w:t>&lt;-</w:t>
@@ -4720,28 +5142,107 @@
         </w:tc>
         <w:tc>
           <w:tcPr>
-            <w:tcW w:w="1096" w:type="pct"/>
-            <w:tcMar>
-              <w:top w:w="120" w:type="dxa"/>
-              <w:left w:w="120" w:type="dxa"/>
-              <w:bottom w:w="120" w:type="dxa"/>
-              <w:right w:w="120" w:type="dxa"/>
-            </w:tcMar>
-            <w:vAlign w:val="center"/>
-          </w:tcPr>
-          <w:p>
-            <w:pPr>
-              <w:pStyle w:val="a"/>
-              <w:ind w:firstLine="0"/>
-              <w:rPr>
-                <w:lang w:val="en-US"/>
-              </w:rPr>
-            </w:pPr>
-            <w:r>
-              <w:rPr>
+            <w:tcW w:w="834" w:type="pct"/>
+            <w:tcMar>
+              <w:top w:w="120" w:type="dxa"/>
+              <w:left w:w="120" w:type="dxa"/>
+              <w:bottom w:w="120" w:type="dxa"/>
+              <w:right w:w="120" w:type="dxa"/>
+            </w:tcMar>
+            <w:vAlign w:val="center"/>
+          </w:tcPr>
+          <w:p>
+            <w:pPr>
+              <w:pStyle w:val="a"/>
+              <w:ind w:firstLine="0"/>
+              <w:rPr>
+                <w:sz w:val="24"/>
+                <w:szCs w:val="24"/>
+                <w:lang w:val="en-US"/>
+              </w:rPr>
+            </w:pPr>
+            <w:r>
+              <w:rPr>
+                <w:sz w:val="24"/>
+                <w:szCs w:val="24"/>
                 <w:lang w:val="en-US"/>
               </w:rPr>
               <w:t>1</w:t>
+            </w:r>
+          </w:p>
+        </w:tc>
+        <w:tc>
+          <w:tcPr>
+            <w:tcW w:w="834" w:type="pct"/>
+            <w:vAlign w:val="center"/>
+          </w:tcPr>
+          <w:p>
+            <w:pPr>
+              <w:pStyle w:val="a"/>
+              <w:ind w:firstLine="0"/>
+              <w:rPr>
+                <w:sz w:val="24"/>
+                <w:szCs w:val="24"/>
+                <w:lang w:val="en-US"/>
+              </w:rPr>
+            </w:pPr>
+            <w:r>
+              <w:rPr>
+                <w:sz w:val="24"/>
+                <w:szCs w:val="24"/>
+              </w:rPr>
+              <w:t>15</w:t>
+            </w:r>
+          </w:p>
+        </w:tc>
+        <w:tc>
+          <w:tcPr>
+            <w:tcW w:w="833" w:type="pct"/>
+            <w:vAlign w:val="center"/>
+          </w:tcPr>
+          <w:p>
+            <w:pPr>
+              <w:pStyle w:val="a"/>
+              <w:ind w:firstLine="0"/>
+              <w:rPr>
+                <w:sz w:val="24"/>
+                <w:szCs w:val="24"/>
+                <w:lang w:val="en-US"/>
+              </w:rPr>
+            </w:pPr>
+            <w:proofErr w:type="spellStart"/>
+            <w:r>
+              <w:rPr>
+                <w:sz w:val="24"/>
+                <w:szCs w:val="24"/>
+                <w:lang w:val="en-US"/>
+              </w:rPr>
+              <w:t>minOf</w:t>
+            </w:r>
+            <w:proofErr w:type="spellEnd"/>
+          </w:p>
+        </w:tc>
+        <w:tc>
+          <w:tcPr>
+            <w:tcW w:w="833" w:type="pct"/>
+            <w:vAlign w:val="center"/>
+          </w:tcPr>
+          <w:p>
+            <w:pPr>
+              <w:pStyle w:val="a"/>
+              <w:ind w:firstLine="0"/>
+              <w:rPr>
+                <w:sz w:val="24"/>
+                <w:szCs w:val="24"/>
+                <w:lang w:val="en-US"/>
+              </w:rPr>
+            </w:pPr>
+            <w:r>
+              <w:rPr>
+                <w:sz w:val="24"/>
+                <w:szCs w:val="24"/>
+              </w:rPr>
+              <w:t>2</w:t>
             </w:r>
           </w:p>
         </w:tc>
@@ -4752,7 +5253,7 @@
         </w:trPr>
         <w:tc>
           <w:tcPr>
-            <w:tcW w:w="892" w:type="pct"/>
+            <w:tcW w:w="748" w:type="pct"/>
             <w:tcMar>
               <w:top w:w="120" w:type="dxa"/>
               <w:left w:w="120" w:type="dxa"/>
@@ -4766,33 +5267,45 @@
             <w:pPr>
               <w:pStyle w:val="a"/>
               <w:ind w:firstLine="0"/>
-            </w:pPr>
-            <w:r>
+              <w:rPr>
+                <w:sz w:val="24"/>
+                <w:szCs w:val="24"/>
+              </w:rPr>
+            </w:pPr>
+            <w:r>
+              <w:rPr>
+                <w:sz w:val="24"/>
+                <w:szCs w:val="24"/>
+              </w:rPr>
               <w:t>16</w:t>
             </w:r>
           </w:p>
         </w:tc>
         <w:tc>
           <w:tcPr>
-            <w:tcW w:w="3012" w:type="pct"/>
-            <w:tcMar>
-              <w:top w:w="120" w:type="dxa"/>
-              <w:left w:w="120" w:type="dxa"/>
-              <w:bottom w:w="120" w:type="dxa"/>
-              <w:right w:w="120" w:type="dxa"/>
-            </w:tcMar>
-            <w:vAlign w:val="center"/>
-          </w:tcPr>
-          <w:p>
-            <w:pPr>
-              <w:pStyle w:val="a"/>
-              <w:ind w:firstLine="0"/>
-              <w:rPr>
-                <w:lang w:val="en-US"/>
-              </w:rPr>
-            </w:pPr>
-            <w:r>
-              <w:rPr>
+            <w:tcW w:w="918" w:type="pct"/>
+            <w:tcMar>
+              <w:top w:w="120" w:type="dxa"/>
+              <w:left w:w="120" w:type="dxa"/>
+              <w:bottom w:w="120" w:type="dxa"/>
+              <w:right w:w="120" w:type="dxa"/>
+            </w:tcMar>
+            <w:vAlign w:val="center"/>
+          </w:tcPr>
+          <w:p>
+            <w:pPr>
+              <w:pStyle w:val="a"/>
+              <w:ind w:firstLine="0"/>
+              <w:rPr>
+                <w:sz w:val="24"/>
+                <w:szCs w:val="24"/>
+                <w:lang w:val="en-US"/>
+              </w:rPr>
+            </w:pPr>
+            <w:r>
+              <w:rPr>
+                <w:sz w:val="24"/>
+                <w:szCs w:val="24"/>
                 <w:lang w:val="en-US"/>
               </w:rPr>
               <w:t>&gt;</w:t>
@@ -4801,28 +5314,105 @@
         </w:tc>
         <w:tc>
           <w:tcPr>
-            <w:tcW w:w="1096" w:type="pct"/>
-            <w:tcMar>
-              <w:top w:w="120" w:type="dxa"/>
-              <w:left w:w="120" w:type="dxa"/>
-              <w:bottom w:w="120" w:type="dxa"/>
-              <w:right w:w="120" w:type="dxa"/>
-            </w:tcMar>
-            <w:vAlign w:val="center"/>
-          </w:tcPr>
-          <w:p>
-            <w:pPr>
-              <w:pStyle w:val="a"/>
-              <w:ind w:firstLine="0"/>
-              <w:rPr>
-                <w:lang w:val="en-US"/>
-              </w:rPr>
-            </w:pPr>
-            <w:r>
-              <w:rPr>
+            <w:tcW w:w="834" w:type="pct"/>
+            <w:tcMar>
+              <w:top w:w="120" w:type="dxa"/>
+              <w:left w:w="120" w:type="dxa"/>
+              <w:bottom w:w="120" w:type="dxa"/>
+              <w:right w:w="120" w:type="dxa"/>
+            </w:tcMar>
+            <w:vAlign w:val="center"/>
+          </w:tcPr>
+          <w:p>
+            <w:pPr>
+              <w:pStyle w:val="a"/>
+              <w:ind w:firstLine="0"/>
+              <w:rPr>
+                <w:sz w:val="24"/>
+                <w:szCs w:val="24"/>
+                <w:lang w:val="en-US"/>
+              </w:rPr>
+            </w:pPr>
+            <w:r>
+              <w:rPr>
+                <w:sz w:val="24"/>
+                <w:szCs w:val="24"/>
                 <w:lang w:val="en-US"/>
               </w:rPr>
               <w:t>1</w:t>
+            </w:r>
+          </w:p>
+        </w:tc>
+        <w:tc>
+          <w:tcPr>
+            <w:tcW w:w="834" w:type="pct"/>
+            <w:vAlign w:val="center"/>
+          </w:tcPr>
+          <w:p>
+            <w:pPr>
+              <w:pStyle w:val="a"/>
+              <w:ind w:firstLine="0"/>
+              <w:rPr>
+                <w:sz w:val="24"/>
+                <w:szCs w:val="24"/>
+                <w:lang w:val="en-US"/>
+              </w:rPr>
+            </w:pPr>
+            <w:r>
+              <w:rPr>
+                <w:sz w:val="24"/>
+                <w:szCs w:val="24"/>
+              </w:rPr>
+              <w:t>16</w:t>
+            </w:r>
+          </w:p>
+        </w:tc>
+        <w:tc>
+          <w:tcPr>
+            <w:tcW w:w="833" w:type="pct"/>
+            <w:vAlign w:val="center"/>
+          </w:tcPr>
+          <w:p>
+            <w:pPr>
+              <w:pStyle w:val="a"/>
+              <w:ind w:firstLine="0"/>
+              <w:rPr>
+                <w:sz w:val="24"/>
+                <w:szCs w:val="24"/>
+                <w:lang w:val="en-US"/>
+              </w:rPr>
+            </w:pPr>
+            <w:r>
+              <w:rPr>
+                <w:sz w:val="24"/>
+                <w:szCs w:val="24"/>
+                <w:lang w:val="en-US"/>
+              </w:rPr>
+              <w:t>check</w:t>
+            </w:r>
+          </w:p>
+        </w:tc>
+        <w:tc>
+          <w:tcPr>
+            <w:tcW w:w="833" w:type="pct"/>
+            <w:vAlign w:val="center"/>
+          </w:tcPr>
+          <w:p>
+            <w:pPr>
+              <w:pStyle w:val="a"/>
+              <w:ind w:firstLine="0"/>
+              <w:rPr>
+                <w:sz w:val="24"/>
+                <w:szCs w:val="24"/>
+                <w:lang w:val="en-US"/>
+              </w:rPr>
+            </w:pPr>
+            <w:r>
+              <w:rPr>
+                <w:sz w:val="24"/>
+                <w:szCs w:val="24"/>
+              </w:rPr>
+              <w:t>2</w:t>
             </w:r>
           </w:p>
         </w:tc>
@@ -4833,7 +5423,7 @@
         </w:trPr>
         <w:tc>
           <w:tcPr>
-            <w:tcW w:w="892" w:type="pct"/>
+            <w:tcW w:w="748" w:type="pct"/>
             <w:tcMar>
               <w:top w:w="120" w:type="dxa"/>
               <w:left w:w="120" w:type="dxa"/>
@@ -4847,33 +5437,45 @@
             <w:pPr>
               <w:pStyle w:val="a"/>
               <w:ind w:firstLine="0"/>
-            </w:pPr>
-            <w:r>
+              <w:rPr>
+                <w:sz w:val="24"/>
+                <w:szCs w:val="24"/>
+              </w:rPr>
+            </w:pPr>
+            <w:r>
+              <w:rPr>
+                <w:sz w:val="24"/>
+                <w:szCs w:val="24"/>
+              </w:rPr>
               <w:t>17</w:t>
             </w:r>
           </w:p>
         </w:tc>
         <w:tc>
           <w:tcPr>
-            <w:tcW w:w="3012" w:type="pct"/>
-            <w:tcMar>
-              <w:top w:w="120" w:type="dxa"/>
-              <w:left w:w="120" w:type="dxa"/>
-              <w:bottom w:w="120" w:type="dxa"/>
-              <w:right w:w="120" w:type="dxa"/>
-            </w:tcMar>
-            <w:vAlign w:val="center"/>
-          </w:tcPr>
-          <w:p>
-            <w:pPr>
-              <w:pStyle w:val="a"/>
-              <w:ind w:firstLine="0"/>
-              <w:rPr>
-                <w:lang w:val="en-US"/>
-              </w:rPr>
-            </w:pPr>
-            <w:r>
-              <w:rPr>
+            <w:tcW w:w="918" w:type="pct"/>
+            <w:tcMar>
+              <w:top w:w="120" w:type="dxa"/>
+              <w:left w:w="120" w:type="dxa"/>
+              <w:bottom w:w="120" w:type="dxa"/>
+              <w:right w:w="120" w:type="dxa"/>
+            </w:tcMar>
+            <w:vAlign w:val="center"/>
+          </w:tcPr>
+          <w:p>
+            <w:pPr>
+              <w:pStyle w:val="a"/>
+              <w:ind w:firstLine="0"/>
+              <w:rPr>
+                <w:sz w:val="24"/>
+                <w:szCs w:val="24"/>
+                <w:lang w:val="en-US"/>
+              </w:rPr>
+            </w:pPr>
+            <w:r>
+              <w:rPr>
+                <w:sz w:val="24"/>
+                <w:szCs w:val="24"/>
                 <w:lang w:val="en-US"/>
               </w:rPr>
               <w:t>&lt;</w:t>
@@ -4882,28 +5484,105 @@
         </w:tc>
         <w:tc>
           <w:tcPr>
-            <w:tcW w:w="1096" w:type="pct"/>
-            <w:tcMar>
-              <w:top w:w="120" w:type="dxa"/>
-              <w:left w:w="120" w:type="dxa"/>
-              <w:bottom w:w="120" w:type="dxa"/>
-              <w:right w:w="120" w:type="dxa"/>
-            </w:tcMar>
-            <w:vAlign w:val="center"/>
-          </w:tcPr>
-          <w:p>
-            <w:pPr>
-              <w:pStyle w:val="a"/>
-              <w:ind w:firstLine="0"/>
-              <w:rPr>
-                <w:lang w:val="en-US"/>
-              </w:rPr>
-            </w:pPr>
-            <w:r>
-              <w:rPr>
+            <w:tcW w:w="834" w:type="pct"/>
+            <w:tcMar>
+              <w:top w:w="120" w:type="dxa"/>
+              <w:left w:w="120" w:type="dxa"/>
+              <w:bottom w:w="120" w:type="dxa"/>
+              <w:right w:w="120" w:type="dxa"/>
+            </w:tcMar>
+            <w:vAlign w:val="center"/>
+          </w:tcPr>
+          <w:p>
+            <w:pPr>
+              <w:pStyle w:val="a"/>
+              <w:ind w:firstLine="0"/>
+              <w:rPr>
+                <w:sz w:val="24"/>
+                <w:szCs w:val="24"/>
+                <w:lang w:val="en-US"/>
+              </w:rPr>
+            </w:pPr>
+            <w:r>
+              <w:rPr>
+                <w:sz w:val="24"/>
+                <w:szCs w:val="24"/>
                 <w:lang w:val="en-US"/>
               </w:rPr>
               <w:t>1</w:t>
+            </w:r>
+          </w:p>
+        </w:tc>
+        <w:tc>
+          <w:tcPr>
+            <w:tcW w:w="834" w:type="pct"/>
+            <w:vAlign w:val="center"/>
+          </w:tcPr>
+          <w:p>
+            <w:pPr>
+              <w:pStyle w:val="a"/>
+              <w:ind w:firstLine="0"/>
+              <w:rPr>
+                <w:sz w:val="24"/>
+                <w:szCs w:val="24"/>
+                <w:lang w:val="en-US"/>
+              </w:rPr>
+            </w:pPr>
+            <w:r>
+              <w:rPr>
+                <w:sz w:val="24"/>
+                <w:szCs w:val="24"/>
+              </w:rPr>
+              <w:t>17</w:t>
+            </w:r>
+          </w:p>
+        </w:tc>
+        <w:tc>
+          <w:tcPr>
+            <w:tcW w:w="833" w:type="pct"/>
+            <w:vAlign w:val="center"/>
+          </w:tcPr>
+          <w:p>
+            <w:pPr>
+              <w:pStyle w:val="a"/>
+              <w:ind w:firstLine="0"/>
+              <w:rPr>
+                <w:sz w:val="24"/>
+                <w:szCs w:val="24"/>
+                <w:lang w:val="en-US"/>
+              </w:rPr>
+            </w:pPr>
+            <w:r>
+              <w:rPr>
+                <w:sz w:val="24"/>
+                <w:szCs w:val="24"/>
+                <w:lang w:val="en-US"/>
+              </w:rPr>
+              <w:t>series</w:t>
+            </w:r>
+          </w:p>
+        </w:tc>
+        <w:tc>
+          <w:tcPr>
+            <w:tcW w:w="833" w:type="pct"/>
+            <w:vAlign w:val="center"/>
+          </w:tcPr>
+          <w:p>
+            <w:pPr>
+              <w:pStyle w:val="a"/>
+              <w:ind w:firstLine="0"/>
+              <w:rPr>
+                <w:sz w:val="24"/>
+                <w:szCs w:val="24"/>
+                <w:lang w:val="en-US"/>
+              </w:rPr>
+            </w:pPr>
+            <w:r>
+              <w:rPr>
+                <w:sz w:val="24"/>
+                <w:szCs w:val="24"/>
+              </w:rPr>
+              <w:t>2</w:t>
             </w:r>
           </w:p>
         </w:tc>
@@ -4914,7 +5593,7 @@
         </w:trPr>
         <w:tc>
           <w:tcPr>
-            <w:tcW w:w="892" w:type="pct"/>
+            <w:tcW w:w="748" w:type="pct"/>
             <w:tcMar>
               <w:top w:w="120" w:type="dxa"/>
               <w:left w:w="120" w:type="dxa"/>
@@ -4928,28 +5607,39 @@
             <w:pPr>
               <w:pStyle w:val="a"/>
               <w:ind w:firstLine="0"/>
-            </w:pPr>
-            <w:r>
+              <w:rPr>
+                <w:sz w:val="24"/>
+                <w:szCs w:val="24"/>
+              </w:rPr>
+            </w:pPr>
+            <w:r>
+              <w:rPr>
+                <w:sz w:val="24"/>
+                <w:szCs w:val="24"/>
+              </w:rPr>
+              <w:lastRenderedPageBreak/>
               <w:t>18</w:t>
             </w:r>
           </w:p>
         </w:tc>
         <w:tc>
           <w:tcPr>
-            <w:tcW w:w="3012" w:type="pct"/>
-            <w:tcMar>
-              <w:top w:w="120" w:type="dxa"/>
-              <w:left w:w="120" w:type="dxa"/>
-              <w:bottom w:w="120" w:type="dxa"/>
-              <w:right w:w="120" w:type="dxa"/>
-            </w:tcMar>
-            <w:vAlign w:val="center"/>
-          </w:tcPr>
-          <w:p>
-            <w:pPr>
-              <w:pStyle w:val="a"/>
-              <w:ind w:firstLine="0"/>
-              <w:rPr>
+            <w:tcW w:w="918" w:type="pct"/>
+            <w:tcMar>
+              <w:top w:w="120" w:type="dxa"/>
+              <w:left w:w="120" w:type="dxa"/>
+              <w:bottom w:w="120" w:type="dxa"/>
+              <w:right w:w="120" w:type="dxa"/>
+            </w:tcMar>
+            <w:vAlign w:val="center"/>
+          </w:tcPr>
+          <w:p>
+            <w:pPr>
+              <w:pStyle w:val="a"/>
+              <w:ind w:firstLine="0"/>
+              <w:rPr>
+                <w:sz w:val="24"/>
+                <w:szCs w:val="24"/>
                 <w:lang w:val="en-US"/>
               </w:rPr>
             </w:pPr>
@@ -4957,6 +5647,8 @@
             <w:proofErr w:type="gramStart"/>
             <w:r>
               <w:rPr>
+                <w:sz w:val="24"/>
+                <w:szCs w:val="24"/>
                 <w:lang w:val="en-US"/>
               </w:rPr>
               <w:t>Match..</w:t>
@@ -4964,6 +5656,8 @@
             <w:proofErr w:type="gramEnd"/>
             <w:r>
               <w:rPr>
+                <w:sz w:val="24"/>
+                <w:szCs w:val="24"/>
                 <w:lang w:val="en-US"/>
               </w:rPr>
               <w:t>case</w:t>
@@ -4973,28 +5667,107 @@
         </w:tc>
         <w:tc>
           <w:tcPr>
-            <w:tcW w:w="1096" w:type="pct"/>
-            <w:tcMar>
-              <w:top w:w="120" w:type="dxa"/>
-              <w:left w:w="120" w:type="dxa"/>
-              <w:bottom w:w="120" w:type="dxa"/>
-              <w:right w:w="120" w:type="dxa"/>
-            </w:tcMar>
-            <w:vAlign w:val="center"/>
-          </w:tcPr>
-          <w:p>
-            <w:pPr>
-              <w:pStyle w:val="a"/>
-              <w:ind w:firstLine="0"/>
-              <w:rPr>
-                <w:lang w:val="en-US"/>
-              </w:rPr>
-            </w:pPr>
-            <w:r>
-              <w:rPr>
+            <w:tcW w:w="834" w:type="pct"/>
+            <w:tcMar>
+              <w:top w:w="120" w:type="dxa"/>
+              <w:left w:w="120" w:type="dxa"/>
+              <w:bottom w:w="120" w:type="dxa"/>
+              <w:right w:w="120" w:type="dxa"/>
+            </w:tcMar>
+            <w:vAlign w:val="center"/>
+          </w:tcPr>
+          <w:p>
+            <w:pPr>
+              <w:pStyle w:val="a"/>
+              <w:ind w:firstLine="0"/>
+              <w:rPr>
+                <w:sz w:val="24"/>
+                <w:szCs w:val="24"/>
+                <w:lang w:val="en-US"/>
+              </w:rPr>
+            </w:pPr>
+            <w:r>
+              <w:rPr>
+                <w:sz w:val="24"/>
+                <w:szCs w:val="24"/>
                 <w:lang w:val="en-US"/>
               </w:rPr>
               <w:t>1</w:t>
+            </w:r>
+          </w:p>
+        </w:tc>
+        <w:tc>
+          <w:tcPr>
+            <w:tcW w:w="834" w:type="pct"/>
+            <w:vAlign w:val="center"/>
+          </w:tcPr>
+          <w:p>
+            <w:pPr>
+              <w:pStyle w:val="a"/>
+              <w:ind w:firstLine="0"/>
+              <w:rPr>
+                <w:sz w:val="24"/>
+                <w:szCs w:val="24"/>
+                <w:lang w:val="en-US"/>
+              </w:rPr>
+            </w:pPr>
+            <w:r>
+              <w:rPr>
+                <w:sz w:val="24"/>
+                <w:szCs w:val="24"/>
+              </w:rPr>
+              <w:t>18</w:t>
+            </w:r>
+          </w:p>
+        </w:tc>
+        <w:tc>
+          <w:tcPr>
+            <w:tcW w:w="833" w:type="pct"/>
+            <w:vAlign w:val="center"/>
+          </w:tcPr>
+          <w:p>
+            <w:pPr>
+              <w:pStyle w:val="a"/>
+              <w:ind w:firstLine="0"/>
+              <w:rPr>
+                <w:sz w:val="24"/>
+                <w:szCs w:val="24"/>
+                <w:lang w:val="en-US"/>
+              </w:rPr>
+            </w:pPr>
+            <w:proofErr w:type="spellStart"/>
+            <w:r>
+              <w:rPr>
+                <w:sz w:val="24"/>
+                <w:szCs w:val="24"/>
+                <w:lang w:val="en-US"/>
+              </w:rPr>
+              <w:t>println</w:t>
+            </w:r>
+            <w:proofErr w:type="spellEnd"/>
+          </w:p>
+        </w:tc>
+        <w:tc>
+          <w:tcPr>
+            <w:tcW w:w="833" w:type="pct"/>
+            <w:vAlign w:val="center"/>
+          </w:tcPr>
+          <w:p>
+            <w:pPr>
+              <w:pStyle w:val="a"/>
+              <w:ind w:firstLine="0"/>
+              <w:rPr>
+                <w:sz w:val="24"/>
+                <w:szCs w:val="24"/>
+                <w:lang w:val="en-US"/>
+              </w:rPr>
+            </w:pPr>
+            <w:r>
+              <w:rPr>
+                <w:sz w:val="24"/>
+                <w:szCs w:val="24"/>
+              </w:rPr>
+              <w:t>2</w:t>
             </w:r>
           </w:p>
         </w:tc>
@@ -5005,7 +5778,7 @@
         </w:trPr>
         <w:tc>
           <w:tcPr>
-            <w:tcW w:w="892" w:type="pct"/>
+            <w:tcW w:w="748" w:type="pct"/>
             <w:tcMar>
               <w:top w:w="120" w:type="dxa"/>
               <w:left w:w="120" w:type="dxa"/>
@@ -5019,28 +5792,38 @@
             <w:pPr>
               <w:pStyle w:val="a"/>
               <w:ind w:firstLine="0"/>
-            </w:pPr>
-            <w:r>
+              <w:rPr>
+                <w:sz w:val="24"/>
+                <w:szCs w:val="24"/>
+              </w:rPr>
+            </w:pPr>
+            <w:r>
+              <w:rPr>
+                <w:sz w:val="24"/>
+                <w:szCs w:val="24"/>
+              </w:rPr>
               <w:t>19</w:t>
             </w:r>
           </w:p>
         </w:tc>
         <w:tc>
           <w:tcPr>
-            <w:tcW w:w="3012" w:type="pct"/>
-            <w:tcMar>
-              <w:top w:w="120" w:type="dxa"/>
-              <w:left w:w="120" w:type="dxa"/>
-              <w:bottom w:w="120" w:type="dxa"/>
-              <w:right w:w="120" w:type="dxa"/>
-            </w:tcMar>
-            <w:vAlign w:val="center"/>
-          </w:tcPr>
-          <w:p>
-            <w:pPr>
-              <w:pStyle w:val="a"/>
-              <w:ind w:firstLine="0"/>
-              <w:rPr>
+            <w:tcW w:w="918" w:type="pct"/>
+            <w:tcMar>
+              <w:top w:w="120" w:type="dxa"/>
+              <w:left w:w="120" w:type="dxa"/>
+              <w:bottom w:w="120" w:type="dxa"/>
+              <w:right w:w="120" w:type="dxa"/>
+            </w:tcMar>
+            <w:vAlign w:val="center"/>
+          </w:tcPr>
+          <w:p>
+            <w:pPr>
+              <w:pStyle w:val="a"/>
+              <w:ind w:firstLine="0"/>
+              <w:rPr>
+                <w:sz w:val="24"/>
+                <w:szCs w:val="24"/>
                 <w:lang w:val="en-US"/>
               </w:rPr>
             </w:pPr>
@@ -5048,6 +5831,8 @@
             <w:proofErr w:type="gramStart"/>
             <w:r>
               <w:rPr>
+                <w:sz w:val="24"/>
+                <w:szCs w:val="24"/>
                 <w:lang w:val="en-US"/>
               </w:rPr>
               <w:t>Do..</w:t>
@@ -5055,6 +5840,8 @@
             <w:proofErr w:type="gramEnd"/>
             <w:r>
               <w:rPr>
+                <w:sz w:val="24"/>
+                <w:szCs w:val="24"/>
                 <w:lang w:val="en-US"/>
               </w:rPr>
               <w:t>while</w:t>
@@ -5064,26 +5851,103 @@
         </w:tc>
         <w:tc>
           <w:tcPr>
-            <w:tcW w:w="1096" w:type="pct"/>
-            <w:tcMar>
-              <w:top w:w="120" w:type="dxa"/>
-              <w:left w:w="120" w:type="dxa"/>
-              <w:bottom w:w="120" w:type="dxa"/>
-              <w:right w:w="120" w:type="dxa"/>
-            </w:tcMar>
-            <w:vAlign w:val="center"/>
-          </w:tcPr>
-          <w:p>
-            <w:pPr>
-              <w:pStyle w:val="a"/>
-              <w:ind w:firstLine="0"/>
-              <w:rPr>
-                <w:lang w:val="en-US"/>
-              </w:rPr>
-            </w:pPr>
-            <w:r>
-              <w:rPr>
-                <w:lang w:val="en-US"/>
+            <w:tcW w:w="834" w:type="pct"/>
+            <w:tcMar>
+              <w:top w:w="120" w:type="dxa"/>
+              <w:left w:w="120" w:type="dxa"/>
+              <w:bottom w:w="120" w:type="dxa"/>
+              <w:right w:w="120" w:type="dxa"/>
+            </w:tcMar>
+            <w:vAlign w:val="center"/>
+          </w:tcPr>
+          <w:p>
+            <w:pPr>
+              <w:pStyle w:val="a"/>
+              <w:ind w:firstLine="0"/>
+              <w:rPr>
+                <w:sz w:val="24"/>
+                <w:szCs w:val="24"/>
+                <w:lang w:val="en-US"/>
+              </w:rPr>
+            </w:pPr>
+            <w:r>
+              <w:rPr>
+                <w:sz w:val="24"/>
+                <w:szCs w:val="24"/>
+                <w:lang w:val="en-US"/>
+              </w:rPr>
+              <w:t>1</w:t>
+            </w:r>
+          </w:p>
+        </w:tc>
+        <w:tc>
+          <w:tcPr>
+            <w:tcW w:w="834" w:type="pct"/>
+            <w:vAlign w:val="center"/>
+          </w:tcPr>
+          <w:p>
+            <w:pPr>
+              <w:pStyle w:val="a"/>
+              <w:ind w:firstLine="0"/>
+              <w:rPr>
+                <w:sz w:val="24"/>
+                <w:szCs w:val="24"/>
+                <w:lang w:val="en-US"/>
+              </w:rPr>
+            </w:pPr>
+            <w:r>
+              <w:rPr>
+                <w:sz w:val="24"/>
+                <w:szCs w:val="24"/>
+              </w:rPr>
+              <w:t>19</w:t>
+            </w:r>
+          </w:p>
+        </w:tc>
+        <w:tc>
+          <w:tcPr>
+            <w:tcW w:w="833" w:type="pct"/>
+            <w:vAlign w:val="center"/>
+          </w:tcPr>
+          <w:p>
+            <w:pPr>
+              <w:pStyle w:val="a"/>
+              <w:ind w:firstLine="0"/>
+              <w:rPr>
+                <w:sz w:val="24"/>
+                <w:szCs w:val="24"/>
+                <w:lang w:val="en-US"/>
+              </w:rPr>
+            </w:pPr>
+            <w:r>
+              <w:rPr>
+                <w:sz w:val="24"/>
+                <w:szCs w:val="24"/>
+                <w:lang w:val="en-US"/>
+              </w:rPr>
+              <w:t>calc</w:t>
+            </w:r>
+          </w:p>
+        </w:tc>
+        <w:tc>
+          <w:tcPr>
+            <w:tcW w:w="833" w:type="pct"/>
+            <w:vAlign w:val="center"/>
+          </w:tcPr>
+          <w:p>
+            <w:pPr>
+              <w:pStyle w:val="a"/>
+              <w:ind w:firstLine="0"/>
+              <w:rPr>
+                <w:sz w:val="24"/>
+                <w:szCs w:val="24"/>
+                <w:lang w:val="en-US"/>
+              </w:rPr>
+            </w:pPr>
+            <w:r>
+              <w:rPr>
+                <w:sz w:val="24"/>
+                <w:szCs w:val="24"/>
               </w:rPr>
               <w:t>1</w:t>
             </w:r>
@@ -5096,7 +5960,7 @@
         </w:trPr>
         <w:tc>
           <w:tcPr>
-            <w:tcW w:w="892" w:type="pct"/>
+            <w:tcW w:w="748" w:type="pct"/>
             <w:tcMar>
               <w:top w:w="120" w:type="dxa"/>
               <w:left w:w="120" w:type="dxa"/>
@@ -5110,33 +5974,45 @@
             <w:pPr>
               <w:pStyle w:val="a"/>
               <w:ind w:firstLine="0"/>
-            </w:pPr>
-            <w:r>
+              <w:rPr>
+                <w:sz w:val="24"/>
+                <w:szCs w:val="24"/>
+              </w:rPr>
+            </w:pPr>
+            <w:r>
+              <w:rPr>
+                <w:sz w:val="24"/>
+                <w:szCs w:val="24"/>
+              </w:rPr>
               <w:t>20</w:t>
             </w:r>
           </w:p>
         </w:tc>
         <w:tc>
           <w:tcPr>
-            <w:tcW w:w="3012" w:type="pct"/>
-            <w:tcMar>
-              <w:top w:w="120" w:type="dxa"/>
-              <w:left w:w="120" w:type="dxa"/>
-              <w:bottom w:w="120" w:type="dxa"/>
-              <w:right w:w="120" w:type="dxa"/>
-            </w:tcMar>
-            <w:vAlign w:val="center"/>
-          </w:tcPr>
-          <w:p>
-            <w:pPr>
-              <w:pStyle w:val="a"/>
-              <w:ind w:firstLine="0"/>
-              <w:rPr>
-                <w:lang w:val="en-US"/>
-              </w:rPr>
-            </w:pPr>
-            <w:r>
-              <w:rPr>
+            <w:tcW w:w="918" w:type="pct"/>
+            <w:tcMar>
+              <w:top w:w="120" w:type="dxa"/>
+              <w:left w:w="120" w:type="dxa"/>
+              <w:bottom w:w="120" w:type="dxa"/>
+              <w:right w:w="120" w:type="dxa"/>
+            </w:tcMar>
+            <w:vAlign w:val="center"/>
+          </w:tcPr>
+          <w:p>
+            <w:pPr>
+              <w:pStyle w:val="a"/>
+              <w:ind w:firstLine="0"/>
+              <w:rPr>
+                <w:sz w:val="24"/>
+                <w:szCs w:val="24"/>
+                <w:lang w:val="en-US"/>
+              </w:rPr>
+            </w:pPr>
+            <w:r>
+              <w:rPr>
+                <w:sz w:val="24"/>
+                <w:szCs w:val="24"/>
                 <w:lang w:val="en-US"/>
               </w:rPr>
               <w:t>[ ]</w:t>
@@ -5145,26 +6021,825 @@
         </w:tc>
         <w:tc>
           <w:tcPr>
-            <w:tcW w:w="1096" w:type="pct"/>
-            <w:tcMar>
-              <w:top w:w="120" w:type="dxa"/>
-              <w:left w:w="120" w:type="dxa"/>
-              <w:bottom w:w="120" w:type="dxa"/>
-              <w:right w:w="120" w:type="dxa"/>
-            </w:tcMar>
-            <w:vAlign w:val="center"/>
-          </w:tcPr>
-          <w:p>
-            <w:pPr>
-              <w:pStyle w:val="a"/>
-              <w:ind w:firstLine="0"/>
-              <w:rPr>
-                <w:lang w:val="en-US"/>
-              </w:rPr>
-            </w:pPr>
-            <w:r>
-              <w:rPr>
-                <w:lang w:val="en-US"/>
+            <w:tcW w:w="834" w:type="pct"/>
+            <w:tcMar>
+              <w:top w:w="120" w:type="dxa"/>
+              <w:left w:w="120" w:type="dxa"/>
+              <w:bottom w:w="120" w:type="dxa"/>
+              <w:right w:w="120" w:type="dxa"/>
+            </w:tcMar>
+            <w:vAlign w:val="center"/>
+          </w:tcPr>
+          <w:p>
+            <w:pPr>
+              <w:pStyle w:val="a"/>
+              <w:ind w:firstLine="0"/>
+              <w:rPr>
+                <w:sz w:val="24"/>
+                <w:szCs w:val="24"/>
+                <w:lang w:val="en-US"/>
+              </w:rPr>
+            </w:pPr>
+            <w:r>
+              <w:rPr>
+                <w:sz w:val="24"/>
+                <w:szCs w:val="24"/>
+                <w:lang w:val="en-US"/>
+              </w:rPr>
+              <w:t>1</w:t>
+            </w:r>
+          </w:p>
+        </w:tc>
+        <w:tc>
+          <w:tcPr>
+            <w:tcW w:w="834" w:type="pct"/>
+            <w:vAlign w:val="center"/>
+          </w:tcPr>
+          <w:p>
+            <w:pPr>
+              <w:pStyle w:val="a"/>
+              <w:ind w:firstLine="0"/>
+              <w:rPr>
+                <w:sz w:val="24"/>
+                <w:szCs w:val="24"/>
+                <w:lang w:val="en-US"/>
+              </w:rPr>
+            </w:pPr>
+            <w:r>
+              <w:rPr>
+                <w:sz w:val="24"/>
+                <w:szCs w:val="24"/>
+              </w:rPr>
+              <w:t>20</w:t>
+            </w:r>
+          </w:p>
+        </w:tc>
+        <w:tc>
+          <w:tcPr>
+            <w:tcW w:w="833" w:type="pct"/>
+            <w:vAlign w:val="center"/>
+          </w:tcPr>
+          <w:p>
+            <w:pPr>
+              <w:pStyle w:val="a"/>
+              <w:ind w:firstLine="0"/>
+              <w:rPr>
+                <w:sz w:val="24"/>
+                <w:szCs w:val="24"/>
+                <w:lang w:val="en-US"/>
+              </w:rPr>
+            </w:pPr>
+            <w:r>
+              <w:rPr>
+                <w:sz w:val="24"/>
+                <w:szCs w:val="24"/>
+                <w:lang w:val="en-US"/>
+              </w:rPr>
+              <w:t>to</w:t>
+            </w:r>
+          </w:p>
+        </w:tc>
+        <w:tc>
+          <w:tcPr>
+            <w:tcW w:w="833" w:type="pct"/>
+            <w:vAlign w:val="center"/>
+          </w:tcPr>
+          <w:p>
+            <w:pPr>
+              <w:pStyle w:val="a"/>
+              <w:ind w:firstLine="0"/>
+              <w:rPr>
+                <w:sz w:val="24"/>
+                <w:szCs w:val="24"/>
+                <w:lang w:val="en-US"/>
+              </w:rPr>
+            </w:pPr>
+            <w:r>
+              <w:rPr>
+                <w:sz w:val="24"/>
+                <w:szCs w:val="24"/>
+              </w:rPr>
+              <w:t>1</w:t>
+            </w:r>
+          </w:p>
+        </w:tc>
+      </w:tr>
+      <w:tr>
+        <w:trPr>
+          <w:trHeight w:val="358"/>
+        </w:trPr>
+        <w:tc>
+          <w:tcPr>
+            <w:tcW w:w="748" w:type="pct"/>
+            <w:tcMar>
+              <w:top w:w="120" w:type="dxa"/>
+              <w:left w:w="120" w:type="dxa"/>
+              <w:bottom w:w="120" w:type="dxa"/>
+              <w:right w:w="120" w:type="dxa"/>
+            </w:tcMar>
+            <w:vAlign w:val="center"/>
+          </w:tcPr>
+          <w:p>
+            <w:pPr>
+              <w:pStyle w:val="a"/>
+              <w:ind w:firstLine="0"/>
+              <w:rPr>
+                <w:sz w:val="24"/>
+                <w:szCs w:val="24"/>
+              </w:rPr>
+            </w:pPr>
+          </w:p>
+        </w:tc>
+        <w:tc>
+          <w:tcPr>
+            <w:tcW w:w="918" w:type="pct"/>
+            <w:tcMar>
+              <w:top w:w="120" w:type="dxa"/>
+              <w:left w:w="120" w:type="dxa"/>
+              <w:bottom w:w="120" w:type="dxa"/>
+              <w:right w:w="120" w:type="dxa"/>
+            </w:tcMar>
+            <w:vAlign w:val="center"/>
+          </w:tcPr>
+          <w:p>
+            <w:pPr>
+              <w:pStyle w:val="a"/>
+              <w:ind w:firstLine="0"/>
+              <w:rPr>
+                <w:sz w:val="24"/>
+                <w:szCs w:val="24"/>
+                <w:lang w:val="en-US"/>
+              </w:rPr>
+            </w:pPr>
+          </w:p>
+        </w:tc>
+        <w:tc>
+          <w:tcPr>
+            <w:tcW w:w="834" w:type="pct"/>
+            <w:tcMar>
+              <w:top w:w="120" w:type="dxa"/>
+              <w:left w:w="120" w:type="dxa"/>
+              <w:bottom w:w="120" w:type="dxa"/>
+              <w:right w:w="120" w:type="dxa"/>
+            </w:tcMar>
+            <w:vAlign w:val="center"/>
+          </w:tcPr>
+          <w:p>
+            <w:pPr>
+              <w:pStyle w:val="a"/>
+              <w:ind w:firstLine="0"/>
+              <w:rPr>
+                <w:sz w:val="24"/>
+                <w:szCs w:val="24"/>
+                <w:lang w:val="en-US"/>
+              </w:rPr>
+            </w:pPr>
+          </w:p>
+        </w:tc>
+        <w:tc>
+          <w:tcPr>
+            <w:tcW w:w="834" w:type="pct"/>
+            <w:vAlign w:val="center"/>
+          </w:tcPr>
+          <w:p>
+            <w:pPr>
+              <w:pStyle w:val="a"/>
+              <w:ind w:firstLine="0"/>
+              <w:rPr>
+                <w:sz w:val="24"/>
+                <w:szCs w:val="24"/>
+              </w:rPr>
+            </w:pPr>
+            <w:r>
+              <w:rPr>
+                <w:sz w:val="24"/>
+                <w:szCs w:val="24"/>
+              </w:rPr>
+              <w:t>21</w:t>
+            </w:r>
+          </w:p>
+        </w:tc>
+        <w:tc>
+          <w:tcPr>
+            <w:tcW w:w="833" w:type="pct"/>
+            <w:vAlign w:val="center"/>
+          </w:tcPr>
+          <w:p>
+            <w:pPr>
+              <w:pStyle w:val="a"/>
+              <w:ind w:firstLine="0"/>
+              <w:rPr>
+                <w:sz w:val="24"/>
+                <w:szCs w:val="24"/>
+                <w:lang w:val="en-US"/>
+              </w:rPr>
+            </w:pPr>
+            <w:r>
+              <w:rPr>
+                <w:sz w:val="24"/>
+                <w:szCs w:val="24"/>
+                <w:lang w:val="en-US"/>
+              </w:rPr>
+              <w:t>main</w:t>
+            </w:r>
+          </w:p>
+        </w:tc>
+        <w:tc>
+          <w:tcPr>
+            <w:tcW w:w="833" w:type="pct"/>
+            <w:vAlign w:val="center"/>
+          </w:tcPr>
+          <w:p>
+            <w:pPr>
+              <w:pStyle w:val="a"/>
+              <w:ind w:firstLine="0"/>
+              <w:rPr>
+                <w:sz w:val="24"/>
+                <w:szCs w:val="24"/>
+              </w:rPr>
+            </w:pPr>
+            <w:r>
+              <w:rPr>
+                <w:sz w:val="24"/>
+                <w:szCs w:val="24"/>
+              </w:rPr>
+              <w:t>1</w:t>
+            </w:r>
+          </w:p>
+        </w:tc>
+      </w:tr>
+      <w:tr>
+        <w:trPr>
+          <w:trHeight w:val="358"/>
+        </w:trPr>
+        <w:tc>
+          <w:tcPr>
+            <w:tcW w:w="748" w:type="pct"/>
+            <w:tcMar>
+              <w:top w:w="120" w:type="dxa"/>
+              <w:left w:w="120" w:type="dxa"/>
+              <w:bottom w:w="120" w:type="dxa"/>
+              <w:right w:w="120" w:type="dxa"/>
+            </w:tcMar>
+            <w:vAlign w:val="center"/>
+          </w:tcPr>
+          <w:p>
+            <w:pPr>
+              <w:pStyle w:val="a"/>
+              <w:ind w:firstLine="0"/>
+              <w:rPr>
+                <w:sz w:val="24"/>
+                <w:szCs w:val="24"/>
+              </w:rPr>
+            </w:pPr>
+          </w:p>
+        </w:tc>
+        <w:tc>
+          <w:tcPr>
+            <w:tcW w:w="918" w:type="pct"/>
+            <w:tcMar>
+              <w:top w:w="120" w:type="dxa"/>
+              <w:left w:w="120" w:type="dxa"/>
+              <w:bottom w:w="120" w:type="dxa"/>
+              <w:right w:w="120" w:type="dxa"/>
+            </w:tcMar>
+            <w:vAlign w:val="center"/>
+          </w:tcPr>
+          <w:p>
+            <w:pPr>
+              <w:pStyle w:val="a"/>
+              <w:ind w:firstLine="0"/>
+              <w:rPr>
+                <w:sz w:val="24"/>
+                <w:szCs w:val="24"/>
+                <w:lang w:val="en-US"/>
+              </w:rPr>
+            </w:pPr>
+          </w:p>
+        </w:tc>
+        <w:tc>
+          <w:tcPr>
+            <w:tcW w:w="834" w:type="pct"/>
+            <w:tcMar>
+              <w:top w:w="120" w:type="dxa"/>
+              <w:left w:w="120" w:type="dxa"/>
+              <w:bottom w:w="120" w:type="dxa"/>
+              <w:right w:w="120" w:type="dxa"/>
+            </w:tcMar>
+            <w:vAlign w:val="center"/>
+          </w:tcPr>
+          <w:p>
+            <w:pPr>
+              <w:pStyle w:val="a"/>
+              <w:ind w:firstLine="0"/>
+              <w:rPr>
+                <w:sz w:val="24"/>
+                <w:szCs w:val="24"/>
+                <w:lang w:val="en-US"/>
+              </w:rPr>
+            </w:pPr>
+          </w:p>
+        </w:tc>
+        <w:tc>
+          <w:tcPr>
+            <w:tcW w:w="834" w:type="pct"/>
+            <w:vAlign w:val="center"/>
+          </w:tcPr>
+          <w:p>
+            <w:pPr>
+              <w:pStyle w:val="a"/>
+              <w:ind w:firstLine="0"/>
+              <w:rPr>
+                <w:sz w:val="24"/>
+                <w:szCs w:val="24"/>
+              </w:rPr>
+            </w:pPr>
+            <w:r>
+              <w:rPr>
+                <w:sz w:val="24"/>
+                <w:szCs w:val="24"/>
+              </w:rPr>
+              <w:t>22</w:t>
+            </w:r>
+          </w:p>
+        </w:tc>
+        <w:tc>
+          <w:tcPr>
+            <w:tcW w:w="833" w:type="pct"/>
+            <w:vAlign w:val="center"/>
+          </w:tcPr>
+          <w:p>
+            <w:pPr>
+              <w:pStyle w:val="a"/>
+              <w:ind w:firstLine="0"/>
+              <w:rPr>
+                <w:sz w:val="24"/>
+                <w:szCs w:val="24"/>
+                <w:lang w:val="en-US"/>
+              </w:rPr>
+            </w:pPr>
+            <w:proofErr w:type="spellStart"/>
+            <w:r>
+              <w:rPr>
+                <w:sz w:val="24"/>
+                <w:szCs w:val="24"/>
+                <w:lang w:val="en-US"/>
+              </w:rPr>
+              <w:t>args</w:t>
+            </w:r>
+            <w:proofErr w:type="spellEnd"/>
+          </w:p>
+        </w:tc>
+        <w:tc>
+          <w:tcPr>
+            <w:tcW w:w="833" w:type="pct"/>
+            <w:vAlign w:val="center"/>
+          </w:tcPr>
+          <w:p>
+            <w:pPr>
+              <w:pStyle w:val="a"/>
+              <w:ind w:firstLine="0"/>
+              <w:rPr>
+                <w:sz w:val="24"/>
+                <w:szCs w:val="24"/>
+              </w:rPr>
+            </w:pPr>
+            <w:r>
+              <w:rPr>
+                <w:sz w:val="24"/>
+                <w:szCs w:val="24"/>
+              </w:rPr>
+              <w:t>1</w:t>
+            </w:r>
+          </w:p>
+        </w:tc>
+      </w:tr>
+      <w:tr>
+        <w:trPr>
+          <w:trHeight w:val="358"/>
+        </w:trPr>
+        <w:tc>
+          <w:tcPr>
+            <w:tcW w:w="748" w:type="pct"/>
+            <w:tcMar>
+              <w:top w:w="120" w:type="dxa"/>
+              <w:left w:w="120" w:type="dxa"/>
+              <w:bottom w:w="120" w:type="dxa"/>
+              <w:right w:w="120" w:type="dxa"/>
+            </w:tcMar>
+            <w:vAlign w:val="center"/>
+          </w:tcPr>
+          <w:p>
+            <w:pPr>
+              <w:pStyle w:val="a"/>
+              <w:ind w:firstLine="0"/>
+              <w:rPr>
+                <w:sz w:val="24"/>
+                <w:szCs w:val="24"/>
+              </w:rPr>
+            </w:pPr>
+          </w:p>
+        </w:tc>
+        <w:tc>
+          <w:tcPr>
+            <w:tcW w:w="918" w:type="pct"/>
+            <w:tcMar>
+              <w:top w:w="120" w:type="dxa"/>
+              <w:left w:w="120" w:type="dxa"/>
+              <w:bottom w:w="120" w:type="dxa"/>
+              <w:right w:w="120" w:type="dxa"/>
+            </w:tcMar>
+            <w:vAlign w:val="center"/>
+          </w:tcPr>
+          <w:p>
+            <w:pPr>
+              <w:pStyle w:val="a"/>
+              <w:ind w:firstLine="0"/>
+              <w:rPr>
+                <w:sz w:val="24"/>
+                <w:szCs w:val="24"/>
+                <w:lang w:val="en-US"/>
+              </w:rPr>
+            </w:pPr>
+          </w:p>
+        </w:tc>
+        <w:tc>
+          <w:tcPr>
+            <w:tcW w:w="834" w:type="pct"/>
+            <w:tcMar>
+              <w:top w:w="120" w:type="dxa"/>
+              <w:left w:w="120" w:type="dxa"/>
+              <w:bottom w:w="120" w:type="dxa"/>
+              <w:right w:w="120" w:type="dxa"/>
+            </w:tcMar>
+            <w:vAlign w:val="center"/>
+          </w:tcPr>
+          <w:p>
+            <w:pPr>
+              <w:pStyle w:val="a"/>
+              <w:ind w:firstLine="0"/>
+              <w:rPr>
+                <w:sz w:val="24"/>
+                <w:szCs w:val="24"/>
+                <w:lang w:val="en-US"/>
+              </w:rPr>
+            </w:pPr>
+          </w:p>
+        </w:tc>
+        <w:tc>
+          <w:tcPr>
+            <w:tcW w:w="834" w:type="pct"/>
+            <w:vAlign w:val="center"/>
+          </w:tcPr>
+          <w:p>
+            <w:pPr>
+              <w:pStyle w:val="a"/>
+              <w:ind w:firstLine="0"/>
+              <w:rPr>
+                <w:sz w:val="24"/>
+                <w:szCs w:val="24"/>
+              </w:rPr>
+            </w:pPr>
+            <w:r>
+              <w:rPr>
+                <w:sz w:val="24"/>
+                <w:szCs w:val="24"/>
+              </w:rPr>
+              <w:t>23</w:t>
+            </w:r>
+          </w:p>
+        </w:tc>
+        <w:tc>
+          <w:tcPr>
+            <w:tcW w:w="833" w:type="pct"/>
+            <w:vAlign w:val="center"/>
+          </w:tcPr>
+          <w:p>
+            <w:pPr>
+              <w:pStyle w:val="a"/>
+              <w:ind w:firstLine="0"/>
+              <w:rPr>
+                <w:sz w:val="24"/>
+                <w:szCs w:val="24"/>
+                <w:lang w:val="en-US"/>
+              </w:rPr>
+            </w:pPr>
+            <w:r>
+              <w:rPr>
+                <w:sz w:val="24"/>
+                <w:szCs w:val="24"/>
+                <w:lang w:val="en-US"/>
+              </w:rPr>
+              <w:t>array</w:t>
+            </w:r>
+          </w:p>
+        </w:tc>
+        <w:tc>
+          <w:tcPr>
+            <w:tcW w:w="833" w:type="pct"/>
+            <w:vAlign w:val="center"/>
+          </w:tcPr>
+          <w:p>
+            <w:pPr>
+              <w:pStyle w:val="a"/>
+              <w:ind w:firstLine="0"/>
+              <w:rPr>
+                <w:sz w:val="24"/>
+                <w:szCs w:val="24"/>
+              </w:rPr>
+            </w:pPr>
+            <w:r>
+              <w:rPr>
+                <w:sz w:val="24"/>
+                <w:szCs w:val="24"/>
+              </w:rPr>
+              <w:t>1</w:t>
+            </w:r>
+          </w:p>
+        </w:tc>
+      </w:tr>
+      <w:tr>
+        <w:trPr>
+          <w:trHeight w:val="358"/>
+        </w:trPr>
+        <w:tc>
+          <w:tcPr>
+            <w:tcW w:w="748" w:type="pct"/>
+            <w:tcMar>
+              <w:top w:w="120" w:type="dxa"/>
+              <w:left w:w="120" w:type="dxa"/>
+              <w:bottom w:w="120" w:type="dxa"/>
+              <w:right w:w="120" w:type="dxa"/>
+            </w:tcMar>
+            <w:vAlign w:val="center"/>
+          </w:tcPr>
+          <w:p>
+            <w:pPr>
+              <w:pStyle w:val="a"/>
+              <w:ind w:firstLine="0"/>
+              <w:rPr>
+                <w:sz w:val="24"/>
+                <w:szCs w:val="24"/>
+              </w:rPr>
+            </w:pPr>
+          </w:p>
+        </w:tc>
+        <w:tc>
+          <w:tcPr>
+            <w:tcW w:w="918" w:type="pct"/>
+            <w:tcMar>
+              <w:top w:w="120" w:type="dxa"/>
+              <w:left w:w="120" w:type="dxa"/>
+              <w:bottom w:w="120" w:type="dxa"/>
+              <w:right w:w="120" w:type="dxa"/>
+            </w:tcMar>
+            <w:vAlign w:val="center"/>
+          </w:tcPr>
+          <w:p>
+            <w:pPr>
+              <w:pStyle w:val="a"/>
+              <w:ind w:firstLine="0"/>
+              <w:rPr>
+                <w:sz w:val="24"/>
+                <w:szCs w:val="24"/>
+                <w:lang w:val="en-US"/>
+              </w:rPr>
+            </w:pPr>
+          </w:p>
+        </w:tc>
+        <w:tc>
+          <w:tcPr>
+            <w:tcW w:w="834" w:type="pct"/>
+            <w:tcMar>
+              <w:top w:w="120" w:type="dxa"/>
+              <w:left w:w="120" w:type="dxa"/>
+              <w:bottom w:w="120" w:type="dxa"/>
+              <w:right w:w="120" w:type="dxa"/>
+            </w:tcMar>
+            <w:vAlign w:val="center"/>
+          </w:tcPr>
+          <w:p>
+            <w:pPr>
+              <w:pStyle w:val="a"/>
+              <w:ind w:firstLine="0"/>
+              <w:rPr>
+                <w:sz w:val="24"/>
+                <w:szCs w:val="24"/>
+                <w:lang w:val="en-US"/>
+              </w:rPr>
+            </w:pPr>
+          </w:p>
+        </w:tc>
+        <w:tc>
+          <w:tcPr>
+            <w:tcW w:w="834" w:type="pct"/>
+            <w:vAlign w:val="center"/>
+          </w:tcPr>
+          <w:p>
+            <w:pPr>
+              <w:pStyle w:val="a"/>
+              <w:ind w:firstLine="0"/>
+              <w:rPr>
+                <w:sz w:val="24"/>
+                <w:szCs w:val="24"/>
+              </w:rPr>
+            </w:pPr>
+            <w:r>
+              <w:rPr>
+                <w:sz w:val="24"/>
+                <w:szCs w:val="24"/>
+              </w:rPr>
+              <w:t>24</w:t>
+            </w:r>
+          </w:p>
+        </w:tc>
+        <w:tc>
+          <w:tcPr>
+            <w:tcW w:w="833" w:type="pct"/>
+            <w:vAlign w:val="center"/>
+          </w:tcPr>
+          <w:p>
+            <w:pPr>
+              <w:pStyle w:val="a"/>
+              <w:ind w:firstLine="0"/>
+              <w:rPr>
+                <w:sz w:val="24"/>
+                <w:szCs w:val="24"/>
+                <w:lang w:val="en-US"/>
+              </w:rPr>
+            </w:pPr>
+            <w:r>
+              <w:rPr>
+                <w:sz w:val="24"/>
+                <w:szCs w:val="24"/>
+                <w:lang w:val="en-US"/>
+              </w:rPr>
+              <w:t>string</w:t>
+            </w:r>
+          </w:p>
+        </w:tc>
+        <w:tc>
+          <w:tcPr>
+            <w:tcW w:w="833" w:type="pct"/>
+            <w:vAlign w:val="center"/>
+          </w:tcPr>
+          <w:p>
+            <w:pPr>
+              <w:pStyle w:val="a"/>
+              <w:ind w:firstLine="0"/>
+              <w:rPr>
+                <w:sz w:val="24"/>
+                <w:szCs w:val="24"/>
+              </w:rPr>
+            </w:pPr>
+            <w:r>
+              <w:rPr>
+                <w:sz w:val="24"/>
+                <w:szCs w:val="24"/>
+              </w:rPr>
+              <w:t>1</w:t>
+            </w:r>
+          </w:p>
+        </w:tc>
+      </w:tr>
+      <w:tr>
+        <w:trPr>
+          <w:trHeight w:val="358"/>
+        </w:trPr>
+        <w:tc>
+          <w:tcPr>
+            <w:tcW w:w="748" w:type="pct"/>
+            <w:tcMar>
+              <w:top w:w="120" w:type="dxa"/>
+              <w:left w:w="120" w:type="dxa"/>
+              <w:bottom w:w="120" w:type="dxa"/>
+              <w:right w:w="120" w:type="dxa"/>
+            </w:tcMar>
+            <w:vAlign w:val="center"/>
+          </w:tcPr>
+          <w:p>
+            <w:pPr>
+              <w:pStyle w:val="a"/>
+              <w:ind w:firstLine="0"/>
+              <w:rPr>
+                <w:sz w:val="24"/>
+                <w:szCs w:val="24"/>
+              </w:rPr>
+            </w:pPr>
+          </w:p>
+        </w:tc>
+        <w:tc>
+          <w:tcPr>
+            <w:tcW w:w="918" w:type="pct"/>
+            <w:tcMar>
+              <w:top w:w="120" w:type="dxa"/>
+              <w:left w:w="120" w:type="dxa"/>
+              <w:bottom w:w="120" w:type="dxa"/>
+              <w:right w:w="120" w:type="dxa"/>
+            </w:tcMar>
+            <w:vAlign w:val="center"/>
+          </w:tcPr>
+          <w:p>
+            <w:pPr>
+              <w:pStyle w:val="a"/>
+              <w:ind w:firstLine="0"/>
+              <w:rPr>
+                <w:sz w:val="24"/>
+                <w:szCs w:val="24"/>
+                <w:lang w:val="en-US"/>
+              </w:rPr>
+            </w:pPr>
+          </w:p>
+        </w:tc>
+        <w:tc>
+          <w:tcPr>
+            <w:tcW w:w="834" w:type="pct"/>
+            <w:tcMar>
+              <w:top w:w="120" w:type="dxa"/>
+              <w:left w:w="120" w:type="dxa"/>
+              <w:bottom w:w="120" w:type="dxa"/>
+              <w:right w:w="120" w:type="dxa"/>
+            </w:tcMar>
+            <w:vAlign w:val="center"/>
+          </w:tcPr>
+          <w:p>
+            <w:pPr>
+              <w:pStyle w:val="a"/>
+              <w:ind w:firstLine="0"/>
+              <w:rPr>
+                <w:sz w:val="24"/>
+                <w:szCs w:val="24"/>
+                <w:lang w:val="en-US"/>
+              </w:rPr>
+            </w:pPr>
+          </w:p>
+        </w:tc>
+        <w:tc>
+          <w:tcPr>
+            <w:tcW w:w="834" w:type="pct"/>
+            <w:vAlign w:val="center"/>
+          </w:tcPr>
+          <w:p>
+            <w:pPr>
+              <w:pStyle w:val="a"/>
+              <w:ind w:firstLine="0"/>
+              <w:rPr>
+                <w:sz w:val="24"/>
+                <w:szCs w:val="24"/>
+              </w:rPr>
+            </w:pPr>
+            <w:r>
+              <w:rPr>
+                <w:sz w:val="24"/>
+                <w:szCs w:val="24"/>
+              </w:rPr>
+              <w:t>25</w:t>
+            </w:r>
+          </w:p>
+        </w:tc>
+        <w:tc>
+          <w:tcPr>
+            <w:tcW w:w="833" w:type="pct"/>
+            <w:vAlign w:val="center"/>
+          </w:tcPr>
+          <w:p>
+            <w:pPr>
+              <w:pStyle w:val="a"/>
+              <w:ind w:firstLine="0"/>
+              <w:rPr>
+                <w:sz w:val="24"/>
+                <w:szCs w:val="24"/>
+                <w:lang w:val="en-US"/>
+              </w:rPr>
+            </w:pPr>
+            <w:r>
+              <w:rPr>
+                <w:sz w:val="24"/>
+                <w:szCs w:val="24"/>
+                <w:lang w:val="en-US"/>
+              </w:rPr>
+              <w:t>unit</w:t>
+            </w:r>
+          </w:p>
+        </w:tc>
+        <w:tc>
+          <w:tcPr>
+            <w:tcW w:w="833" w:type="pct"/>
+            <w:vAlign w:val="center"/>
+          </w:tcPr>
+          <w:p>
+            <w:pPr>
+              <w:pStyle w:val="a"/>
+              <w:ind w:firstLine="0"/>
+              <w:rPr>
+                <w:sz w:val="24"/>
+                <w:szCs w:val="24"/>
+              </w:rPr>
+            </w:pPr>
+            <w:r>
+              <w:rPr>
+                <w:sz w:val="24"/>
+                <w:szCs w:val="24"/>
               </w:rPr>
               <w:t>1</w:t>
             </w:r>
@@ -5177,7 +6852,7 @@
         </w:trPr>
         <w:tc>
           <w:tcPr>
-            <w:tcW w:w="892" w:type="pct"/>
+            <w:tcW w:w="748" w:type="pct"/>
             <w:tcMar>
               <w:top w:w="120" w:type="dxa"/>
               <w:left w:w="120" w:type="dxa"/>
@@ -5191,15 +6866,23 @@
             <w:pPr>
               <w:pStyle w:val="a"/>
               <w:ind w:firstLine="0"/>
-            </w:pPr>
-            <w:r>
+              <w:rPr>
+                <w:sz w:val="24"/>
+                <w:szCs w:val="24"/>
+              </w:rPr>
+            </w:pPr>
+            <w:r>
+              <w:rPr>
+                <w:sz w:val="24"/>
+                <w:szCs w:val="24"/>
+              </w:rPr>
               <w:t>Итого</w:t>
             </w:r>
           </w:p>
         </w:tc>
         <w:tc>
           <w:tcPr>
-            <w:tcW w:w="3012" w:type="pct"/>
+            <w:tcW w:w="918" w:type="pct"/>
             <w:tcMar>
               <w:top w:w="120" w:type="dxa"/>
               <w:left w:w="120" w:type="dxa"/>
@@ -5213,8 +6896,16 @@
             <w:pPr>
               <w:pStyle w:val="a"/>
               <w:ind w:firstLine="0"/>
-            </w:pPr>
-            <w:r>
+              <w:rPr>
+                <w:sz w:val="24"/>
+                <w:szCs w:val="24"/>
+              </w:rPr>
+            </w:pPr>
+            <w:r>
+              <w:rPr>
+                <w:sz w:val="24"/>
+                <w:szCs w:val="24"/>
+              </w:rPr>
               <w:t xml:space="preserve">Общее число операторов </w:t>
             </w:r>
             <m:oMath>
@@ -5223,6 +6914,8 @@
                   <m:ctrlPr>
                     <w:rPr>
                       <w:rFonts w:ascii="Cambria Math" w:hAnsi="Cambria Math"/>
+                      <w:sz w:val="24"/>
+                      <w:szCs w:val="24"/>
                     </w:rPr>
                   </m:ctrlPr>
                 </m:sSubPr>
@@ -5230,6 +6923,8 @@
                   <m:r>
                     <w:rPr>
                       <w:rFonts w:ascii="Cambria Math" w:hAnsi="Cambria Math"/>
+                      <w:sz w:val="24"/>
+                      <w:szCs w:val="24"/>
                     </w:rPr>
                     <m:t>N</m:t>
                   </m:r>
@@ -5241,6 +6936,8 @@
                     </m:rPr>
                     <w:rPr>
                       <w:rFonts w:ascii="Cambria Math" w:hAnsi="Cambria Math"/>
+                      <w:sz w:val="24"/>
+                      <w:szCs w:val="24"/>
                     </w:rPr>
                     <m:t>1</m:t>
                   </m:r>
@@ -5251,7 +6948,7 @@
         </w:tc>
         <w:tc>
           <w:tcPr>
-            <w:tcW w:w="1096" w:type="pct"/>
+            <w:tcW w:w="834" w:type="pct"/>
             <w:tcMar>
               <w:top w:w="120" w:type="dxa"/>
               <w:left w:w="120" w:type="dxa"/>
@@ -5265,44 +6962,143 @@
             <w:pPr>
               <w:pStyle w:val="a"/>
               <w:ind w:firstLine="0"/>
-            </w:pPr>
-            <w:r>
-              <w:rPr>
+              <w:rPr>
+                <w:sz w:val="24"/>
+                <w:szCs w:val="24"/>
+              </w:rPr>
+            </w:pPr>
+            <w:r>
+              <w:rPr>
+                <w:sz w:val="24"/>
+                <w:szCs w:val="24"/>
                 <w:lang w:val="en-US"/>
               </w:rPr>
               <w:t>16</w:t>
             </w:r>
             <w:r>
+              <w:rPr>
+                <w:sz w:val="24"/>
+                <w:szCs w:val="24"/>
+              </w:rPr>
               <w:t>9</w:t>
+            </w:r>
+          </w:p>
+        </w:tc>
+        <w:tc>
+          <w:tcPr>
+            <w:tcW w:w="834" w:type="pct"/>
+          </w:tcPr>
+          <w:p>
+            <w:pPr>
+              <w:pStyle w:val="a"/>
+              <w:ind w:firstLine="0"/>
+              <w:rPr>
+                <w:sz w:val="24"/>
+                <w:szCs w:val="24"/>
+              </w:rPr>
+            </w:pPr>
+          </w:p>
+          <w:p>
+            <w:pPr>
+              <w:pStyle w:val="a"/>
+              <w:ind w:firstLine="0"/>
+              <w:rPr>
+                <w:sz w:val="24"/>
+                <w:szCs w:val="24"/>
+              </w:rPr>
+            </w:pPr>
+          </w:p>
+        </w:tc>
+        <w:tc>
+          <w:tcPr>
+            <w:tcW w:w="833" w:type="pct"/>
+            <w:vAlign w:val="center"/>
+          </w:tcPr>
+          <w:p>
+            <w:pPr>
+              <w:pStyle w:val="a"/>
+              <w:ind w:firstLine="0"/>
+              <w:rPr>
+                <w:sz w:val="24"/>
+                <w:szCs w:val="24"/>
+                <w:lang w:val="en-US"/>
+              </w:rPr>
+            </w:pPr>
+            <w:r>
+              <w:rPr>
+                <w:sz w:val="24"/>
+                <w:szCs w:val="24"/>
+              </w:rPr>
+              <w:t xml:space="preserve">Общее число операндов </w:t>
+            </w:r>
+            <m:oMath>
+              <m:sSub>
+                <m:sSubPr>
+                  <m:ctrlPr>
+                    <w:rPr>
+                      <w:rFonts w:ascii="Cambria Math" w:hAnsi="Cambria Math"/>
+                      <w:sz w:val="24"/>
+                      <w:szCs w:val="24"/>
+                    </w:rPr>
+                  </m:ctrlPr>
+                </m:sSubPr>
+                <m:e>
+                  <m:r>
+                    <w:rPr>
+                      <w:rFonts w:ascii="Cambria Math" w:hAnsi="Cambria Math"/>
+                      <w:sz w:val="24"/>
+                      <w:szCs w:val="24"/>
+                    </w:rPr>
+                    <m:t>N</m:t>
+                  </m:r>
+                </m:e>
+                <m:sub>
+                  <m:r>
+                    <m:rPr>
+                      <m:sty m:val="p"/>
+                    </m:rPr>
+                    <w:rPr>
+                      <w:rFonts w:ascii="Cambria Math" w:hAnsi="Cambria Math"/>
+                      <w:sz w:val="24"/>
+                      <w:szCs w:val="24"/>
+                    </w:rPr>
+                    <m:t>2</m:t>
+                  </m:r>
+                </m:sub>
+              </m:sSub>
+            </m:oMath>
+          </w:p>
+        </w:tc>
+        <w:tc>
+          <w:tcPr>
+            <w:tcW w:w="833" w:type="pct"/>
+            <w:vAlign w:val="center"/>
+          </w:tcPr>
+          <w:p>
+            <w:pPr>
+              <w:pStyle w:val="a"/>
+              <w:ind w:firstLine="0"/>
+              <w:rPr>
+                <w:sz w:val="24"/>
+                <w:szCs w:val="24"/>
+                <w:lang w:val="en-US"/>
+              </w:rPr>
+            </w:pPr>
+            <w:r>
+              <w:rPr>
+                <w:sz w:val="24"/>
+                <w:szCs w:val="24"/>
+              </w:rPr>
+              <w:t>197</w:t>
             </w:r>
           </w:p>
         </w:tc>
       </w:tr>
     </w:tbl>
-    <w:p>
-      <w:pPr>
-        <w:pStyle w:val="a"/>
-        <w:ind w:firstLine="0"/>
-      </w:pPr>
-    </w:p>
-    <w:p>
-      <w:pPr>
-        <w:pStyle w:val="a"/>
-        <w:ind w:firstLine="0"/>
-      </w:pPr>
-    </w:p>
-    <w:p>
-      <w:pPr>
-        <w:pStyle w:val="a"/>
-        <w:ind w:firstLine="0"/>
-      </w:pPr>
-      <w:r>
-        <w:t>Таблица 3 – Операнды</w:t>
-      </w:r>
-    </w:p>
     <w:tbl>
       <w:tblPr>
-        <w:tblW w:w="4018" w:type="pct"/>
+        <w:tblpPr w:leftFromText="180" w:rightFromText="180" w:vertAnchor="text" w:horzAnchor="margin" w:tblpY="768"/>
+        <w:tblW w:w="4362" w:type="pct"/>
         <w:tblBorders>
           <w:top w:val="single" w:sz="4" w:space="0" w:color="auto"/>
           <w:left w:val="single" w:sz="4" w:space="0" w:color="auto"/>
@@ -5320,12 +7116,13 @@
         <w:tblLook w:val="04A0" w:firstRow="1" w:lastRow="0" w:firstColumn="1" w:lastColumn="0" w:noHBand="0" w:noVBand="1"/>
       </w:tblPr>
       <w:tblGrid>
-        <w:gridCol w:w="960"/>
-        <w:gridCol w:w="5369"/>
-        <w:gridCol w:w="1180"/>
+        <w:gridCol w:w="4111"/>
+        <w:gridCol w:w="2306"/>
+        <w:gridCol w:w="1735"/>
       </w:tblGrid>
       <w:tr>
         <w:trPr>
+          <w:trHeight w:val="275"/>
           <w:tblHeader/>
         </w:trPr>
         <w:tc>
@@ -5344,15 +7141,23 @@
             <w:pPr>
               <w:pStyle w:val="a"/>
               <w:ind w:firstLine="0"/>
-            </w:pPr>
-            <w:r>
-              <w:t>№</w:t>
-            </w:r>
-          </w:p>
-        </w:tc>
-        <w:tc>
-          <w:tcPr>
-            <w:tcW w:w="3575" w:type="pct"/>
+              <w:rPr>
+                <w:sz w:val="24"/>
+                <w:szCs w:val="24"/>
+              </w:rPr>
+            </w:pPr>
+            <w:r>
+              <w:rPr>
+                <w:sz w:val="24"/>
+                <w:szCs w:val="24"/>
+              </w:rPr>
+              <w:t>Метрика</w:t>
+            </w:r>
+          </w:p>
+        </w:tc>
+        <w:tc>
+          <w:tcPr>
+            <w:tcW w:w="0" w:type="auto"/>
             <w:tcMar>
               <w:top w:w="120" w:type="dxa"/>
               <w:left w:w="120" w:type="dxa"/>
@@ -5366,15 +7171,23 @@
             <w:pPr>
               <w:pStyle w:val="a"/>
               <w:ind w:firstLine="0"/>
-            </w:pPr>
-            <w:r>
-              <w:t>Операнд</w:t>
-            </w:r>
-          </w:p>
-        </w:tc>
-        <w:tc>
-          <w:tcPr>
-            <w:tcW w:w="786" w:type="pct"/>
+              <w:rPr>
+                <w:sz w:val="24"/>
+                <w:szCs w:val="24"/>
+              </w:rPr>
+            </w:pPr>
+            <w:r>
+              <w:rPr>
+                <w:sz w:val="24"/>
+                <w:szCs w:val="24"/>
+              </w:rPr>
+              <w:t>Обозначение</w:t>
+            </w:r>
+          </w:p>
+        </w:tc>
+        <w:tc>
+          <w:tcPr>
+            <w:tcW w:w="0" w:type="auto"/>
             <w:tcMar>
               <w:top w:w="120" w:type="dxa"/>
               <w:left w:w="120" w:type="dxa"/>
@@ -5388,14 +7201,25 @@
             <w:pPr>
               <w:pStyle w:val="a"/>
               <w:ind w:firstLine="0"/>
-            </w:pPr>
-            <w:r>
-              <w:t>Частота</w:t>
+              <w:rPr>
+                <w:sz w:val="24"/>
+                <w:szCs w:val="24"/>
+              </w:rPr>
+            </w:pPr>
+            <w:r>
+              <w:rPr>
+                <w:sz w:val="24"/>
+                <w:szCs w:val="24"/>
+              </w:rPr>
+              <w:t>Значение</w:t>
             </w:r>
           </w:p>
         </w:tc>
       </w:tr>
       <w:tr>
+        <w:trPr>
+          <w:trHeight w:val="275"/>
+        </w:trPr>
         <w:tc>
           <w:tcPr>
             <w:tcW w:w="0" w:type="auto"/>
@@ -5412,65 +7236,115 @@
             <w:pPr>
               <w:pStyle w:val="a"/>
               <w:ind w:firstLine="0"/>
-            </w:pPr>
-            <w:r>
-              <w:t>1</w:t>
-            </w:r>
-          </w:p>
-        </w:tc>
-        <w:tc>
-          <w:tcPr>
-            <w:tcW w:w="3575" w:type="pct"/>
-            <w:tcMar>
-              <w:top w:w="120" w:type="dxa"/>
-              <w:left w:w="120" w:type="dxa"/>
-              <w:bottom w:w="120" w:type="dxa"/>
-              <w:right w:w="120" w:type="dxa"/>
-            </w:tcMar>
-            <w:vAlign w:val="center"/>
-          </w:tcPr>
-          <w:p>
-            <w:pPr>
-              <w:pStyle w:val="a"/>
-              <w:ind w:firstLine="0"/>
-              <w:rPr>
-                <w:lang w:val="en-US"/>
-              </w:rPr>
-            </w:pPr>
-            <w:r>
-              <w:rPr>
-                <w:lang w:val="en-US"/>
-              </w:rPr>
-              <w:t>r</w:t>
-            </w:r>
-          </w:p>
-        </w:tc>
-        <w:tc>
-          <w:tcPr>
-            <w:tcW w:w="786" w:type="pct"/>
-            <w:tcMar>
-              <w:top w:w="120" w:type="dxa"/>
-              <w:left w:w="120" w:type="dxa"/>
-              <w:bottom w:w="120" w:type="dxa"/>
-              <w:right w:w="120" w:type="dxa"/>
-            </w:tcMar>
-            <w:vAlign w:val="center"/>
-          </w:tcPr>
-          <w:p>
-            <w:pPr>
-              <w:pStyle w:val="a"/>
-              <w:ind w:firstLine="0"/>
-            </w:pPr>
-            <w:r>
-              <w:rPr>
-                <w:lang w:val="en-US"/>
-              </w:rPr>
-              <w:t>48</w:t>
+              <w:rPr>
+                <w:sz w:val="24"/>
+                <w:szCs w:val="24"/>
+              </w:rPr>
+            </w:pPr>
+            <w:r>
+              <w:rPr>
+                <w:sz w:val="24"/>
+                <w:szCs w:val="24"/>
+              </w:rPr>
+              <w:t>Словарь операторов</w:t>
+            </w:r>
+          </w:p>
+        </w:tc>
+        <w:tc>
+          <w:tcPr>
+            <w:tcW w:w="0" w:type="auto"/>
+            <w:tcMar>
+              <w:top w:w="120" w:type="dxa"/>
+              <w:left w:w="120" w:type="dxa"/>
+              <w:bottom w:w="120" w:type="dxa"/>
+              <w:right w:w="120" w:type="dxa"/>
+            </w:tcMar>
+            <w:vAlign w:val="center"/>
+            <w:hideMark/>
+          </w:tcPr>
+          <w:p>
+            <w:pPr>
+              <w:pStyle w:val="a"/>
+              <w:ind w:firstLine="0"/>
+              <w:rPr>
+                <w:sz w:val="24"/>
+                <w:szCs w:val="24"/>
+              </w:rPr>
+            </w:pPr>
+            <m:oMathPara>
+              <m:oMath>
+                <m:sSub>
+                  <m:sSubPr>
+                    <m:ctrlPr>
+                      <w:rPr>
+                        <w:rFonts w:ascii="Cambria Math" w:hAnsi="Cambria Math"/>
+                        <w:sz w:val="24"/>
+                        <w:szCs w:val="24"/>
+                      </w:rPr>
+                    </m:ctrlPr>
+                  </m:sSubPr>
+                  <m:e>
+                    <m:r>
+                      <w:rPr>
+                        <w:rFonts w:ascii="Cambria Math" w:hAnsi="Cambria Math"/>
+                        <w:sz w:val="24"/>
+                        <w:szCs w:val="24"/>
+                      </w:rPr>
+                      <m:t>n</m:t>
+                    </m:r>
+                  </m:e>
+                  <m:sub>
+                    <m:r>
+                      <m:rPr>
+                        <m:sty m:val="p"/>
+                      </m:rPr>
+                      <w:rPr>
+                        <w:rFonts w:ascii="Cambria Math" w:hAnsi="Cambria Math"/>
+                        <w:sz w:val="24"/>
+                        <w:szCs w:val="24"/>
+                      </w:rPr>
+                      <m:t>1</m:t>
+                    </m:r>
+                  </m:sub>
+                </m:sSub>
+              </m:oMath>
+            </m:oMathPara>
+          </w:p>
+        </w:tc>
+        <w:tc>
+          <w:tcPr>
+            <w:tcW w:w="0" w:type="auto"/>
+            <w:tcMar>
+              <w:top w:w="120" w:type="dxa"/>
+              <w:left w:w="120" w:type="dxa"/>
+              <w:bottom w:w="120" w:type="dxa"/>
+              <w:right w:w="120" w:type="dxa"/>
+            </w:tcMar>
+            <w:vAlign w:val="center"/>
+          </w:tcPr>
+          <w:p>
+            <w:pPr>
+              <w:pStyle w:val="a"/>
+              <w:ind w:firstLine="0"/>
+              <w:rPr>
+                <w:sz w:val="24"/>
+                <w:szCs w:val="24"/>
+              </w:rPr>
+            </w:pPr>
+            <w:r>
+              <w:rPr>
+                <w:sz w:val="24"/>
+                <w:szCs w:val="24"/>
+              </w:rPr>
+              <w:t>20</w:t>
             </w:r>
           </w:p>
         </w:tc>
       </w:tr>
       <w:tr>
+        <w:trPr>
+          <w:trHeight w:val="275"/>
+        </w:trPr>
         <w:tc>
           <w:tcPr>
             <w:tcW w:w="0" w:type="auto"/>
@@ -5487,62 +7361,115 @@
             <w:pPr>
               <w:pStyle w:val="a"/>
               <w:ind w:firstLine="0"/>
-            </w:pPr>
-            <w:r>
-              <w:t>2</w:t>
-            </w:r>
-          </w:p>
-        </w:tc>
-        <w:tc>
-          <w:tcPr>
-            <w:tcW w:w="3575" w:type="pct"/>
-            <w:tcMar>
-              <w:top w:w="120" w:type="dxa"/>
-              <w:left w:w="120" w:type="dxa"/>
-              <w:bottom w:w="120" w:type="dxa"/>
-              <w:right w:w="120" w:type="dxa"/>
-            </w:tcMar>
-            <w:vAlign w:val="center"/>
-          </w:tcPr>
-          <w:p>
-            <w:pPr>
-              <w:pStyle w:val="a"/>
-              <w:ind w:firstLine="0"/>
-              <w:rPr>
-                <w:lang w:val="en-US"/>
-              </w:rPr>
-            </w:pPr>
-            <w:r>
-              <w:rPr>
-                <w:lang w:val="en-US"/>
-              </w:rPr>
-              <w:t>a</w:t>
-            </w:r>
-          </w:p>
-        </w:tc>
-        <w:tc>
-          <w:tcPr>
-            <w:tcW w:w="786" w:type="pct"/>
-            <w:tcMar>
-              <w:top w:w="120" w:type="dxa"/>
-              <w:left w:w="120" w:type="dxa"/>
-              <w:bottom w:w="120" w:type="dxa"/>
-              <w:right w:w="120" w:type="dxa"/>
-            </w:tcMar>
-            <w:vAlign w:val="center"/>
-          </w:tcPr>
-          <w:p>
-            <w:pPr>
-              <w:pStyle w:val="a"/>
-              <w:ind w:firstLine="0"/>
-            </w:pPr>
-            <w:r>
-              <w:t>23</w:t>
+              <w:rPr>
+                <w:sz w:val="24"/>
+                <w:szCs w:val="24"/>
+              </w:rPr>
+            </w:pPr>
+            <w:r>
+              <w:rPr>
+                <w:sz w:val="24"/>
+                <w:szCs w:val="24"/>
+              </w:rPr>
+              <w:t>Общее число операторов</w:t>
+            </w:r>
+          </w:p>
+        </w:tc>
+        <w:tc>
+          <w:tcPr>
+            <w:tcW w:w="0" w:type="auto"/>
+            <w:tcMar>
+              <w:top w:w="120" w:type="dxa"/>
+              <w:left w:w="120" w:type="dxa"/>
+              <w:bottom w:w="120" w:type="dxa"/>
+              <w:right w:w="120" w:type="dxa"/>
+            </w:tcMar>
+            <w:vAlign w:val="center"/>
+            <w:hideMark/>
+          </w:tcPr>
+          <w:p>
+            <w:pPr>
+              <w:pStyle w:val="a"/>
+              <w:ind w:firstLine="0"/>
+              <w:rPr>
+                <w:sz w:val="24"/>
+                <w:szCs w:val="24"/>
+              </w:rPr>
+            </w:pPr>
+            <m:oMathPara>
+              <m:oMath>
+                <m:sSub>
+                  <m:sSubPr>
+                    <m:ctrlPr>
+                      <w:rPr>
+                        <w:rFonts w:ascii="Cambria Math" w:hAnsi="Cambria Math"/>
+                        <w:sz w:val="24"/>
+                        <w:szCs w:val="24"/>
+                      </w:rPr>
+                    </m:ctrlPr>
+                  </m:sSubPr>
+                  <m:e>
+                    <m:r>
+                      <w:rPr>
+                        <w:rFonts w:ascii="Cambria Math" w:hAnsi="Cambria Math"/>
+                        <w:sz w:val="24"/>
+                        <w:szCs w:val="24"/>
+                      </w:rPr>
+                      <m:t>N</m:t>
+                    </m:r>
+                  </m:e>
+                  <m:sub>
+                    <m:r>
+                      <m:rPr>
+                        <m:sty m:val="p"/>
+                      </m:rPr>
+                      <w:rPr>
+                        <w:rFonts w:ascii="Cambria Math" w:hAnsi="Cambria Math"/>
+                        <w:sz w:val="24"/>
+                        <w:szCs w:val="24"/>
+                      </w:rPr>
+                      <m:t>1</m:t>
+                    </m:r>
+                  </m:sub>
+                </m:sSub>
+              </m:oMath>
+            </m:oMathPara>
+          </w:p>
+        </w:tc>
+        <w:tc>
+          <w:tcPr>
+            <w:tcW w:w="0" w:type="auto"/>
+            <w:tcMar>
+              <w:top w:w="120" w:type="dxa"/>
+              <w:left w:w="120" w:type="dxa"/>
+              <w:bottom w:w="120" w:type="dxa"/>
+              <w:right w:w="120" w:type="dxa"/>
+            </w:tcMar>
+            <w:vAlign w:val="center"/>
+          </w:tcPr>
+          <w:p>
+            <w:pPr>
+              <w:pStyle w:val="a"/>
+              <w:ind w:firstLine="0"/>
+              <w:rPr>
+                <w:sz w:val="24"/>
+                <w:szCs w:val="24"/>
+              </w:rPr>
+            </w:pPr>
+            <w:r>
+              <w:rPr>
+                <w:sz w:val="24"/>
+                <w:szCs w:val="24"/>
+              </w:rPr>
+              <w:t>169</w:t>
             </w:r>
           </w:p>
         </w:tc>
       </w:tr>
       <w:tr>
+        <w:trPr>
+          <w:trHeight w:val="275"/>
+        </w:trPr>
         <w:tc>
           <w:tcPr>
             <w:tcW w:w="0" w:type="auto"/>
@@ -5559,68 +7486,115 @@
             <w:pPr>
               <w:pStyle w:val="a"/>
               <w:ind w:firstLine="0"/>
-            </w:pPr>
-            <w:r>
-              <w:t>3</w:t>
-            </w:r>
-          </w:p>
-        </w:tc>
-        <w:tc>
-          <w:tcPr>
-            <w:tcW w:w="3575" w:type="pct"/>
-            <w:tcMar>
-              <w:top w:w="120" w:type="dxa"/>
-              <w:left w:w="120" w:type="dxa"/>
-              <w:bottom w:w="120" w:type="dxa"/>
-              <w:right w:w="120" w:type="dxa"/>
-            </w:tcMar>
-            <w:vAlign w:val="center"/>
-          </w:tcPr>
-          <w:p>
-            <w:pPr>
-              <w:pStyle w:val="a"/>
-              <w:ind w:firstLine="0"/>
-              <w:rPr>
-                <w:lang w:val="en-US"/>
-              </w:rPr>
-            </w:pPr>
-            <w:r>
-              <w:rPr>
-                <w:lang w:val="en-US"/>
-              </w:rPr>
-              <w:t>int</w:t>
-            </w:r>
-          </w:p>
-        </w:tc>
-        <w:tc>
-          <w:tcPr>
-            <w:tcW w:w="786" w:type="pct"/>
-            <w:tcMar>
-              <w:top w:w="120" w:type="dxa"/>
-              <w:left w:w="120" w:type="dxa"/>
-              <w:bottom w:w="120" w:type="dxa"/>
-              <w:right w:w="120" w:type="dxa"/>
-            </w:tcMar>
-            <w:vAlign w:val="center"/>
-          </w:tcPr>
-          <w:p>
-            <w:pPr>
-              <w:pStyle w:val="a"/>
-              <w:ind w:firstLine="0"/>
-              <w:rPr>
-                <w:lang w:val="en-US"/>
-              </w:rPr>
-            </w:pPr>
-            <w:r>
-              <w:rPr>
-                <w:lang w:val="en-US"/>
-              </w:rPr>
-              <w:t>23</w:t>
+              <w:rPr>
+                <w:sz w:val="24"/>
+                <w:szCs w:val="24"/>
+              </w:rPr>
+            </w:pPr>
+            <w:r>
+              <w:rPr>
+                <w:sz w:val="24"/>
+                <w:szCs w:val="24"/>
+              </w:rPr>
+              <w:t>Словарь операндов</w:t>
+            </w:r>
+          </w:p>
+        </w:tc>
+        <w:tc>
+          <w:tcPr>
+            <w:tcW w:w="0" w:type="auto"/>
+            <w:tcMar>
+              <w:top w:w="120" w:type="dxa"/>
+              <w:left w:w="120" w:type="dxa"/>
+              <w:bottom w:w="120" w:type="dxa"/>
+              <w:right w:w="120" w:type="dxa"/>
+            </w:tcMar>
+            <w:vAlign w:val="center"/>
+            <w:hideMark/>
+          </w:tcPr>
+          <w:p>
+            <w:pPr>
+              <w:pStyle w:val="a"/>
+              <w:ind w:firstLine="0"/>
+              <w:rPr>
+                <w:sz w:val="24"/>
+                <w:szCs w:val="24"/>
+              </w:rPr>
+            </w:pPr>
+            <m:oMathPara>
+              <m:oMath>
+                <m:sSub>
+                  <m:sSubPr>
+                    <m:ctrlPr>
+                      <w:rPr>
+                        <w:rFonts w:ascii="Cambria Math" w:hAnsi="Cambria Math"/>
+                        <w:sz w:val="24"/>
+                        <w:szCs w:val="24"/>
+                      </w:rPr>
+                    </m:ctrlPr>
+                  </m:sSubPr>
+                  <m:e>
+                    <m:r>
+                      <w:rPr>
+                        <w:rFonts w:ascii="Cambria Math" w:hAnsi="Cambria Math"/>
+                        <w:sz w:val="24"/>
+                        <w:szCs w:val="24"/>
+                      </w:rPr>
+                      <m:t>n</m:t>
+                    </m:r>
+                  </m:e>
+                  <m:sub>
+                    <m:r>
+                      <m:rPr>
+                        <m:sty m:val="p"/>
+                      </m:rPr>
+                      <w:rPr>
+                        <w:rFonts w:ascii="Cambria Math" w:hAnsi="Cambria Math"/>
+                        <w:sz w:val="24"/>
+                        <w:szCs w:val="24"/>
+                      </w:rPr>
+                      <m:t>2</m:t>
+                    </m:r>
+                  </m:sub>
+                </m:sSub>
+              </m:oMath>
+            </m:oMathPara>
+          </w:p>
+        </w:tc>
+        <w:tc>
+          <w:tcPr>
+            <w:tcW w:w="0" w:type="auto"/>
+            <w:tcMar>
+              <w:top w:w="120" w:type="dxa"/>
+              <w:left w:w="120" w:type="dxa"/>
+              <w:bottom w:w="120" w:type="dxa"/>
+              <w:right w:w="120" w:type="dxa"/>
+            </w:tcMar>
+            <w:vAlign w:val="center"/>
+          </w:tcPr>
+          <w:p>
+            <w:pPr>
+              <w:pStyle w:val="a"/>
+              <w:ind w:firstLine="0"/>
+              <w:rPr>
+                <w:sz w:val="24"/>
+                <w:szCs w:val="24"/>
+              </w:rPr>
+            </w:pPr>
+            <w:r>
+              <w:rPr>
+                <w:sz w:val="24"/>
+                <w:szCs w:val="24"/>
+              </w:rPr>
+              <w:t>25</w:t>
             </w:r>
           </w:p>
         </w:tc>
       </w:tr>
       <w:tr>
+        <w:trPr>
+          <w:trHeight w:val="275"/>
+        </w:trPr>
         <w:tc>
           <w:tcPr>
             <w:tcW w:w="0" w:type="auto"/>
@@ -5637,62 +7611,115 @@
             <w:pPr>
               <w:pStyle w:val="a"/>
               <w:ind w:firstLine="0"/>
-            </w:pPr>
-            <w:r>
-              <w:t>4</w:t>
-            </w:r>
-          </w:p>
-        </w:tc>
-        <w:tc>
-          <w:tcPr>
-            <w:tcW w:w="3575" w:type="pct"/>
-            <w:tcMar>
-              <w:top w:w="120" w:type="dxa"/>
-              <w:left w:w="120" w:type="dxa"/>
-              <w:bottom w:w="120" w:type="dxa"/>
-              <w:right w:w="120" w:type="dxa"/>
-            </w:tcMar>
-            <w:vAlign w:val="center"/>
-          </w:tcPr>
-          <w:p>
-            <w:pPr>
-              <w:pStyle w:val="a"/>
-              <w:ind w:firstLine="0"/>
-              <w:rPr>
-                <w:lang w:val="en-US"/>
-              </w:rPr>
-            </w:pPr>
-            <w:r>
-              <w:rPr>
-                <w:lang w:val="en-US"/>
-              </w:rPr>
-              <w:t>n</w:t>
-            </w:r>
-          </w:p>
-        </w:tc>
-        <w:tc>
-          <w:tcPr>
-            <w:tcW w:w="786" w:type="pct"/>
-            <w:tcMar>
-              <w:top w:w="120" w:type="dxa"/>
-              <w:left w:w="120" w:type="dxa"/>
-              <w:bottom w:w="120" w:type="dxa"/>
-              <w:right w:w="120" w:type="dxa"/>
-            </w:tcMar>
-            <w:vAlign w:val="center"/>
-          </w:tcPr>
-          <w:p>
-            <w:pPr>
-              <w:pStyle w:val="a"/>
-              <w:ind w:firstLine="0"/>
-            </w:pPr>
-            <w:r>
-              <w:t>20</w:t>
+              <w:rPr>
+                <w:sz w:val="24"/>
+                <w:szCs w:val="24"/>
+              </w:rPr>
+            </w:pPr>
+            <w:r>
+              <w:rPr>
+                <w:sz w:val="24"/>
+                <w:szCs w:val="24"/>
+              </w:rPr>
+              <w:t>Общее число операндов</w:t>
+            </w:r>
+          </w:p>
+        </w:tc>
+        <w:tc>
+          <w:tcPr>
+            <w:tcW w:w="0" w:type="auto"/>
+            <w:tcMar>
+              <w:top w:w="120" w:type="dxa"/>
+              <w:left w:w="120" w:type="dxa"/>
+              <w:bottom w:w="120" w:type="dxa"/>
+              <w:right w:w="120" w:type="dxa"/>
+            </w:tcMar>
+            <w:vAlign w:val="center"/>
+            <w:hideMark/>
+          </w:tcPr>
+          <w:p>
+            <w:pPr>
+              <w:pStyle w:val="a"/>
+              <w:ind w:firstLine="0"/>
+              <w:rPr>
+                <w:sz w:val="24"/>
+                <w:szCs w:val="24"/>
+              </w:rPr>
+            </w:pPr>
+            <m:oMathPara>
+              <m:oMath>
+                <m:sSub>
+                  <m:sSubPr>
+                    <m:ctrlPr>
+                      <w:rPr>
+                        <w:rFonts w:ascii="Cambria Math" w:hAnsi="Cambria Math"/>
+                        <w:sz w:val="24"/>
+                        <w:szCs w:val="24"/>
+                      </w:rPr>
+                    </m:ctrlPr>
+                  </m:sSubPr>
+                  <m:e>
+                    <m:r>
+                      <w:rPr>
+                        <w:rFonts w:ascii="Cambria Math" w:hAnsi="Cambria Math"/>
+                        <w:sz w:val="24"/>
+                        <w:szCs w:val="24"/>
+                      </w:rPr>
+                      <m:t>N</m:t>
+                    </m:r>
+                  </m:e>
+                  <m:sub>
+                    <m:r>
+                      <m:rPr>
+                        <m:sty m:val="p"/>
+                      </m:rPr>
+                      <w:rPr>
+                        <w:rFonts w:ascii="Cambria Math" w:hAnsi="Cambria Math"/>
+                        <w:sz w:val="24"/>
+                        <w:szCs w:val="24"/>
+                      </w:rPr>
+                      <m:t>2</m:t>
+                    </m:r>
+                  </m:sub>
+                </m:sSub>
+              </m:oMath>
+            </m:oMathPara>
+          </w:p>
+        </w:tc>
+        <w:tc>
+          <w:tcPr>
+            <w:tcW w:w="0" w:type="auto"/>
+            <w:tcMar>
+              <w:top w:w="120" w:type="dxa"/>
+              <w:left w:w="120" w:type="dxa"/>
+              <w:bottom w:w="120" w:type="dxa"/>
+              <w:right w:w="120" w:type="dxa"/>
+            </w:tcMar>
+            <w:vAlign w:val="center"/>
+          </w:tcPr>
+          <w:p>
+            <w:pPr>
+              <w:pStyle w:val="a"/>
+              <w:ind w:firstLine="0"/>
+              <w:rPr>
+                <w:sz w:val="24"/>
+                <w:szCs w:val="24"/>
+              </w:rPr>
+            </w:pPr>
+            <w:r>
+              <w:rPr>
+                <w:sz w:val="24"/>
+                <w:szCs w:val="24"/>
+              </w:rPr>
+              <w:t>197</w:t>
             </w:r>
           </w:p>
         </w:tc>
       </w:tr>
       <w:tr>
+        <w:trPr>
+          <w:trHeight w:val="275"/>
+        </w:trPr>
         <w:tc>
           <w:tcPr>
             <w:tcW w:w="0" w:type="auto"/>
@@ -5709,62 +7736,179 @@
             <w:pPr>
               <w:pStyle w:val="a"/>
               <w:ind w:firstLine="0"/>
-            </w:pPr>
-            <w:r>
-              <w:t>5</w:t>
-            </w:r>
-          </w:p>
-        </w:tc>
-        <w:tc>
-          <w:tcPr>
-            <w:tcW w:w="3575" w:type="pct"/>
-            <w:tcMar>
-              <w:top w:w="120" w:type="dxa"/>
-              <w:left w:w="120" w:type="dxa"/>
-              <w:bottom w:w="120" w:type="dxa"/>
-              <w:right w:w="120" w:type="dxa"/>
-            </w:tcMar>
-            <w:vAlign w:val="center"/>
-          </w:tcPr>
-          <w:p>
-            <w:pPr>
-              <w:pStyle w:val="a"/>
-              <w:ind w:firstLine="0"/>
-              <w:rPr>
-                <w:lang w:val="en-US"/>
-              </w:rPr>
-            </w:pPr>
-            <w:r>
-              <w:rPr>
-                <w:lang w:val="en-US"/>
-              </w:rPr>
-              <w:t>b</w:t>
-            </w:r>
-          </w:p>
-        </w:tc>
-        <w:tc>
-          <w:tcPr>
-            <w:tcW w:w="786" w:type="pct"/>
-            <w:tcMar>
-              <w:top w:w="120" w:type="dxa"/>
-              <w:left w:w="120" w:type="dxa"/>
-              <w:bottom w:w="120" w:type="dxa"/>
-              <w:right w:w="120" w:type="dxa"/>
-            </w:tcMar>
-            <w:vAlign w:val="center"/>
-          </w:tcPr>
-          <w:p>
-            <w:pPr>
-              <w:pStyle w:val="a"/>
-              <w:ind w:firstLine="0"/>
-            </w:pPr>
-            <w:r>
-              <w:t>17</w:t>
+              <w:rPr>
+                <w:sz w:val="24"/>
+                <w:szCs w:val="24"/>
+              </w:rPr>
+            </w:pPr>
+            <w:r>
+              <w:rPr>
+                <w:sz w:val="24"/>
+                <w:szCs w:val="24"/>
+              </w:rPr>
+              <w:t>Словарь программы</w:t>
+            </w:r>
+          </w:p>
+        </w:tc>
+        <w:tc>
+          <w:tcPr>
+            <w:tcW w:w="0" w:type="auto"/>
+            <w:tcMar>
+              <w:top w:w="120" w:type="dxa"/>
+              <w:left w:w="120" w:type="dxa"/>
+              <w:bottom w:w="120" w:type="dxa"/>
+              <w:right w:w="120" w:type="dxa"/>
+            </w:tcMar>
+            <w:vAlign w:val="center"/>
+            <w:hideMark/>
+          </w:tcPr>
+          <w:p>
+            <w:pPr>
+              <w:pStyle w:val="a"/>
+              <w:ind w:firstLine="0"/>
+              <w:rPr>
+                <w:sz w:val="24"/>
+                <w:szCs w:val="24"/>
+              </w:rPr>
+            </w:pPr>
+            <m:oMathPara>
+              <m:oMath>
+                <m:r>
+                  <w:rPr>
+                    <w:rFonts w:ascii="Cambria Math" w:hAnsi="Cambria Math"/>
+                    <w:sz w:val="24"/>
+                    <w:szCs w:val="24"/>
+                  </w:rPr>
+                  <m:t>η</m:t>
+                </m:r>
+                <m:r>
+                  <m:rPr>
+                    <m:sty m:val="p"/>
+                  </m:rPr>
+                  <w:rPr>
+                    <w:rFonts w:ascii="Cambria Math" w:hAnsi="Cambria Math"/>
+                    <w:sz w:val="24"/>
+                    <w:szCs w:val="24"/>
+                  </w:rPr>
+                  <m:t>=</m:t>
+                </m:r>
+                <m:sSub>
+                  <m:sSubPr>
+                    <m:ctrlPr>
+                      <w:rPr>
+                        <w:rFonts w:ascii="Cambria Math" w:hAnsi="Cambria Math"/>
+                        <w:sz w:val="24"/>
+                        <w:szCs w:val="24"/>
+                      </w:rPr>
+                    </m:ctrlPr>
+                  </m:sSubPr>
+                  <m:e>
+                    <m:r>
+                      <w:rPr>
+                        <w:rFonts w:ascii="Cambria Math" w:hAnsi="Cambria Math"/>
+                        <w:sz w:val="24"/>
+                        <w:szCs w:val="24"/>
+                      </w:rPr>
+                      <m:t>n</m:t>
+                    </m:r>
+                  </m:e>
+                  <m:sub>
+                    <m:r>
+                      <m:rPr>
+                        <m:sty m:val="p"/>
+                      </m:rPr>
+                      <w:rPr>
+                        <w:rFonts w:ascii="Cambria Math" w:hAnsi="Cambria Math"/>
+                        <w:sz w:val="24"/>
+                        <w:szCs w:val="24"/>
+                      </w:rPr>
+                      <m:t>1</m:t>
+                    </m:r>
+                  </m:sub>
+                </m:sSub>
+                <m:r>
+                  <m:rPr>
+                    <m:sty m:val="p"/>
+                  </m:rPr>
+                  <w:rPr>
+                    <w:rFonts w:ascii="Cambria Math" w:hAnsi="Cambria Math"/>
+                    <w:sz w:val="24"/>
+                    <w:szCs w:val="24"/>
+                  </w:rPr>
+                  <m:t>+</m:t>
+                </m:r>
+                <m:sSub>
+                  <m:sSubPr>
+                    <m:ctrlPr>
+                      <w:rPr>
+                        <w:rFonts w:ascii="Cambria Math" w:hAnsi="Cambria Math"/>
+                        <w:sz w:val="24"/>
+                        <w:szCs w:val="24"/>
+                      </w:rPr>
+                    </m:ctrlPr>
+                  </m:sSubPr>
+                  <m:e>
+                    <m:r>
+                      <w:rPr>
+                        <w:rFonts w:ascii="Cambria Math" w:hAnsi="Cambria Math"/>
+                        <w:sz w:val="24"/>
+                        <w:szCs w:val="24"/>
+                      </w:rPr>
+                      <m:t>n</m:t>
+                    </m:r>
+                  </m:e>
+                  <m:sub>
+                    <m:r>
+                      <m:rPr>
+                        <m:sty m:val="p"/>
+                      </m:rPr>
+                      <w:rPr>
+                        <w:rFonts w:ascii="Cambria Math" w:hAnsi="Cambria Math"/>
+                        <w:sz w:val="24"/>
+                        <w:szCs w:val="24"/>
+                      </w:rPr>
+                      <m:t>2</m:t>
+                    </m:r>
+                  </m:sub>
+                </m:sSub>
+              </m:oMath>
+            </m:oMathPara>
+          </w:p>
+        </w:tc>
+        <w:tc>
+          <w:tcPr>
+            <w:tcW w:w="0" w:type="auto"/>
+            <w:tcMar>
+              <w:top w:w="120" w:type="dxa"/>
+              <w:left w:w="120" w:type="dxa"/>
+              <w:bottom w:w="120" w:type="dxa"/>
+              <w:right w:w="120" w:type="dxa"/>
+            </w:tcMar>
+            <w:vAlign w:val="center"/>
+          </w:tcPr>
+          <w:p>
+            <w:pPr>
+              <w:pStyle w:val="a"/>
+              <w:ind w:firstLine="0"/>
+              <w:rPr>
+                <w:sz w:val="24"/>
+                <w:szCs w:val="24"/>
+              </w:rPr>
+            </w:pPr>
+            <w:r>
+              <w:rPr>
+                <w:sz w:val="24"/>
+                <w:szCs w:val="24"/>
+              </w:rPr>
+              <w:t>45</w:t>
             </w:r>
           </w:p>
         </w:tc>
       </w:tr>
       <w:tr>
+        <w:trPr>
+          <w:trHeight w:val="275"/>
+        </w:trPr>
         <w:tc>
           <w:tcPr>
             <w:tcW w:w="0" w:type="auto"/>
@@ -5781,64 +7925,179 @@
             <w:pPr>
               <w:pStyle w:val="a"/>
               <w:ind w:firstLine="0"/>
-            </w:pPr>
-            <w:r>
-              <w:t>6</w:t>
-            </w:r>
-          </w:p>
-        </w:tc>
-        <w:tc>
-          <w:tcPr>
-            <w:tcW w:w="3575" w:type="pct"/>
-            <w:tcMar>
-              <w:top w:w="120" w:type="dxa"/>
-              <w:left w:w="120" w:type="dxa"/>
-              <w:bottom w:w="120" w:type="dxa"/>
-              <w:right w:w="120" w:type="dxa"/>
-            </w:tcMar>
-            <w:vAlign w:val="center"/>
-          </w:tcPr>
-          <w:p>
-            <w:pPr>
-              <w:pStyle w:val="a"/>
-              <w:ind w:firstLine="0"/>
-              <w:rPr>
-                <w:lang w:val="en-US"/>
-              </w:rPr>
-            </w:pPr>
-            <w:proofErr w:type="spellStart"/>
-            <w:r>
-              <w:rPr>
-                <w:lang w:val="en-US"/>
-              </w:rPr>
-              <w:t>i</w:t>
-            </w:r>
-            <w:proofErr w:type="spellEnd"/>
-          </w:p>
-        </w:tc>
-        <w:tc>
-          <w:tcPr>
-            <w:tcW w:w="786" w:type="pct"/>
-            <w:tcMar>
-              <w:top w:w="120" w:type="dxa"/>
-              <w:left w:w="120" w:type="dxa"/>
-              <w:bottom w:w="120" w:type="dxa"/>
-              <w:right w:w="120" w:type="dxa"/>
-            </w:tcMar>
-            <w:vAlign w:val="center"/>
-          </w:tcPr>
-          <w:p>
-            <w:pPr>
-              <w:pStyle w:val="a"/>
-              <w:ind w:firstLine="0"/>
-            </w:pPr>
-            <w:r>
-              <w:t>16</w:t>
+              <w:rPr>
+                <w:sz w:val="24"/>
+                <w:szCs w:val="24"/>
+              </w:rPr>
+            </w:pPr>
+            <w:r>
+              <w:rPr>
+                <w:sz w:val="24"/>
+                <w:szCs w:val="24"/>
+              </w:rPr>
+              <w:t>Длина программы</w:t>
+            </w:r>
+          </w:p>
+        </w:tc>
+        <w:tc>
+          <w:tcPr>
+            <w:tcW w:w="0" w:type="auto"/>
+            <w:tcMar>
+              <w:top w:w="120" w:type="dxa"/>
+              <w:left w:w="120" w:type="dxa"/>
+              <w:bottom w:w="120" w:type="dxa"/>
+              <w:right w:w="120" w:type="dxa"/>
+            </w:tcMar>
+            <w:vAlign w:val="center"/>
+            <w:hideMark/>
+          </w:tcPr>
+          <w:p>
+            <w:pPr>
+              <w:pStyle w:val="a"/>
+              <w:ind w:firstLine="0"/>
+              <w:rPr>
+                <w:sz w:val="24"/>
+                <w:szCs w:val="24"/>
+              </w:rPr>
+            </w:pPr>
+            <m:oMathPara>
+              <m:oMath>
+                <m:r>
+                  <w:rPr>
+                    <w:rFonts w:ascii="Cambria Math" w:hAnsi="Cambria Math"/>
+                    <w:sz w:val="24"/>
+                    <w:szCs w:val="24"/>
+                  </w:rPr>
+                  <m:t>N</m:t>
+                </m:r>
+                <m:r>
+                  <m:rPr>
+                    <m:sty m:val="p"/>
+                  </m:rPr>
+                  <w:rPr>
+                    <w:rFonts w:ascii="Cambria Math" w:hAnsi="Cambria Math"/>
+                    <w:sz w:val="24"/>
+                    <w:szCs w:val="24"/>
+                  </w:rPr>
+                  <m:t>=</m:t>
+                </m:r>
+                <m:sSub>
+                  <m:sSubPr>
+                    <m:ctrlPr>
+                      <w:rPr>
+                        <w:rFonts w:ascii="Cambria Math" w:hAnsi="Cambria Math"/>
+                        <w:sz w:val="24"/>
+                        <w:szCs w:val="24"/>
+                      </w:rPr>
+                    </m:ctrlPr>
+                  </m:sSubPr>
+                  <m:e>
+                    <m:r>
+                      <w:rPr>
+                        <w:rFonts w:ascii="Cambria Math" w:hAnsi="Cambria Math"/>
+                        <w:sz w:val="24"/>
+                        <w:szCs w:val="24"/>
+                      </w:rPr>
+                      <m:t>N</m:t>
+                    </m:r>
+                  </m:e>
+                  <m:sub>
+                    <m:r>
+                      <m:rPr>
+                        <m:sty m:val="p"/>
+                      </m:rPr>
+                      <w:rPr>
+                        <w:rFonts w:ascii="Cambria Math" w:hAnsi="Cambria Math"/>
+                        <w:sz w:val="24"/>
+                        <w:szCs w:val="24"/>
+                      </w:rPr>
+                      <m:t>1</m:t>
+                    </m:r>
+                  </m:sub>
+                </m:sSub>
+                <m:r>
+                  <m:rPr>
+                    <m:sty m:val="p"/>
+                  </m:rPr>
+                  <w:rPr>
+                    <w:rFonts w:ascii="Cambria Math" w:hAnsi="Cambria Math"/>
+                    <w:sz w:val="24"/>
+                    <w:szCs w:val="24"/>
+                  </w:rPr>
+                  <m:t>+</m:t>
+                </m:r>
+                <m:sSub>
+                  <m:sSubPr>
+                    <m:ctrlPr>
+                      <w:rPr>
+                        <w:rFonts w:ascii="Cambria Math" w:hAnsi="Cambria Math"/>
+                        <w:sz w:val="24"/>
+                        <w:szCs w:val="24"/>
+                      </w:rPr>
+                    </m:ctrlPr>
+                  </m:sSubPr>
+                  <m:e>
+                    <m:r>
+                      <w:rPr>
+                        <w:rFonts w:ascii="Cambria Math" w:hAnsi="Cambria Math"/>
+                        <w:sz w:val="24"/>
+                        <w:szCs w:val="24"/>
+                      </w:rPr>
+                      <m:t>N</m:t>
+                    </m:r>
+                  </m:e>
+                  <m:sub>
+                    <m:r>
+                      <m:rPr>
+                        <m:sty m:val="p"/>
+                      </m:rPr>
+                      <w:rPr>
+                        <w:rFonts w:ascii="Cambria Math" w:hAnsi="Cambria Math"/>
+                        <w:sz w:val="24"/>
+                        <w:szCs w:val="24"/>
+                      </w:rPr>
+                      <m:t>2</m:t>
+                    </m:r>
+                  </m:sub>
+                </m:sSub>
+              </m:oMath>
+            </m:oMathPara>
+          </w:p>
+        </w:tc>
+        <w:tc>
+          <w:tcPr>
+            <w:tcW w:w="0" w:type="auto"/>
+            <w:tcMar>
+              <w:top w:w="120" w:type="dxa"/>
+              <w:left w:w="120" w:type="dxa"/>
+              <w:bottom w:w="120" w:type="dxa"/>
+              <w:right w:w="120" w:type="dxa"/>
+            </w:tcMar>
+            <w:vAlign w:val="center"/>
+          </w:tcPr>
+          <w:p>
+            <w:pPr>
+              <w:pStyle w:val="a"/>
+              <w:ind w:firstLine="0"/>
+              <w:rPr>
+                <w:sz w:val="24"/>
+                <w:szCs w:val="24"/>
+              </w:rPr>
+            </w:pPr>
+            <w:r>
+              <w:rPr>
+                <w:sz w:val="24"/>
+                <w:szCs w:val="24"/>
+              </w:rPr>
+              <w:t>366</w:t>
             </w:r>
           </w:p>
         </w:tc>
       </w:tr>
       <w:tr>
+        <w:trPr>
+          <w:trHeight w:val="275"/>
+        </w:trPr>
         <w:tc>
           <w:tcPr>
             <w:tcW w:w="0" w:type="auto"/>
@@ -5855,63 +8114,20 @@
             <w:pPr>
               <w:pStyle w:val="a"/>
               <w:ind w:firstLine="0"/>
-            </w:pPr>
-            <w:r>
-              <w:lastRenderedPageBreak/>
-              <w:t>7</w:t>
-            </w:r>
-          </w:p>
-        </w:tc>
-        <w:tc>
-          <w:tcPr>
-            <w:tcW w:w="3575" w:type="pct"/>
-            <w:tcMar>
-              <w:top w:w="120" w:type="dxa"/>
-              <w:left w:w="120" w:type="dxa"/>
-              <w:bottom w:w="120" w:type="dxa"/>
-              <w:right w:w="120" w:type="dxa"/>
-            </w:tcMar>
-            <w:vAlign w:val="center"/>
-          </w:tcPr>
-          <w:p>
-            <w:pPr>
-              <w:pStyle w:val="a"/>
-              <w:ind w:firstLine="0"/>
-              <w:rPr>
-                <w:lang w:val="en-US"/>
-              </w:rPr>
-            </w:pPr>
-            <w:r>
-              <w:rPr>
-                <w:lang w:val="en-US"/>
-              </w:rPr>
-              <w:t>1</w:t>
-            </w:r>
-          </w:p>
-        </w:tc>
-        <w:tc>
-          <w:tcPr>
-            <w:tcW w:w="786" w:type="pct"/>
-            <w:tcMar>
-              <w:top w:w="120" w:type="dxa"/>
-              <w:left w:w="120" w:type="dxa"/>
-              <w:bottom w:w="120" w:type="dxa"/>
-              <w:right w:w="120" w:type="dxa"/>
-            </w:tcMar>
-            <w:vAlign w:val="center"/>
-          </w:tcPr>
-          <w:p>
-            <w:pPr>
-              <w:pStyle w:val="a"/>
-              <w:ind w:firstLine="0"/>
-            </w:pPr>
-            <w:r>
-              <w:t>13</w:t>
-            </w:r>
-          </w:p>
-        </w:tc>
-      </w:tr>
-      <w:tr>
+              <w:rPr>
+                <w:sz w:val="24"/>
+                <w:szCs w:val="24"/>
+              </w:rPr>
+            </w:pPr>
+            <w:r>
+              <w:rPr>
+                <w:sz w:val="24"/>
+                <w:szCs w:val="24"/>
+              </w:rPr>
+              <w:t>Объём программы, бит</w:t>
+            </w:r>
+          </w:p>
+        </w:tc>
         <w:tc>
           <w:tcPr>
             <w:tcW w:w="0" w:type="auto"/>
@@ -5928,62 +8144,89 @@
             <w:pPr>
               <w:pStyle w:val="a"/>
               <w:ind w:firstLine="0"/>
-            </w:pPr>
-            <w:r>
-              <w:t>8</w:t>
-            </w:r>
-          </w:p>
-        </w:tc>
-        <w:tc>
-          <w:tcPr>
-            <w:tcW w:w="3575" w:type="pct"/>
-            <w:tcMar>
-              <w:top w:w="120" w:type="dxa"/>
-              <w:left w:w="120" w:type="dxa"/>
-              <w:bottom w:w="120" w:type="dxa"/>
-              <w:right w:w="120" w:type="dxa"/>
-            </w:tcMar>
-            <w:vAlign w:val="center"/>
-          </w:tcPr>
-          <w:p>
-            <w:pPr>
-              <w:pStyle w:val="a"/>
-              <w:ind w:firstLine="0"/>
-              <w:rPr>
-                <w:lang w:val="en-US"/>
-              </w:rPr>
-            </w:pPr>
-            <w:r>
-              <w:rPr>
-                <w:lang w:val="en-US"/>
-              </w:rPr>
-              <w:t>0</w:t>
-            </w:r>
-          </w:p>
-        </w:tc>
-        <w:tc>
-          <w:tcPr>
-            <w:tcW w:w="786" w:type="pct"/>
-            <w:tcMar>
-              <w:top w:w="120" w:type="dxa"/>
-              <w:left w:w="120" w:type="dxa"/>
-              <w:bottom w:w="120" w:type="dxa"/>
-              <w:right w:w="120" w:type="dxa"/>
-            </w:tcMar>
-            <w:vAlign w:val="center"/>
-          </w:tcPr>
-          <w:p>
-            <w:pPr>
-              <w:pStyle w:val="a"/>
-              <w:ind w:firstLine="0"/>
-            </w:pPr>
-            <w:r>
-              <w:t>8</w:t>
-            </w:r>
-          </w:p>
-        </w:tc>
-      </w:tr>
-      <w:tr>
+              <w:rPr>
+                <w:sz w:val="24"/>
+                <w:szCs w:val="24"/>
+              </w:rPr>
+            </w:pPr>
+            <m:oMathPara>
+              <m:oMath>
+                <m:r>
+                  <w:rPr>
+                    <w:rFonts w:ascii="Cambria Math" w:hAnsi="Cambria Math"/>
+                    <w:sz w:val="24"/>
+                    <w:szCs w:val="24"/>
+                  </w:rPr>
+                  <m:t>V</m:t>
+                </m:r>
+                <m:r>
+                  <m:rPr>
+                    <m:sty m:val="p"/>
+                  </m:rPr>
+                  <w:rPr>
+                    <w:rFonts w:ascii="Cambria Math" w:hAnsi="Cambria Math"/>
+                    <w:sz w:val="24"/>
+                    <w:szCs w:val="24"/>
+                  </w:rPr>
+                  <m:t>=</m:t>
+                </m:r>
+                <m:r>
+                  <w:rPr>
+                    <w:rFonts w:ascii="Cambria Math" w:hAnsi="Cambria Math"/>
+                    <w:sz w:val="24"/>
+                    <w:szCs w:val="24"/>
+                  </w:rPr>
+                  <m:t>N</m:t>
+                </m:r>
+                <m:sSub>
+                  <m:sSubPr>
+                    <m:ctrlPr>
+                      <w:rPr>
+                        <w:rFonts w:ascii="Cambria Math" w:hAnsi="Cambria Math"/>
+                        <w:sz w:val="24"/>
+                        <w:szCs w:val="24"/>
+                      </w:rPr>
+                    </m:ctrlPr>
+                  </m:sSubPr>
+                  <m:e>
+                    <m:r>
+                      <m:rPr>
+                        <m:sty m:val="p"/>
+                      </m:rPr>
+                      <w:rPr>
+                        <w:rFonts w:ascii="Cambria Math" w:hAnsi="Cambria Math"/>
+                        <w:sz w:val="24"/>
+                        <w:szCs w:val="24"/>
+                      </w:rPr>
+                      <m:t>log</m:t>
+                    </m:r>
+                  </m:e>
+                  <m:sub>
+                    <m:r>
+                      <m:rPr>
+                        <m:sty m:val="p"/>
+                      </m:rPr>
+                      <w:rPr>
+                        <w:rFonts w:ascii="Cambria Math" w:hAnsi="Cambria Math"/>
+                        <w:sz w:val="24"/>
+                        <w:szCs w:val="24"/>
+                      </w:rPr>
+                      <m:t>2</m:t>
+                    </m:r>
+                  </m:sub>
+                </m:sSub>
+                <m:r>
+                  <w:rPr>
+                    <w:rFonts w:ascii="Cambria Math" w:hAnsi="Cambria Math"/>
+                    <w:sz w:val="24"/>
+                    <w:szCs w:val="24"/>
+                  </w:rPr>
+                  <m:t>η</m:t>
+                </m:r>
+              </m:oMath>
+            </m:oMathPara>
+          </w:p>
+        </w:tc>
         <w:tc>
           <w:tcPr>
             <w:tcW w:w="0" w:type="auto"/>
@@ -5994,1321 +8237,29 @@
               <w:right w:w="120" w:type="dxa"/>
             </w:tcMar>
             <w:vAlign w:val="center"/>
-            <w:hideMark/>
-          </w:tcPr>
-          <w:p>
-            <w:pPr>
-              <w:pStyle w:val="a"/>
-              <w:ind w:firstLine="0"/>
-            </w:pPr>
-            <w:r>
-              <w:t>9</w:t>
-            </w:r>
-          </w:p>
-        </w:tc>
-        <w:tc>
-          <w:tcPr>
-            <w:tcW w:w="3575" w:type="pct"/>
-            <w:tcMar>
-              <w:top w:w="120" w:type="dxa"/>
-              <w:left w:w="120" w:type="dxa"/>
-              <w:bottom w:w="120" w:type="dxa"/>
-              <w:right w:w="120" w:type="dxa"/>
-            </w:tcMar>
-            <w:vAlign w:val="center"/>
-          </w:tcPr>
-          <w:p>
-            <w:pPr>
-              <w:pStyle w:val="a"/>
-              <w:ind w:firstLine="0"/>
-              <w:rPr>
-                <w:lang w:val="en-US"/>
-              </w:rPr>
-            </w:pPr>
-            <w:r>
-              <w:rPr>
-                <w:lang w:val="en-US"/>
-              </w:rPr>
-              <w:t>run</w:t>
-            </w:r>
-          </w:p>
-        </w:tc>
-        <w:tc>
-          <w:tcPr>
-            <w:tcW w:w="786" w:type="pct"/>
-            <w:tcMar>
-              <w:top w:w="120" w:type="dxa"/>
-              <w:left w:w="120" w:type="dxa"/>
-              <w:bottom w:w="120" w:type="dxa"/>
-              <w:right w:w="120" w:type="dxa"/>
-            </w:tcMar>
-            <w:vAlign w:val="center"/>
-          </w:tcPr>
-          <w:p>
-            <w:pPr>
-              <w:pStyle w:val="a"/>
-              <w:ind w:firstLine="0"/>
-            </w:pPr>
-            <w:r>
-              <w:t>3</w:t>
-            </w:r>
-          </w:p>
-        </w:tc>
-      </w:tr>
-      <w:tr>
-        <w:tc>
-          <w:tcPr>
-            <w:tcW w:w="0" w:type="auto"/>
-            <w:tcMar>
-              <w:top w:w="120" w:type="dxa"/>
-              <w:left w:w="120" w:type="dxa"/>
-              <w:bottom w:w="120" w:type="dxa"/>
-              <w:right w:w="120" w:type="dxa"/>
-            </w:tcMar>
-            <w:vAlign w:val="center"/>
-            <w:hideMark/>
-          </w:tcPr>
-          <w:p>
-            <w:pPr>
-              <w:pStyle w:val="a"/>
-              <w:ind w:firstLine="0"/>
-            </w:pPr>
-            <w:r>
-              <w:t>10</w:t>
-            </w:r>
-          </w:p>
-        </w:tc>
-        <w:tc>
-          <w:tcPr>
-            <w:tcW w:w="3575" w:type="pct"/>
-            <w:tcMar>
-              <w:top w:w="120" w:type="dxa"/>
-              <w:left w:w="120" w:type="dxa"/>
-              <w:bottom w:w="120" w:type="dxa"/>
-              <w:right w:w="120" w:type="dxa"/>
-            </w:tcMar>
-            <w:vAlign w:val="center"/>
-          </w:tcPr>
-          <w:p>
-            <w:pPr>
-              <w:pStyle w:val="a"/>
-              <w:ind w:firstLine="0"/>
-              <w:rPr>
-                <w:lang w:val="en-US"/>
-              </w:rPr>
-            </w:pPr>
-            <w:r>
-              <w:rPr>
-                <w:lang w:val="en-US"/>
+          </w:tcPr>
+          <w:p>
+            <w:pPr>
+              <w:pStyle w:val="a"/>
+              <w:ind w:firstLine="0"/>
+              <w:rPr>
+                <w:sz w:val="24"/>
+                <w:szCs w:val="24"/>
+              </w:rPr>
+            </w:pPr>
+            <w:r>
+              <w:rPr>
+                <w:sz w:val="24"/>
+                <w:szCs w:val="24"/>
+              </w:rPr>
+              <w:t>2010,0</w:t>
+            </w:r>
+            <w:r>
+              <w:rPr>
+                <w:sz w:val="24"/>
+                <w:szCs w:val="24"/>
               </w:rPr>
               <w:t>2</w:t>
-            </w:r>
-          </w:p>
-        </w:tc>
-        <w:tc>
-          <w:tcPr>
-            <w:tcW w:w="786" w:type="pct"/>
-            <w:tcMar>
-              <w:top w:w="120" w:type="dxa"/>
-              <w:left w:w="120" w:type="dxa"/>
-              <w:bottom w:w="120" w:type="dxa"/>
-              <w:right w:w="120" w:type="dxa"/>
-            </w:tcMar>
-            <w:vAlign w:val="center"/>
-          </w:tcPr>
-          <w:p>
-            <w:pPr>
-              <w:pStyle w:val="a"/>
-              <w:ind w:firstLine="0"/>
-            </w:pPr>
-            <w:r>
-              <w:t>3</w:t>
-            </w:r>
-          </w:p>
-        </w:tc>
-      </w:tr>
-      <w:tr>
-        <w:tc>
-          <w:tcPr>
-            <w:tcW w:w="0" w:type="auto"/>
-            <w:tcMar>
-              <w:top w:w="120" w:type="dxa"/>
-              <w:left w:w="120" w:type="dxa"/>
-              <w:bottom w:w="120" w:type="dxa"/>
-              <w:right w:w="120" w:type="dxa"/>
-            </w:tcMar>
-            <w:vAlign w:val="center"/>
-            <w:hideMark/>
-          </w:tcPr>
-          <w:p>
-            <w:pPr>
-              <w:pStyle w:val="a"/>
-              <w:ind w:firstLine="0"/>
-            </w:pPr>
-            <w:r>
-              <w:t>11</w:t>
-            </w:r>
-          </w:p>
-        </w:tc>
-        <w:tc>
-          <w:tcPr>
-            <w:tcW w:w="3575" w:type="pct"/>
-            <w:tcMar>
-              <w:top w:w="120" w:type="dxa"/>
-              <w:left w:w="120" w:type="dxa"/>
-              <w:bottom w:w="120" w:type="dxa"/>
-              <w:right w:w="120" w:type="dxa"/>
-            </w:tcMar>
-            <w:vAlign w:val="center"/>
-          </w:tcPr>
-          <w:p>
-            <w:pPr>
-              <w:pStyle w:val="a"/>
-              <w:ind w:firstLine="0"/>
-              <w:rPr>
-                <w:lang w:val="en-US"/>
-              </w:rPr>
-            </w:pPr>
-            <w:r>
-              <w:rPr>
-                <w:lang w:val="en-US"/>
-              </w:rPr>
-              <w:t>sum</w:t>
-            </w:r>
-          </w:p>
-        </w:tc>
-        <w:tc>
-          <w:tcPr>
-            <w:tcW w:w="786" w:type="pct"/>
-            <w:tcMar>
-              <w:top w:w="120" w:type="dxa"/>
-              <w:left w:w="120" w:type="dxa"/>
-              <w:bottom w:w="120" w:type="dxa"/>
-              <w:right w:w="120" w:type="dxa"/>
-            </w:tcMar>
-            <w:vAlign w:val="center"/>
-          </w:tcPr>
-          <w:p>
-            <w:pPr>
-              <w:pStyle w:val="a"/>
-              <w:ind w:firstLine="0"/>
-            </w:pPr>
-            <w:r>
-              <w:t>2</w:t>
-            </w:r>
-          </w:p>
-        </w:tc>
-      </w:tr>
-      <w:tr>
-        <w:tc>
-          <w:tcPr>
-            <w:tcW w:w="0" w:type="auto"/>
-            <w:tcMar>
-              <w:top w:w="120" w:type="dxa"/>
-              <w:left w:w="120" w:type="dxa"/>
-              <w:bottom w:w="120" w:type="dxa"/>
-              <w:right w:w="120" w:type="dxa"/>
-            </w:tcMar>
-            <w:vAlign w:val="center"/>
-            <w:hideMark/>
-          </w:tcPr>
-          <w:p>
-            <w:pPr>
-              <w:pStyle w:val="a"/>
-              <w:ind w:firstLine="0"/>
-            </w:pPr>
-            <w:r>
-              <w:t>12</w:t>
-            </w:r>
-          </w:p>
-        </w:tc>
-        <w:tc>
-          <w:tcPr>
-            <w:tcW w:w="3575" w:type="pct"/>
-            <w:tcMar>
-              <w:top w:w="120" w:type="dxa"/>
-              <w:left w:w="120" w:type="dxa"/>
-              <w:bottom w:w="120" w:type="dxa"/>
-              <w:right w:w="120" w:type="dxa"/>
-            </w:tcMar>
-            <w:vAlign w:val="center"/>
-          </w:tcPr>
-          <w:p>
-            <w:pPr>
-              <w:pStyle w:val="a"/>
-              <w:ind w:firstLine="0"/>
-              <w:rPr>
-                <w:lang w:val="en-US"/>
-              </w:rPr>
-            </w:pPr>
-            <w:r>
-              <w:rPr>
-                <w:lang w:val="en-US"/>
-              </w:rPr>
-              <w:t>fact</w:t>
-            </w:r>
-          </w:p>
-        </w:tc>
-        <w:tc>
-          <w:tcPr>
-            <w:tcW w:w="786" w:type="pct"/>
-            <w:tcMar>
-              <w:top w:w="120" w:type="dxa"/>
-              <w:left w:w="120" w:type="dxa"/>
-              <w:bottom w:w="120" w:type="dxa"/>
-              <w:right w:w="120" w:type="dxa"/>
-            </w:tcMar>
-            <w:vAlign w:val="center"/>
-          </w:tcPr>
-          <w:p>
-            <w:pPr>
-              <w:pStyle w:val="a"/>
-              <w:ind w:firstLine="0"/>
-            </w:pPr>
-            <w:r>
-              <w:t>2</w:t>
-            </w:r>
-          </w:p>
-        </w:tc>
-      </w:tr>
-      <w:tr>
-        <w:tc>
-          <w:tcPr>
-            <w:tcW w:w="0" w:type="auto"/>
-            <w:tcMar>
-              <w:top w:w="120" w:type="dxa"/>
-              <w:left w:w="120" w:type="dxa"/>
-              <w:bottom w:w="120" w:type="dxa"/>
-              <w:right w:w="120" w:type="dxa"/>
-            </w:tcMar>
-            <w:vAlign w:val="center"/>
-            <w:hideMark/>
-          </w:tcPr>
-          <w:p>
-            <w:pPr>
-              <w:pStyle w:val="a"/>
-              <w:ind w:firstLine="0"/>
-            </w:pPr>
-            <w:r>
-              <w:t>13</w:t>
-            </w:r>
-          </w:p>
-        </w:tc>
-        <w:tc>
-          <w:tcPr>
-            <w:tcW w:w="3575" w:type="pct"/>
-            <w:tcMar>
-              <w:top w:w="120" w:type="dxa"/>
-              <w:left w:w="120" w:type="dxa"/>
-              <w:bottom w:w="120" w:type="dxa"/>
-              <w:right w:w="120" w:type="dxa"/>
-            </w:tcMar>
-            <w:vAlign w:val="center"/>
-          </w:tcPr>
-          <w:p>
-            <w:pPr>
-              <w:pStyle w:val="a"/>
-              <w:ind w:firstLine="0"/>
-              <w:rPr>
-                <w:lang w:val="en-US"/>
-              </w:rPr>
-            </w:pPr>
-            <w:r>
-              <w:rPr>
-                <w:lang w:val="en-US"/>
-              </w:rPr>
-              <w:t>power</w:t>
-            </w:r>
-          </w:p>
-        </w:tc>
-        <w:tc>
-          <w:tcPr>
-            <w:tcW w:w="786" w:type="pct"/>
-            <w:tcMar>
-              <w:top w:w="120" w:type="dxa"/>
-              <w:left w:w="120" w:type="dxa"/>
-              <w:bottom w:w="120" w:type="dxa"/>
-              <w:right w:w="120" w:type="dxa"/>
-            </w:tcMar>
-            <w:vAlign w:val="center"/>
-          </w:tcPr>
-          <w:p>
-            <w:pPr>
-              <w:pStyle w:val="a"/>
-              <w:ind w:firstLine="0"/>
-            </w:pPr>
-            <w:r>
-              <w:t>2</w:t>
-            </w:r>
-          </w:p>
-        </w:tc>
-      </w:tr>
-      <w:tr>
-        <w:tc>
-          <w:tcPr>
-            <w:tcW w:w="0" w:type="auto"/>
-            <w:tcMar>
-              <w:top w:w="120" w:type="dxa"/>
-              <w:left w:w="120" w:type="dxa"/>
-              <w:bottom w:w="120" w:type="dxa"/>
-              <w:right w:w="120" w:type="dxa"/>
-            </w:tcMar>
-            <w:vAlign w:val="center"/>
-            <w:hideMark/>
-          </w:tcPr>
-          <w:p>
-            <w:pPr>
-              <w:pStyle w:val="a"/>
-              <w:ind w:firstLine="0"/>
-            </w:pPr>
-            <w:r>
-              <w:t>14</w:t>
-            </w:r>
-          </w:p>
-        </w:tc>
-        <w:tc>
-          <w:tcPr>
-            <w:tcW w:w="3575" w:type="pct"/>
-            <w:tcMar>
-              <w:top w:w="120" w:type="dxa"/>
-              <w:left w:w="120" w:type="dxa"/>
-              <w:bottom w:w="120" w:type="dxa"/>
-              <w:right w:w="120" w:type="dxa"/>
-            </w:tcMar>
-            <w:vAlign w:val="center"/>
-          </w:tcPr>
-          <w:p>
-            <w:pPr>
-              <w:pStyle w:val="a"/>
-              <w:ind w:firstLine="0"/>
-              <w:rPr>
-                <w:lang w:val="en-US"/>
-              </w:rPr>
-            </w:pPr>
-            <w:proofErr w:type="spellStart"/>
-            <w:r>
-              <w:rPr>
-                <w:lang w:val="en-US"/>
-              </w:rPr>
-              <w:t>maxOf</w:t>
-            </w:r>
-            <w:proofErr w:type="spellEnd"/>
-          </w:p>
-        </w:tc>
-        <w:tc>
-          <w:tcPr>
-            <w:tcW w:w="786" w:type="pct"/>
-            <w:tcMar>
-              <w:top w:w="120" w:type="dxa"/>
-              <w:left w:w="120" w:type="dxa"/>
-              <w:bottom w:w="120" w:type="dxa"/>
-              <w:right w:w="120" w:type="dxa"/>
-            </w:tcMar>
-            <w:vAlign w:val="center"/>
-          </w:tcPr>
-          <w:p>
-            <w:pPr>
-              <w:pStyle w:val="a"/>
-              <w:ind w:firstLine="0"/>
-            </w:pPr>
-            <w:r>
-              <w:t>2</w:t>
-            </w:r>
-          </w:p>
-        </w:tc>
-      </w:tr>
-      <w:tr>
-        <w:tc>
-          <w:tcPr>
-            <w:tcW w:w="0" w:type="auto"/>
-            <w:tcMar>
-              <w:top w:w="120" w:type="dxa"/>
-              <w:left w:w="120" w:type="dxa"/>
-              <w:bottom w:w="120" w:type="dxa"/>
-              <w:right w:w="120" w:type="dxa"/>
-            </w:tcMar>
-            <w:vAlign w:val="center"/>
-            <w:hideMark/>
-          </w:tcPr>
-          <w:p>
-            <w:pPr>
-              <w:pStyle w:val="a"/>
-              <w:ind w:firstLine="0"/>
-            </w:pPr>
-            <w:r>
-              <w:t>15</w:t>
-            </w:r>
-          </w:p>
-        </w:tc>
-        <w:tc>
-          <w:tcPr>
-            <w:tcW w:w="3575" w:type="pct"/>
-            <w:tcMar>
-              <w:top w:w="120" w:type="dxa"/>
-              <w:left w:w="120" w:type="dxa"/>
-              <w:bottom w:w="120" w:type="dxa"/>
-              <w:right w:w="120" w:type="dxa"/>
-            </w:tcMar>
-            <w:vAlign w:val="center"/>
-          </w:tcPr>
-          <w:p>
-            <w:pPr>
-              <w:pStyle w:val="a"/>
-              <w:ind w:firstLine="0"/>
-              <w:rPr>
-                <w:lang w:val="en-US"/>
-              </w:rPr>
-            </w:pPr>
-            <w:proofErr w:type="spellStart"/>
-            <w:r>
-              <w:rPr>
-                <w:lang w:val="en-US"/>
-              </w:rPr>
-              <w:t>minOf</w:t>
-            </w:r>
-            <w:proofErr w:type="spellEnd"/>
-          </w:p>
-        </w:tc>
-        <w:tc>
-          <w:tcPr>
-            <w:tcW w:w="786" w:type="pct"/>
-            <w:tcMar>
-              <w:top w:w="120" w:type="dxa"/>
-              <w:left w:w="120" w:type="dxa"/>
-              <w:bottom w:w="120" w:type="dxa"/>
-              <w:right w:w="120" w:type="dxa"/>
-            </w:tcMar>
-            <w:vAlign w:val="center"/>
-          </w:tcPr>
-          <w:p>
-            <w:pPr>
-              <w:pStyle w:val="a"/>
-              <w:ind w:firstLine="0"/>
-            </w:pPr>
-            <w:r>
-              <w:t>2</w:t>
-            </w:r>
-          </w:p>
-        </w:tc>
-      </w:tr>
-      <w:tr>
-        <w:tc>
-          <w:tcPr>
-            <w:tcW w:w="0" w:type="auto"/>
-            <w:tcMar>
-              <w:top w:w="120" w:type="dxa"/>
-              <w:left w:w="120" w:type="dxa"/>
-              <w:bottom w:w="120" w:type="dxa"/>
-              <w:right w:w="120" w:type="dxa"/>
-            </w:tcMar>
-            <w:vAlign w:val="center"/>
-            <w:hideMark/>
-          </w:tcPr>
-          <w:p>
-            <w:pPr>
-              <w:pStyle w:val="a"/>
-              <w:ind w:firstLine="0"/>
-            </w:pPr>
-            <w:r>
-              <w:t>16</w:t>
-            </w:r>
-          </w:p>
-        </w:tc>
-        <w:tc>
-          <w:tcPr>
-            <w:tcW w:w="3575" w:type="pct"/>
-            <w:tcMar>
-              <w:top w:w="120" w:type="dxa"/>
-              <w:left w:w="120" w:type="dxa"/>
-              <w:bottom w:w="120" w:type="dxa"/>
-              <w:right w:w="120" w:type="dxa"/>
-            </w:tcMar>
-            <w:vAlign w:val="center"/>
-          </w:tcPr>
-          <w:p>
-            <w:pPr>
-              <w:pStyle w:val="a"/>
-              <w:ind w:firstLine="0"/>
-              <w:rPr>
-                <w:lang w:val="en-US"/>
-              </w:rPr>
-            </w:pPr>
-            <w:r>
-              <w:rPr>
-                <w:lang w:val="en-US"/>
-              </w:rPr>
-              <w:t>check</w:t>
-            </w:r>
-          </w:p>
-        </w:tc>
-        <w:tc>
-          <w:tcPr>
-            <w:tcW w:w="786" w:type="pct"/>
-            <w:tcMar>
-              <w:top w:w="120" w:type="dxa"/>
-              <w:left w:w="120" w:type="dxa"/>
-              <w:bottom w:w="120" w:type="dxa"/>
-              <w:right w:w="120" w:type="dxa"/>
-            </w:tcMar>
-            <w:vAlign w:val="center"/>
-          </w:tcPr>
-          <w:p>
-            <w:pPr>
-              <w:pStyle w:val="a"/>
-              <w:ind w:firstLine="0"/>
-            </w:pPr>
-            <w:r>
-              <w:t>2</w:t>
-            </w:r>
-          </w:p>
-        </w:tc>
-      </w:tr>
-      <w:tr>
-        <w:tc>
-          <w:tcPr>
-            <w:tcW w:w="0" w:type="auto"/>
-            <w:tcMar>
-              <w:top w:w="120" w:type="dxa"/>
-              <w:left w:w="120" w:type="dxa"/>
-              <w:bottom w:w="120" w:type="dxa"/>
-              <w:right w:w="120" w:type="dxa"/>
-            </w:tcMar>
-            <w:vAlign w:val="center"/>
-            <w:hideMark/>
-          </w:tcPr>
-          <w:p>
-            <w:pPr>
-              <w:pStyle w:val="a"/>
-              <w:ind w:firstLine="0"/>
-            </w:pPr>
-            <w:r>
-              <w:t>17</w:t>
-            </w:r>
-          </w:p>
-        </w:tc>
-        <w:tc>
-          <w:tcPr>
-            <w:tcW w:w="3575" w:type="pct"/>
-            <w:tcMar>
-              <w:top w:w="120" w:type="dxa"/>
-              <w:left w:w="120" w:type="dxa"/>
-              <w:bottom w:w="120" w:type="dxa"/>
-              <w:right w:w="120" w:type="dxa"/>
-            </w:tcMar>
-            <w:vAlign w:val="center"/>
-          </w:tcPr>
-          <w:p>
-            <w:pPr>
-              <w:pStyle w:val="a"/>
-              <w:ind w:firstLine="0"/>
-              <w:rPr>
-                <w:lang w:val="en-US"/>
-              </w:rPr>
-            </w:pPr>
-            <w:r>
-              <w:rPr>
-                <w:lang w:val="en-US"/>
-              </w:rPr>
-              <w:t>series</w:t>
-            </w:r>
-          </w:p>
-        </w:tc>
-        <w:tc>
-          <w:tcPr>
-            <w:tcW w:w="786" w:type="pct"/>
-            <w:tcMar>
-              <w:top w:w="120" w:type="dxa"/>
-              <w:left w:w="120" w:type="dxa"/>
-              <w:bottom w:w="120" w:type="dxa"/>
-              <w:right w:w="120" w:type="dxa"/>
-            </w:tcMar>
-            <w:vAlign w:val="center"/>
-          </w:tcPr>
-          <w:p>
-            <w:pPr>
-              <w:pStyle w:val="a"/>
-              <w:ind w:firstLine="0"/>
-            </w:pPr>
-            <w:r>
-              <w:t>2</w:t>
-            </w:r>
-          </w:p>
-        </w:tc>
-      </w:tr>
-      <w:tr>
-        <w:tc>
-          <w:tcPr>
-            <w:tcW w:w="0" w:type="auto"/>
-            <w:tcMar>
-              <w:top w:w="120" w:type="dxa"/>
-              <w:left w:w="120" w:type="dxa"/>
-              <w:bottom w:w="120" w:type="dxa"/>
-              <w:right w:w="120" w:type="dxa"/>
-            </w:tcMar>
-            <w:vAlign w:val="center"/>
-            <w:hideMark/>
-          </w:tcPr>
-          <w:p>
-            <w:pPr>
-              <w:pStyle w:val="a"/>
-              <w:ind w:firstLine="0"/>
-            </w:pPr>
-            <w:r>
-              <w:t>18</w:t>
-            </w:r>
-          </w:p>
-        </w:tc>
-        <w:tc>
-          <w:tcPr>
-            <w:tcW w:w="3575" w:type="pct"/>
-            <w:tcMar>
-              <w:top w:w="120" w:type="dxa"/>
-              <w:left w:w="120" w:type="dxa"/>
-              <w:bottom w:w="120" w:type="dxa"/>
-              <w:right w:w="120" w:type="dxa"/>
-            </w:tcMar>
-            <w:vAlign w:val="center"/>
-          </w:tcPr>
-          <w:p>
-            <w:pPr>
-              <w:pStyle w:val="a"/>
-              <w:ind w:firstLine="0"/>
-              <w:rPr>
-                <w:lang w:val="en-US"/>
-              </w:rPr>
-            </w:pPr>
-            <w:proofErr w:type="spellStart"/>
-            <w:r>
-              <w:rPr>
-                <w:lang w:val="en-US"/>
-              </w:rPr>
-              <w:t>println</w:t>
-            </w:r>
-            <w:proofErr w:type="spellEnd"/>
-          </w:p>
-        </w:tc>
-        <w:tc>
-          <w:tcPr>
-            <w:tcW w:w="786" w:type="pct"/>
-            <w:tcMar>
-              <w:top w:w="120" w:type="dxa"/>
-              <w:left w:w="120" w:type="dxa"/>
-              <w:bottom w:w="120" w:type="dxa"/>
-              <w:right w:w="120" w:type="dxa"/>
-            </w:tcMar>
-            <w:vAlign w:val="center"/>
-          </w:tcPr>
-          <w:p>
-            <w:pPr>
-              <w:pStyle w:val="a"/>
-              <w:ind w:firstLine="0"/>
-            </w:pPr>
-            <w:r>
-              <w:t>2</w:t>
-            </w:r>
-          </w:p>
-        </w:tc>
-      </w:tr>
-      <w:tr>
-        <w:tc>
-          <w:tcPr>
-            <w:tcW w:w="0" w:type="auto"/>
-            <w:tcMar>
-              <w:top w:w="120" w:type="dxa"/>
-              <w:left w:w="120" w:type="dxa"/>
-              <w:bottom w:w="120" w:type="dxa"/>
-              <w:right w:w="120" w:type="dxa"/>
-            </w:tcMar>
-            <w:vAlign w:val="center"/>
-            <w:hideMark/>
-          </w:tcPr>
-          <w:p>
-            <w:pPr>
-              <w:pStyle w:val="a"/>
-              <w:ind w:firstLine="0"/>
-            </w:pPr>
-            <w:r>
-              <w:t>19</w:t>
-            </w:r>
-          </w:p>
-        </w:tc>
-        <w:tc>
-          <w:tcPr>
-            <w:tcW w:w="3575" w:type="pct"/>
-            <w:tcMar>
-              <w:top w:w="120" w:type="dxa"/>
-              <w:left w:w="120" w:type="dxa"/>
-              <w:bottom w:w="120" w:type="dxa"/>
-              <w:right w:w="120" w:type="dxa"/>
-            </w:tcMar>
-            <w:vAlign w:val="center"/>
-          </w:tcPr>
-          <w:p>
-            <w:pPr>
-              <w:pStyle w:val="a"/>
-              <w:ind w:firstLine="0"/>
-              <w:rPr>
-                <w:lang w:val="en-US"/>
-              </w:rPr>
-            </w:pPr>
-            <w:r>
-              <w:rPr>
-                <w:lang w:val="en-US"/>
-              </w:rPr>
-              <w:t>calc</w:t>
-            </w:r>
-          </w:p>
-        </w:tc>
-        <w:tc>
-          <w:tcPr>
-            <w:tcW w:w="786" w:type="pct"/>
-            <w:tcMar>
-              <w:top w:w="120" w:type="dxa"/>
-              <w:left w:w="120" w:type="dxa"/>
-              <w:bottom w:w="120" w:type="dxa"/>
-              <w:right w:w="120" w:type="dxa"/>
-            </w:tcMar>
-            <w:vAlign w:val="center"/>
-          </w:tcPr>
-          <w:p>
-            <w:pPr>
-              <w:pStyle w:val="a"/>
-              <w:ind w:firstLine="0"/>
-            </w:pPr>
-            <w:r>
-              <w:t>1</w:t>
-            </w:r>
-          </w:p>
-        </w:tc>
-      </w:tr>
-      <w:tr>
-        <w:tc>
-          <w:tcPr>
-            <w:tcW w:w="0" w:type="auto"/>
-            <w:tcMar>
-              <w:top w:w="120" w:type="dxa"/>
-              <w:left w:w="120" w:type="dxa"/>
-              <w:bottom w:w="120" w:type="dxa"/>
-              <w:right w:w="120" w:type="dxa"/>
-            </w:tcMar>
-            <w:vAlign w:val="center"/>
-            <w:hideMark/>
-          </w:tcPr>
-          <w:p>
-            <w:pPr>
-              <w:pStyle w:val="a"/>
-              <w:ind w:firstLine="0"/>
-            </w:pPr>
-            <w:r>
-              <w:t>20</w:t>
-            </w:r>
-          </w:p>
-        </w:tc>
-        <w:tc>
-          <w:tcPr>
-            <w:tcW w:w="3575" w:type="pct"/>
-            <w:tcMar>
-              <w:top w:w="120" w:type="dxa"/>
-              <w:left w:w="120" w:type="dxa"/>
-              <w:bottom w:w="120" w:type="dxa"/>
-              <w:right w:w="120" w:type="dxa"/>
-            </w:tcMar>
-            <w:vAlign w:val="center"/>
-          </w:tcPr>
-          <w:p>
-            <w:pPr>
-              <w:pStyle w:val="a"/>
-              <w:ind w:firstLine="0"/>
-              <w:rPr>
-                <w:lang w:val="en-US"/>
-              </w:rPr>
-            </w:pPr>
-            <w:r>
-              <w:rPr>
-                <w:lang w:val="en-US"/>
-              </w:rPr>
-              <w:t>to</w:t>
-            </w:r>
-          </w:p>
-        </w:tc>
-        <w:tc>
-          <w:tcPr>
-            <w:tcW w:w="786" w:type="pct"/>
-            <w:tcMar>
-              <w:top w:w="120" w:type="dxa"/>
-              <w:left w:w="120" w:type="dxa"/>
-              <w:bottom w:w="120" w:type="dxa"/>
-              <w:right w:w="120" w:type="dxa"/>
-            </w:tcMar>
-            <w:vAlign w:val="center"/>
-          </w:tcPr>
-          <w:p>
-            <w:pPr>
-              <w:pStyle w:val="a"/>
-              <w:ind w:firstLine="0"/>
-            </w:pPr>
-            <w:r>
-              <w:t>1</w:t>
-            </w:r>
-          </w:p>
-        </w:tc>
-      </w:tr>
-      <w:tr>
-        <w:tc>
-          <w:tcPr>
-            <w:tcW w:w="0" w:type="auto"/>
-            <w:tcMar>
-              <w:top w:w="120" w:type="dxa"/>
-              <w:left w:w="120" w:type="dxa"/>
-              <w:bottom w:w="120" w:type="dxa"/>
-              <w:right w:w="120" w:type="dxa"/>
-            </w:tcMar>
-            <w:vAlign w:val="center"/>
-            <w:hideMark/>
-          </w:tcPr>
-          <w:p>
-            <w:pPr>
-              <w:pStyle w:val="a"/>
-              <w:ind w:firstLine="0"/>
-            </w:pPr>
-            <w:r>
-              <w:t>21</w:t>
-            </w:r>
-          </w:p>
-        </w:tc>
-        <w:tc>
-          <w:tcPr>
-            <w:tcW w:w="3575" w:type="pct"/>
-            <w:tcMar>
-              <w:top w:w="120" w:type="dxa"/>
-              <w:left w:w="120" w:type="dxa"/>
-              <w:bottom w:w="120" w:type="dxa"/>
-              <w:right w:w="120" w:type="dxa"/>
-            </w:tcMar>
-            <w:vAlign w:val="center"/>
-          </w:tcPr>
-          <w:p>
-            <w:pPr>
-              <w:pStyle w:val="a"/>
-              <w:ind w:firstLine="0"/>
-              <w:rPr>
-                <w:lang w:val="en-US"/>
-              </w:rPr>
-            </w:pPr>
-            <w:r>
-              <w:rPr>
-                <w:lang w:val="en-US"/>
-              </w:rPr>
-              <w:t>main</w:t>
-            </w:r>
-          </w:p>
-        </w:tc>
-        <w:tc>
-          <w:tcPr>
-            <w:tcW w:w="786" w:type="pct"/>
-            <w:tcMar>
-              <w:top w:w="120" w:type="dxa"/>
-              <w:left w:w="120" w:type="dxa"/>
-              <w:bottom w:w="120" w:type="dxa"/>
-              <w:right w:w="120" w:type="dxa"/>
-            </w:tcMar>
-            <w:vAlign w:val="center"/>
-          </w:tcPr>
-          <w:p>
-            <w:pPr>
-              <w:pStyle w:val="a"/>
-              <w:ind w:firstLine="0"/>
-            </w:pPr>
-            <w:r>
-              <w:t>1</w:t>
-            </w:r>
-          </w:p>
-        </w:tc>
-      </w:tr>
-      <w:tr>
-        <w:tc>
-          <w:tcPr>
-            <w:tcW w:w="0" w:type="auto"/>
-            <w:tcMar>
-              <w:top w:w="120" w:type="dxa"/>
-              <w:left w:w="120" w:type="dxa"/>
-              <w:bottom w:w="120" w:type="dxa"/>
-              <w:right w:w="120" w:type="dxa"/>
-            </w:tcMar>
-            <w:vAlign w:val="center"/>
-            <w:hideMark/>
-          </w:tcPr>
-          <w:p>
-            <w:pPr>
-              <w:pStyle w:val="a"/>
-              <w:ind w:firstLine="0"/>
-            </w:pPr>
-            <w:r>
-              <w:t>22</w:t>
-            </w:r>
-          </w:p>
-        </w:tc>
-        <w:tc>
-          <w:tcPr>
-            <w:tcW w:w="3575" w:type="pct"/>
-            <w:tcMar>
-              <w:top w:w="120" w:type="dxa"/>
-              <w:left w:w="120" w:type="dxa"/>
-              <w:bottom w:w="120" w:type="dxa"/>
-              <w:right w:w="120" w:type="dxa"/>
-            </w:tcMar>
-            <w:vAlign w:val="center"/>
-          </w:tcPr>
-          <w:p>
-            <w:pPr>
-              <w:pStyle w:val="a"/>
-              <w:ind w:firstLine="0"/>
-              <w:rPr>
-                <w:lang w:val="en-US"/>
-              </w:rPr>
-            </w:pPr>
-            <w:proofErr w:type="spellStart"/>
-            <w:r>
-              <w:rPr>
-                <w:lang w:val="en-US"/>
-              </w:rPr>
-              <w:t>args</w:t>
-            </w:r>
-            <w:proofErr w:type="spellEnd"/>
-          </w:p>
-        </w:tc>
-        <w:tc>
-          <w:tcPr>
-            <w:tcW w:w="786" w:type="pct"/>
-            <w:tcMar>
-              <w:top w:w="120" w:type="dxa"/>
-              <w:left w:w="120" w:type="dxa"/>
-              <w:bottom w:w="120" w:type="dxa"/>
-              <w:right w:w="120" w:type="dxa"/>
-            </w:tcMar>
-            <w:vAlign w:val="center"/>
-          </w:tcPr>
-          <w:p>
-            <w:pPr>
-              <w:pStyle w:val="a"/>
-              <w:ind w:firstLine="0"/>
-            </w:pPr>
-            <w:r>
-              <w:t>1</w:t>
-            </w:r>
-          </w:p>
-        </w:tc>
-      </w:tr>
-      <w:tr>
-        <w:tc>
-          <w:tcPr>
-            <w:tcW w:w="0" w:type="auto"/>
-            <w:tcMar>
-              <w:top w:w="120" w:type="dxa"/>
-              <w:left w:w="120" w:type="dxa"/>
-              <w:bottom w:w="120" w:type="dxa"/>
-              <w:right w:w="120" w:type="dxa"/>
-            </w:tcMar>
-            <w:vAlign w:val="center"/>
-            <w:hideMark/>
-          </w:tcPr>
-          <w:p>
-            <w:pPr>
-              <w:pStyle w:val="a"/>
-              <w:ind w:firstLine="0"/>
-            </w:pPr>
-            <w:r>
-              <w:t>23</w:t>
-            </w:r>
-          </w:p>
-        </w:tc>
-        <w:tc>
-          <w:tcPr>
-            <w:tcW w:w="3575" w:type="pct"/>
-            <w:tcMar>
-              <w:top w:w="120" w:type="dxa"/>
-              <w:left w:w="120" w:type="dxa"/>
-              <w:bottom w:w="120" w:type="dxa"/>
-              <w:right w:w="120" w:type="dxa"/>
-            </w:tcMar>
-            <w:vAlign w:val="center"/>
-          </w:tcPr>
-          <w:p>
-            <w:pPr>
-              <w:pStyle w:val="a"/>
-              <w:ind w:firstLine="0"/>
-              <w:rPr>
-                <w:lang w:val="en-US"/>
-              </w:rPr>
-            </w:pPr>
-            <w:r>
-              <w:rPr>
-                <w:lang w:val="en-US"/>
-              </w:rPr>
-              <w:t>array</w:t>
-            </w:r>
-          </w:p>
-        </w:tc>
-        <w:tc>
-          <w:tcPr>
-            <w:tcW w:w="786" w:type="pct"/>
-            <w:tcMar>
-              <w:top w:w="120" w:type="dxa"/>
-              <w:left w:w="120" w:type="dxa"/>
-              <w:bottom w:w="120" w:type="dxa"/>
-              <w:right w:w="120" w:type="dxa"/>
-            </w:tcMar>
-            <w:vAlign w:val="center"/>
-          </w:tcPr>
-          <w:p>
-            <w:pPr>
-              <w:pStyle w:val="a"/>
-              <w:ind w:firstLine="0"/>
-            </w:pPr>
-            <w:r>
-              <w:t>1</w:t>
-            </w:r>
-          </w:p>
-        </w:tc>
-      </w:tr>
-      <w:tr>
-        <w:tc>
-          <w:tcPr>
-            <w:tcW w:w="0" w:type="auto"/>
-            <w:tcMar>
-              <w:top w:w="120" w:type="dxa"/>
-              <w:left w:w="120" w:type="dxa"/>
-              <w:bottom w:w="120" w:type="dxa"/>
-              <w:right w:w="120" w:type="dxa"/>
-            </w:tcMar>
-            <w:vAlign w:val="center"/>
-            <w:hideMark/>
-          </w:tcPr>
-          <w:p>
-            <w:pPr>
-              <w:pStyle w:val="a"/>
-              <w:ind w:firstLine="0"/>
-            </w:pPr>
-            <w:r>
-              <w:t>24</w:t>
-            </w:r>
-          </w:p>
-        </w:tc>
-        <w:tc>
-          <w:tcPr>
-            <w:tcW w:w="3575" w:type="pct"/>
-            <w:tcMar>
-              <w:top w:w="120" w:type="dxa"/>
-              <w:left w:w="120" w:type="dxa"/>
-              <w:bottom w:w="120" w:type="dxa"/>
-              <w:right w:w="120" w:type="dxa"/>
-            </w:tcMar>
-            <w:vAlign w:val="center"/>
-          </w:tcPr>
-          <w:p>
-            <w:pPr>
-              <w:pStyle w:val="a"/>
-              <w:ind w:firstLine="0"/>
-              <w:rPr>
-                <w:lang w:val="en-US"/>
-              </w:rPr>
-            </w:pPr>
-            <w:r>
-              <w:rPr>
-                <w:lang w:val="en-US"/>
-              </w:rPr>
-              <w:t>string</w:t>
-            </w:r>
-          </w:p>
-        </w:tc>
-        <w:tc>
-          <w:tcPr>
-            <w:tcW w:w="786" w:type="pct"/>
-            <w:tcMar>
-              <w:top w:w="120" w:type="dxa"/>
-              <w:left w:w="120" w:type="dxa"/>
-              <w:bottom w:w="120" w:type="dxa"/>
-              <w:right w:w="120" w:type="dxa"/>
-            </w:tcMar>
-            <w:vAlign w:val="center"/>
-          </w:tcPr>
-          <w:p>
-            <w:pPr>
-              <w:pStyle w:val="a"/>
-              <w:ind w:firstLine="0"/>
-            </w:pPr>
-            <w:r>
-              <w:t>1</w:t>
-            </w:r>
-          </w:p>
-        </w:tc>
-      </w:tr>
-      <w:tr>
-        <w:tc>
-          <w:tcPr>
-            <w:tcW w:w="0" w:type="auto"/>
-            <w:tcMar>
-              <w:top w:w="120" w:type="dxa"/>
-              <w:left w:w="120" w:type="dxa"/>
-              <w:bottom w:w="120" w:type="dxa"/>
-              <w:right w:w="120" w:type="dxa"/>
-            </w:tcMar>
-            <w:vAlign w:val="center"/>
-            <w:hideMark/>
-          </w:tcPr>
-          <w:p>
-            <w:pPr>
-              <w:pStyle w:val="a"/>
-              <w:ind w:firstLine="0"/>
-            </w:pPr>
-            <w:r>
-              <w:t>25</w:t>
-            </w:r>
-          </w:p>
-        </w:tc>
-        <w:tc>
-          <w:tcPr>
-            <w:tcW w:w="3575" w:type="pct"/>
-            <w:tcMar>
-              <w:top w:w="120" w:type="dxa"/>
-              <w:left w:w="120" w:type="dxa"/>
-              <w:bottom w:w="120" w:type="dxa"/>
-              <w:right w:w="120" w:type="dxa"/>
-            </w:tcMar>
-            <w:vAlign w:val="center"/>
-          </w:tcPr>
-          <w:p>
-            <w:pPr>
-              <w:pStyle w:val="a"/>
-              <w:ind w:firstLine="0"/>
-              <w:rPr>
-                <w:lang w:val="en-US"/>
-              </w:rPr>
-            </w:pPr>
-            <w:r>
-              <w:rPr>
-                <w:lang w:val="en-US"/>
-              </w:rPr>
-              <w:t>unit</w:t>
-            </w:r>
-          </w:p>
-        </w:tc>
-        <w:tc>
-          <w:tcPr>
-            <w:tcW w:w="786" w:type="pct"/>
-            <w:tcMar>
-              <w:top w:w="120" w:type="dxa"/>
-              <w:left w:w="120" w:type="dxa"/>
-              <w:bottom w:w="120" w:type="dxa"/>
-              <w:right w:w="120" w:type="dxa"/>
-            </w:tcMar>
-            <w:vAlign w:val="center"/>
-          </w:tcPr>
-          <w:p>
-            <w:pPr>
-              <w:pStyle w:val="a"/>
-              <w:ind w:firstLine="0"/>
-            </w:pPr>
-            <w:r>
-              <w:t>1</w:t>
-            </w:r>
-          </w:p>
-        </w:tc>
-      </w:tr>
-      <w:tr>
-        <w:tc>
-          <w:tcPr>
-            <w:tcW w:w="0" w:type="auto"/>
-            <w:tcMar>
-              <w:top w:w="120" w:type="dxa"/>
-              <w:left w:w="120" w:type="dxa"/>
-              <w:bottom w:w="120" w:type="dxa"/>
-              <w:right w:w="120" w:type="dxa"/>
-            </w:tcMar>
-            <w:vAlign w:val="center"/>
-            <w:hideMark/>
-          </w:tcPr>
-          <w:p>
-            <w:pPr>
-              <w:pStyle w:val="a"/>
-              <w:ind w:firstLine="0"/>
-            </w:pPr>
-            <w:r>
-              <w:t>Итого</w:t>
-            </w:r>
-          </w:p>
-        </w:tc>
-        <w:tc>
-          <w:tcPr>
-            <w:tcW w:w="3575" w:type="pct"/>
-            <w:tcMar>
-              <w:top w:w="120" w:type="dxa"/>
-              <w:left w:w="120" w:type="dxa"/>
-              <w:bottom w:w="120" w:type="dxa"/>
-              <w:right w:w="120" w:type="dxa"/>
-            </w:tcMar>
-            <w:vAlign w:val="center"/>
-            <w:hideMark/>
-          </w:tcPr>
-          <w:p>
-            <w:pPr>
-              <w:pStyle w:val="a"/>
-              <w:ind w:firstLine="0"/>
-            </w:pPr>
-            <w:r>
-              <w:t xml:space="preserve">Общее число операндов </w:t>
-            </w:r>
-            <m:oMath>
-              <m:sSub>
-                <m:sSubPr>
-                  <m:ctrlPr>
-                    <w:rPr>
-                      <w:rFonts w:ascii="Cambria Math" w:hAnsi="Cambria Math"/>
-                    </w:rPr>
-                  </m:ctrlPr>
-                </m:sSubPr>
-                <m:e>
-                  <m:r>
-                    <w:rPr>
-                      <w:rFonts w:ascii="Cambria Math" w:hAnsi="Cambria Math"/>
-                    </w:rPr>
-                    <m:t>N</m:t>
-                  </m:r>
-                </m:e>
-                <m:sub>
-                  <m:r>
-                    <m:rPr>
-                      <m:sty m:val="p"/>
-                    </m:rPr>
-                    <w:rPr>
-                      <w:rFonts w:ascii="Cambria Math" w:hAnsi="Cambria Math"/>
-                    </w:rPr>
-                    <m:t>2</m:t>
-                  </m:r>
-                </m:sub>
-              </m:sSub>
-            </m:oMath>
-          </w:p>
-        </w:tc>
-        <w:tc>
-          <w:tcPr>
-            <w:tcW w:w="786" w:type="pct"/>
-            <w:tcMar>
-              <w:top w:w="120" w:type="dxa"/>
-              <w:left w:w="120" w:type="dxa"/>
-              <w:bottom w:w="120" w:type="dxa"/>
-              <w:right w:w="120" w:type="dxa"/>
-            </w:tcMar>
-            <w:vAlign w:val="center"/>
-            <w:hideMark/>
-          </w:tcPr>
-          <w:p>
-            <w:pPr>
-              <w:pStyle w:val="a"/>
-              <w:ind w:firstLine="0"/>
-            </w:pPr>
-            <w:r>
-              <w:t>197</w:t>
             </w:r>
           </w:p>
         </w:tc>
@@ -7317,11 +8268,103 @@
     <w:p>
       <w:pPr>
         <w:pStyle w:val="a"/>
-      </w:pPr>
-    </w:p>
-    <w:p>
-      <w:pPr>
-        <w:pStyle w:val="a"/>
+        <w:ind w:firstLine="0"/>
+      </w:pPr>
+    </w:p>
+    <w:p>
+      <w:pPr>
+        <w:pStyle w:val="a"/>
+        <w:ind w:firstLine="0"/>
+      </w:pPr>
+      <w:r>
+        <w:t xml:space="preserve">Таблица 2 – </w:t>
+      </w:r>
+      <w:r>
+        <w:t>Результаты подсчета</w:t>
+      </w:r>
+    </w:p>
+    <w:p>
+      <w:pPr>
+        <w:pStyle w:val="a"/>
+        <w:ind w:firstLine="0"/>
+      </w:pPr>
+    </w:p>
+    <w:p>
+      <w:pPr>
+        <w:pStyle w:val="a"/>
+        <w:ind w:firstLine="0"/>
+      </w:pPr>
+    </w:p>
+    <w:p>
+      <w:pPr>
+        <w:pStyle w:val="a"/>
+        <w:ind w:firstLine="0"/>
+      </w:pPr>
+    </w:p>
+    <w:p>
+      <w:pPr>
+        <w:pStyle w:val="a"/>
+        <w:ind w:firstLine="0"/>
+      </w:pPr>
+    </w:p>
+    <w:p>
+      <w:pPr>
+        <w:pStyle w:val="a"/>
+        <w:ind w:firstLine="0"/>
+      </w:pPr>
+    </w:p>
+    <w:p>
+      <w:pPr>
+        <w:pStyle w:val="a"/>
+        <w:ind w:firstLine="0"/>
+      </w:pPr>
+    </w:p>
+    <w:p>
+      <w:pPr>
+        <w:pStyle w:val="a"/>
+        <w:ind w:firstLine="0"/>
+      </w:pPr>
+    </w:p>
+    <w:p>
+      <w:pPr>
+        <w:pStyle w:val="a"/>
+        <w:ind w:firstLine="0"/>
+      </w:pPr>
+    </w:p>
+    <w:p>
+      <w:pPr>
+        <w:pStyle w:val="a"/>
+        <w:ind w:firstLine="0"/>
+      </w:pPr>
+    </w:p>
+    <w:p>
+      <w:pPr>
+        <w:pStyle w:val="a"/>
+        <w:ind w:firstLine="0"/>
+      </w:pPr>
+    </w:p>
+    <w:p>
+      <w:pPr>
+        <w:pStyle w:val="a"/>
+        <w:ind w:firstLine="0"/>
+      </w:pPr>
+    </w:p>
+    <w:p>
+      <w:pPr>
+        <w:pStyle w:val="a"/>
+        <w:ind w:firstLine="0"/>
+      </w:pPr>
+    </w:p>
+    <w:p>
+      <w:pPr>
+        <w:pStyle w:val="a"/>
+        <w:ind w:firstLine="0"/>
+      </w:pPr>
+    </w:p>
+    <w:p>
+      <w:pPr>
+        <w:pStyle w:val="a"/>
+        <w:ind w:firstLine="0"/>
       </w:pPr>
     </w:p>
     <w:p>
@@ -7344,12 +8387,10 @@
     <w:p>
       <w:pPr>
         <w:pStyle w:val="a"/>
-        <w:rPr>
-          <w:lang w:val="en-US"/>
-        </w:rPr>
-      </w:pPr>
-      <w:r>
-        <w:rPr>
+      </w:pPr>
+      <w:r>
+        <w:rPr>
+          <w:noProof/>
           <w:lang w:val="en-US"/>
         </w:rPr>
         <w:lastRenderedPageBreak/>
@@ -7404,6 +8445,9 @@
         </w:drawing>
       </w:r>
       <w:r>
+        <w:rPr>
+          <w:noProof/>
+        </w:rPr>
         <w:drawing>
           <wp:anchor distT="0" distB="0" distL="114300" distR="114300" simplePos="0" relativeHeight="251661312" behindDoc="0" locked="0" layoutInCell="1" allowOverlap="1" wp14:anchorId="0F78C825" wp14:editId="5A7221EC">
             <wp:simplePos x="0" y="0"/>
@@ -7456,6 +8500,7 @@
       </w:r>
       <w:r>
         <w:rPr>
+          <w:noProof/>
           <w:lang w:val="en-US"/>
         </w:rPr>
         <w:drawing>
@@ -7512,39 +8557,8 @@
         <w:t>Скриншоты работы программы</w:t>
       </w:r>
       <w:r>
-        <w:rPr>
-          <w:lang w:val="en-US"/>
-        </w:rPr>
         <w:t>:</w:t>
       </w:r>
-    </w:p>
-    <w:p>
-      <w:pPr>
-        <w:pStyle w:val="a"/>
-        <w:rPr>
-          <w:lang w:val="en-US"/>
-        </w:rPr>
-      </w:pPr>
-    </w:p>
-    <w:p>
-      <w:pPr>
-        <w:pStyle w:val="a"/>
-      </w:pPr>
-    </w:p>
-    <w:p>
-      <w:pPr>
-        <w:pStyle w:val="a"/>
-      </w:pPr>
-    </w:p>
-    <w:p>
-      <w:pPr>
-        <w:pStyle w:val="a"/>
-      </w:pPr>
-    </w:p>
-    <w:p>
-      <w:pPr>
-        <w:pStyle w:val="a"/>
-      </w:pPr>
     </w:p>
     <w:p>
       <w:pPr>
@@ -7635,13 +8649,7 @@
           <w:rPr>
             <w:rFonts w:ascii="Cambria Math" w:hAnsi="Cambria Math"/>
           </w:rPr>
-          <m:t>=</m:t>
-        </m:r>
-        <m:r>
-          <w:rPr>
-            <w:rFonts w:ascii="Cambria Math" w:hAnsi="Cambria Math"/>
-          </w:rPr>
-          <m:t>20</m:t>
+          <m:t>=20</m:t>
         </m:r>
       </m:oMath>
       <w:r>
@@ -7679,13 +8687,7 @@
           <w:rPr>
             <w:rFonts w:ascii="Cambria Math" w:hAnsi="Cambria Math"/>
           </w:rPr>
-          <m:t>=</m:t>
-        </m:r>
-        <m:r>
-          <w:rPr>
-            <w:rFonts w:ascii="Cambria Math" w:hAnsi="Cambria Math"/>
-          </w:rPr>
-          <m:t>169</m:t>
+          <m:t>=169</m:t>
         </m:r>
       </m:oMath>
       <w:r>
@@ -7723,19 +8725,7 @@
           <w:rPr>
             <w:rFonts w:ascii="Cambria Math" w:hAnsi="Cambria Math"/>
           </w:rPr>
-          <m:t>=</m:t>
-        </m:r>
-        <m:r>
-          <w:rPr>
-            <w:rFonts w:ascii="Cambria Math" w:hAnsi="Cambria Math"/>
-          </w:rPr>
-          <m:t>2</m:t>
-        </m:r>
-        <m:r>
-          <w:rPr>
-            <w:rFonts w:ascii="Cambria Math" w:hAnsi="Cambria Math"/>
-          </w:rPr>
-          <m:t>5</m:t>
+          <m:t>=25</m:t>
         </m:r>
       </m:oMath>
       <w:r>
@@ -7773,13 +8763,7 @@
           <w:rPr>
             <w:rFonts w:ascii="Cambria Math" w:hAnsi="Cambria Math"/>
           </w:rPr>
-          <m:t>=</m:t>
-        </m:r>
-        <m:r>
-          <w:rPr>
-            <w:rFonts w:ascii="Cambria Math" w:hAnsi="Cambria Math"/>
-          </w:rPr>
-          <m:t>197</m:t>
+          <m:t>=197</m:t>
         </m:r>
       </m:oMath>
       <w:r>
@@ -7797,13 +8781,7 @@
           <w:rPr>
             <w:rFonts w:ascii="Cambria Math" w:hAnsi="Cambria Math"/>
           </w:rPr>
-          <m:t>=</m:t>
-        </m:r>
-        <m:r>
-          <w:rPr>
-            <w:rFonts w:ascii="Cambria Math" w:hAnsi="Cambria Math"/>
-          </w:rPr>
-          <m:t>45</m:t>
+          <m:t>=45</m:t>
         </m:r>
       </m:oMath>
       <w:r>
@@ -7827,19 +8805,7 @@
           <w:rPr>
             <w:rFonts w:ascii="Cambria Math" w:hAnsi="Cambria Math"/>
           </w:rPr>
-          <m:t>=3</m:t>
-        </m:r>
-        <m:r>
-          <w:rPr>
-            <w:rFonts w:ascii="Cambria Math" w:hAnsi="Cambria Math"/>
-          </w:rPr>
-          <m:t>6</m:t>
-        </m:r>
-        <m:r>
-          <w:rPr>
-            <w:rFonts w:ascii="Cambria Math" w:hAnsi="Cambria Math"/>
-          </w:rPr>
-          <m:t>6</m:t>
+          <m:t>=366</m:t>
         </m:r>
       </m:oMath>
       <w:r>
@@ -7863,19 +8829,7 @@
           <w:rPr>
             <w:rFonts w:ascii="Cambria Math" w:hAnsi="Cambria Math"/>
           </w:rPr>
-          <m:t>=</m:t>
-        </m:r>
-        <m:r>
-          <w:rPr>
-            <w:rFonts w:ascii="Cambria Math" w:hAnsi="Cambria Math"/>
-          </w:rPr>
-          <m:t>2010,02</m:t>
-        </m:r>
-        <m:r>
-          <w:rPr>
-            <w:rFonts w:ascii="Cambria Math" w:hAnsi="Cambria Math"/>
-          </w:rPr>
-          <m:t xml:space="preserve"> </m:t>
+          <m:t xml:space="preserve">=2010,02 </m:t>
         </m:r>
       </m:oMath>
       <w:r>
